--- a/docs/artigo/padroes_nutricao_artrite_idosos_v5_REEXECUTADO.docx
+++ b/docs/artigo/padroes_nutricao_artrite_idosos_v5_REEXECUTADO.docx
@@ -815,12 +815,33 @@
     </w:p>
     <w:p>
       <w:pPr>
+        <w:jc w:val="both"/>
+        <w:rPr>
+          <w:rFonts w:ascii="Times New Roman" w:hAnsi="Times New Roman" w:cs="Times New Roman"/>
+        </w:rPr>
+      </w:pPr>
+    </w:p>
+    <w:p>
+      <w:pPr>
         <w:ind w:firstLine="708"/>
         <w:jc w:val="both"/>
         <w:rPr>
           <w:rFonts w:ascii="Times New Roman" w:hAnsi="Times New Roman" w:cs="Times New Roman"/>
         </w:rPr>
       </w:pPr>
+      <w:r>
+        <w:rPr>
+          <w:rFonts w:ascii="Times New Roman" w:hAnsi="Times New Roman" w:cs="Times New Roman"/>
+        </w:rPr>
+        <w:t>Vários trabalhos têm caracterizado e previsto condições crônicas com técnicas de aprendizado de máquina sobre a PNS 2019, vários deles no mesmo grupo de pesquisa (LICAP/PUC Minas). Ainda assim, há uma lacuna de estudos que investiguem a relação entre padrões nutricionais e artrite na população idosa brasileira a partir dos microdados da PNS 2019.</w:t>
+      </w:r>
+    </w:p>
+    <w:p>
+      <w:pPr>
+        <w:rPr>
+          <w:rFonts w:ascii="Times New Roman" w:hAnsi="Times New Roman" w:cs="Times New Roman"/>
+        </w:rPr>
+      </w:pPr>
     </w:p>
     <w:p>
       <w:pPr>
@@ -833,150 +854,8 @@
       <w:r>
         <w:rPr>
           <w:rFonts w:ascii="Times New Roman" w:hAnsi="Times New Roman" w:cs="Times New Roman"/>
-          <w:highlight w:val="yellow"/>
-        </w:rPr>
-        <w:t>Na Ciência de Dados aplicada à saúde, o processo de descoberta de conhecimento em bases de dados é bastante utilizado, porque permite analisar um domínio de problema sob várias dimensões ao mesmo tempo, com o apoio de algoritmos de aprendizado. A partir de análises exploratórias e desses modelos, conseguimos identificar fatores associados à artrite na população brasileira — entre eles, a prevalência de 17,71% da doença entre os idosos.</w:t>
-      </w:r>
-      <w:r>
-        <w:rPr>
-          <w:rFonts w:ascii="Times New Roman" w:hAnsi="Times New Roman" w:cs="Times New Roman"/>
-        </w:rPr>
-        <w:t xml:space="preserve"> </w:t>
-      </w:r>
-      <w:r>
-        <w:rPr>
-          <w:rFonts w:ascii="Times New Roman" w:hAnsi="Times New Roman" w:cs="Times New Roman"/>
-          <w:highlight w:val="yellow"/>
-        </w:rPr>
-        <w:t>– Deixa na Metodologia</w:t>
-      </w:r>
-    </w:p>
-    <w:p>
-      <w:pPr>
-        <w:ind w:firstLine="708"/>
-        <w:jc w:val="both"/>
-        <w:rPr>
-          <w:rFonts w:ascii="Times New Roman" w:hAnsi="Times New Roman" w:cs="Times New Roman"/>
-        </w:rPr>
-      </w:pPr>
-    </w:p>
-    <w:p>
-      <w:pPr>
-        <w:ind w:firstLine="708"/>
-        <w:jc w:val="both"/>
-        <w:rPr>
-          <w:rFonts w:ascii="Times New Roman" w:hAnsi="Times New Roman" w:cs="Times New Roman"/>
-        </w:rPr>
-      </w:pPr>
-      <w:r>
-        <w:rPr>
-          <w:rFonts w:ascii="Times New Roman" w:hAnsi="Times New Roman" w:cs="Times New Roman"/>
-          <w:highlight w:val="yellow"/>
-        </w:rPr>
-        <w:t>Vários trabalhos têm buscado caracterizar e prever condições crônicas de saúde</w:t>
-      </w:r>
-      <w:r>
-        <w:rPr>
-          <w:rFonts w:ascii="Times New Roman" w:hAnsi="Times New Roman" w:cs="Times New Roman"/>
-        </w:rPr>
-        <w:t xml:space="preserve"> </w:t>
-      </w:r>
-      <w:r>
-        <w:rPr>
-          <w:rFonts w:ascii="Times New Roman" w:hAnsi="Times New Roman" w:cs="Times New Roman"/>
-          <w:color w:val="EE0000"/>
-        </w:rPr>
-        <w:t xml:space="preserve">(focar um pouco </w:t>
-      </w:r>
-      <w:proofErr w:type="spellStart"/>
-      <w:r>
-        <w:rPr>
-          <w:rFonts w:ascii="Times New Roman" w:hAnsi="Times New Roman" w:cs="Times New Roman"/>
-          <w:color w:val="EE0000"/>
-        </w:rPr>
-        <w:t>maisna</w:t>
-      </w:r>
-      <w:proofErr w:type="spellEnd"/>
-      <w:r>
-        <w:rPr>
-          <w:rFonts w:ascii="Times New Roman" w:hAnsi="Times New Roman" w:cs="Times New Roman"/>
-          <w:color w:val="EE0000"/>
-        </w:rPr>
-        <w:t xml:space="preserve"> minha doença)</w:t>
-      </w:r>
-      <w:r>
-        <w:rPr>
-          <w:rFonts w:ascii="Times New Roman" w:hAnsi="Times New Roman" w:cs="Times New Roman"/>
-          <w:color w:val="EE0000"/>
-        </w:rPr>
-        <w:t xml:space="preserve"> </w:t>
-      </w:r>
-      <w:r>
-        <w:rPr>
-          <w:rFonts w:ascii="Times New Roman" w:hAnsi="Times New Roman" w:cs="Times New Roman"/>
-        </w:rPr>
-        <w:t xml:space="preserve">com técnicas de aprendizado de máquina. Cancella e Zárate (2025), por exemplo, usaram a PNS 2019 para mapear o perfil da comorbidade entre artrite e depressão na população brasileira. Na mesma linha, Melo et al. (2024) aplicaram modelos de aprendizado ao diagnóstico da Doença Pulmonar Obstrutiva Crônica (DPOC), e Silva e Zárate (2024) à caracterização da depressão em adultos. Ainda assim, há uma lacuna de estudos que investiguem a relação entre </w:t>
-      </w:r>
-      <w:proofErr w:type="spellStart"/>
-      <w:r>
-        <w:rPr>
-          <w:rFonts w:ascii="Times New Roman" w:hAnsi="Times New Roman" w:cs="Times New Roman"/>
-        </w:rPr>
-        <w:t>padr</w:t>
-      </w:r>
-      <w:r>
-        <w:rPr>
-          <w:rFonts w:ascii="Times New Roman" w:hAnsi="Times New Roman" w:cs="Times New Roman"/>
-        </w:rPr>
-        <w:t>x</w:t>
-      </w:r>
-      <w:r>
-        <w:rPr>
-          <w:rFonts w:ascii="Times New Roman" w:hAnsi="Times New Roman" w:cs="Times New Roman"/>
-        </w:rPr>
-        <w:t>ões</w:t>
-      </w:r>
-      <w:proofErr w:type="spellEnd"/>
-      <w:r>
-        <w:rPr>
-          <w:rFonts w:ascii="Times New Roman" w:hAnsi="Times New Roman" w:cs="Times New Roman"/>
-        </w:rPr>
-        <w:t xml:space="preserve"> nutricionais e artrite na população idosa brasileira a partir dos microdados da PNS 2019.</w:t>
-      </w:r>
-    </w:p>
-    <w:p>
-      <w:pPr>
-        <w:rPr>
-          <w:rFonts w:ascii="Times New Roman" w:hAnsi="Times New Roman" w:cs="Times New Roman"/>
-        </w:rPr>
-      </w:pPr>
-    </w:p>
-    <w:p>
-      <w:pPr>
-        <w:ind w:firstLine="708"/>
-        <w:jc w:val="both"/>
-        <w:rPr>
-          <w:rFonts w:ascii="Times New Roman" w:hAnsi="Times New Roman" w:cs="Times New Roman"/>
-        </w:rPr>
-      </w:pPr>
-      <w:r>
-        <w:rPr>
-          <w:rFonts w:ascii="Times New Roman" w:hAnsi="Times New Roman" w:cs="Times New Roman"/>
-        </w:rPr>
-        <w:t>O objetivo deste trabalho é identificar, por meio de um processo de mineração de dados e de modelos de aprendizado de máquina, os fatores de risco associados à artrite na população idosa brasileira. Para isso, usamos a Pesquisa Nacional de Saúde (PNS) 2019, realizada pelo Instituto Brasileiro de Geografia e Estatística (IBGE), buscando quais padrões nutricionais e características sociodemográficas diferenciam os idosos com artrite e reumatismo dos idosos saudáveis, com o apoio de algoritmos de aprendizado supervisionado.</w:t>
-      </w:r>
-      <w:r>
-        <w:rPr>
-          <w:rFonts w:ascii="Times New Roman" w:hAnsi="Times New Roman" w:cs="Times New Roman"/>
-        </w:rPr>
-        <w:t xml:space="preserve"> </w:t>
-      </w:r>
-      <w:r>
-        <w:rPr>
-          <w:rFonts w:ascii="Times New Roman" w:hAnsi="Times New Roman" w:cs="Times New Roman"/>
-          <w:color w:val="EE0000"/>
-        </w:rPr>
-        <w:t>(Coloquei nutrição em segundo plano, devo dar mais ênfase na nutrição)</w:t>
+        </w:rPr>
+        <w:t>O objetivo deste trabalho é identificar, por meio de um processo de mineração de dados e de modelos de aprendizado supervisionado, os fatores de risco associados à artrite na população idosa brasileira, buscando quais padrões nutricionais e características sociodemográficas diferenciam os idosos com artrite e reumatismo dos idosos saudáveis. Para dar mais peso ao eixo nutricional, construímos um índice inflamatório adaptado e padrões alimentares por agrupamento, detalhados na Seção 3.</w:t>
       </w:r>
     </w:p>
     <w:p>
@@ -1011,143 +890,190 @@
     </w:p>
     <w:p>
       <w:pPr>
-        <w:rPr>
-          <w:rFonts w:ascii="Times New Roman" w:hAnsi="Times New Roman" w:cs="Times New Roman"/>
-        </w:rPr>
-      </w:pPr>
-    </w:p>
-    <w:p>
-      <w:pPr>
-        <w:pBdr>
-          <w:bottom w:val="single" w:sz="2" w:space="0" w:color="E8E8E8"/>
-        </w:pBdr>
-        <w:spacing w:before="200" w:after="100"/>
-        <w:rPr>
-          <w:rFonts w:ascii="Times New Roman" w:hAnsi="Times New Roman" w:cs="Times New Roman"/>
-        </w:rPr>
-      </w:pPr>
-      <w:r>
-        <w:rPr>
-          <w:rFonts w:ascii="Times New Roman" w:hAnsi="Times New Roman" w:cs="Times New Roman"/>
-          <w:b/>
-          <w:bCs/>
-          <w:color w:val="6B6B6B"/>
-          <w:sz w:val="24"/>
-          <w:szCs w:val="24"/>
-        </w:rPr>
-        <w:t>2.1 Posicionamento deste Trabalho</w:t>
-      </w:r>
-    </w:p>
-    <w:p>
-      <w:pPr>
-        <w:rPr>
-          <w:rFonts w:ascii="Times New Roman" w:hAnsi="Times New Roman" w:cs="Times New Roman"/>
-        </w:rPr>
-      </w:pPr>
-    </w:p>
-    <w:p>
-      <w:pPr>
-        <w:rPr>
-          <w:rFonts w:ascii="Times New Roman" w:hAnsi="Times New Roman" w:cs="Times New Roman"/>
-        </w:rPr>
-      </w:pPr>
-    </w:p>
-    <w:p>
-      <w:pPr>
-        <w:rPr>
-          <w:rFonts w:ascii="Times New Roman" w:hAnsi="Times New Roman" w:cs="Times New Roman"/>
-        </w:rPr>
-      </w:pPr>
-    </w:p>
-    <w:p>
-      <w:pPr>
-        <w:rPr>
-          <w:rFonts w:ascii="Times New Roman" w:hAnsi="Times New Roman" w:cs="Times New Roman"/>
-        </w:rPr>
-      </w:pPr>
-      <w:r>
-        <w:rPr>
-          <w:rFonts w:ascii="Times New Roman" w:hAnsi="Times New Roman" w:cs="Times New Roman"/>
-        </w:rPr>
-        <w:t>Existe a seção de trabalhos relacionados que descreva minimamente 6</w:t>
-      </w:r>
-    </w:p>
-    <w:p>
-      <w:pPr>
-        <w:rPr>
-          <w:rFonts w:ascii="Times New Roman" w:hAnsi="Times New Roman" w:cs="Times New Roman"/>
-        </w:rPr>
-      </w:pPr>
-      <w:r>
-        <w:rPr>
-          <w:rFonts w:ascii="Times New Roman" w:hAnsi="Times New Roman" w:cs="Times New Roman"/>
-        </w:rPr>
-        <w:t>trabalhos entre artigos de conferência e periódicos, nacionais e</w:t>
-      </w:r>
-    </w:p>
-    <w:p>
-      <w:pPr>
-        <w:rPr>
-          <w:rFonts w:ascii="Times New Roman" w:hAnsi="Times New Roman" w:cs="Times New Roman"/>
-        </w:rPr>
-      </w:pPr>
-      <w:r>
-        <w:rPr>
-          <w:rFonts w:ascii="Times New Roman" w:hAnsi="Times New Roman" w:cs="Times New Roman"/>
-        </w:rPr>
-        <w:t>internacionais?</w:t>
-      </w:r>
-    </w:p>
-    <w:p>
-      <w:pPr>
-        <w:rPr>
-          <w:rFonts w:ascii="Times New Roman" w:hAnsi="Times New Roman" w:cs="Times New Roman"/>
-        </w:rPr>
-      </w:pPr>
-    </w:p>
-    <w:p>
-      <w:pPr>
-        <w:rPr>
-          <w:rFonts w:ascii="Times New Roman" w:hAnsi="Times New Roman" w:cs="Times New Roman"/>
-        </w:rPr>
-      </w:pPr>
-      <w:r>
-        <w:rPr>
-          <w:rFonts w:ascii="Times New Roman" w:hAnsi="Times New Roman" w:cs="Times New Roman"/>
-        </w:rPr>
-        <w:t>Na seção de trabalhos relacionados é apresentada a diferença do</w:t>
-      </w:r>
-    </w:p>
-    <w:p>
-      <w:pPr>
-        <w:rPr>
-          <w:rFonts w:ascii="Times New Roman" w:hAnsi="Times New Roman" w:cs="Times New Roman"/>
-        </w:rPr>
-      </w:pPr>
-      <w:r>
-        <w:rPr>
-          <w:rFonts w:ascii="Times New Roman" w:hAnsi="Times New Roman" w:cs="Times New Roman"/>
-        </w:rPr>
-        <w:t>trabalho proposto com os da literatura?</w:t>
-      </w:r>
-      <w:r>
-        <w:rPr>
-          <w:rFonts w:ascii="Times New Roman" w:hAnsi="Times New Roman" w:cs="Times New Roman"/>
-        </w:rPr>
-        <w:br/>
-      </w:r>
-      <w:r>
-        <w:rPr>
-          <w:rFonts w:ascii="Times New Roman" w:hAnsi="Times New Roman" w:cs="Times New Roman"/>
-        </w:rPr>
-        <w:br/>
-        <w:t xml:space="preserve">Na parte de trabalhos relacionados por exemplo </w:t>
+        <w:ind w:firstLine="708"/>
+        <w:rPr>
+          <w:rFonts w:ascii="Times New Roman" w:hAnsi="Times New Roman" w:cs="Times New Roman"/>
+        </w:rPr>
+      </w:pPr>
+      <w:r>
+        <w:rPr>
+          <w:rFonts w:ascii="Times New Roman" w:hAnsi="Times New Roman" w:cs="Times New Roman"/>
+        </w:rPr>
+        <w:t>Reunimos seis estudos do grupo do orientador (LICAP) que aplicam mineração de dados sobre a PNS 2019 a doenças crônicas, por serem a referência metodológica mais próxima deste trabalho.</w:t>
+      </w:r>
+    </w:p>
+    <w:p>
+      <w:pPr>
+        <w:ind w:firstLine="708"/>
+        <w:rPr>
+          <w:rFonts w:ascii="Times New Roman" w:hAnsi="Times New Roman" w:cs="Times New Roman"/>
+        </w:rPr>
+      </w:pPr>
+    </w:p>
+    <w:p>
+      <w:pPr>
+        <w:ind w:firstLine="708"/>
+        <w:rPr>
+          <w:rFonts w:ascii="Times New Roman" w:hAnsi="Times New Roman" w:cs="Times New Roman"/>
+        </w:rPr>
+      </w:pPr>
+      <w:r>
+        <w:rPr>
+          <w:rFonts w:ascii="Times New Roman" w:hAnsi="Times New Roman" w:cs="Times New Roman"/>
+        </w:rPr>
+        <w:t xml:space="preserve"> Melo et al. (2024) buscaram fatores de risco para a Doença Pulmonar Obstrutiva Crônica (DPOC) na população brasileira, por um processo de descoberta de conhecimento sobre a PNS 2019. O melhor modelo foi a Floresta Aleatória, com medida F1 de 75% no teste, destacando asma, idade de risco, tabagismo prévio e IMC como principais fatores. </w:t>
+      </w:r>
+    </w:p>
+    <w:p>
+      <w:pPr>
+        <w:ind w:firstLine="708"/>
+        <w:rPr>
+          <w:rFonts w:ascii="Times New Roman" w:hAnsi="Times New Roman" w:cs="Times New Roman"/>
+        </w:rPr>
+      </w:pPr>
+    </w:p>
+    <w:p>
+      <w:pPr>
+        <w:ind w:firstLine="708"/>
+        <w:rPr>
+          <w:rFonts w:ascii="Times New Roman" w:hAnsi="Times New Roman" w:cs="Times New Roman"/>
+        </w:rPr>
+      </w:pPr>
+      <w:r>
+        <w:rPr>
+          <w:rFonts w:ascii="Times New Roman" w:hAnsi="Times New Roman" w:cs="Times New Roman"/>
+        </w:rPr>
+        <w:t xml:space="preserve">Carvalho et al. (2024) trataram do diagnóstico de hipertensão, também com Floresta Aleatória e F1 médio de 75%. As conclusões apontaram a ingestão de sal, manter-se fora do peso ideal, o sedentarismo e o tabagismo, nessa ordem, como os fatores mais relevantes. </w:t>
+      </w:r>
+    </w:p>
+    <w:p>
+      <w:pPr>
+        <w:ind w:firstLine="708"/>
+        <w:rPr>
+          <w:rFonts w:ascii="Times New Roman" w:hAnsi="Times New Roman" w:cs="Times New Roman"/>
+        </w:rPr>
+      </w:pPr>
+    </w:p>
+    <w:p>
+      <w:pPr>
+        <w:ind w:firstLine="708"/>
+        <w:rPr>
+          <w:rFonts w:ascii="Times New Roman" w:hAnsi="Times New Roman" w:cs="Times New Roman"/>
+        </w:rPr>
+      </w:pPr>
+      <w:r>
+        <w:rPr>
+          <w:rFonts w:ascii="Times New Roman" w:hAnsi="Times New Roman" w:cs="Times New Roman"/>
+        </w:rPr>
+        <w:t xml:space="preserve">Rodrigues e Zárate (2024) analisaram o Transtorno </w:t>
       </w:r>
       <w:proofErr w:type="spellStart"/>
       <w:r>
         <w:rPr>
           <w:rFonts w:ascii="Times New Roman" w:hAnsi="Times New Roman" w:cs="Times New Roman"/>
         </w:rPr>
+        <w:t>Obsessivo-Compulsivo</w:t>
+      </w:r>
+      <w:proofErr w:type="spellEnd"/>
+      <w:r>
+        <w:rPr>
+          <w:rFonts w:ascii="Times New Roman" w:hAnsi="Times New Roman" w:cs="Times New Roman"/>
+        </w:rPr>
+        <w:t xml:space="preserve"> a partir de fatores socioambientais e comportamentais, usando </w:t>
+      </w:r>
+      <w:proofErr w:type="spellStart"/>
+      <w:r>
+        <w:rPr>
+          <w:rFonts w:ascii="Times New Roman" w:hAnsi="Times New Roman" w:cs="Times New Roman"/>
+        </w:rPr>
+        <w:t>Explainable</w:t>
+      </w:r>
+      <w:proofErr w:type="spellEnd"/>
+      <w:r>
+        <w:rPr>
+          <w:rFonts w:ascii="Times New Roman" w:hAnsi="Times New Roman" w:cs="Times New Roman"/>
+        </w:rPr>
+        <w:t xml:space="preserve"> </w:t>
+      </w:r>
+      <w:proofErr w:type="spellStart"/>
+      <w:r>
+        <w:rPr>
+          <w:rFonts w:ascii="Times New Roman" w:hAnsi="Times New Roman" w:cs="Times New Roman"/>
+        </w:rPr>
+        <w:t>Boosting</w:t>
+      </w:r>
+      <w:proofErr w:type="spellEnd"/>
+      <w:r>
+        <w:rPr>
+          <w:rFonts w:ascii="Times New Roman" w:hAnsi="Times New Roman" w:cs="Times New Roman"/>
+        </w:rPr>
+        <w:t xml:space="preserve"> Machine e Árvore de Decisão. A inclusão desses fatores melhorou as métricas e mostrou concordância com a literatura. </w:t>
+      </w:r>
+    </w:p>
+    <w:p>
+      <w:pPr>
+        <w:ind w:firstLine="708"/>
+        <w:rPr>
+          <w:rFonts w:ascii="Times New Roman" w:hAnsi="Times New Roman" w:cs="Times New Roman"/>
+        </w:rPr>
+      </w:pPr>
+    </w:p>
+    <w:p>
+      <w:pPr>
+        <w:ind w:firstLine="708"/>
+        <w:rPr>
+          <w:rFonts w:ascii="Times New Roman" w:hAnsi="Times New Roman" w:cs="Times New Roman"/>
+        </w:rPr>
+      </w:pPr>
+      <w:r>
+        <w:rPr>
+          <w:rFonts w:ascii="Times New Roman" w:hAnsi="Times New Roman" w:cs="Times New Roman"/>
+        </w:rPr>
+        <w:t xml:space="preserve">Gonçalves e Zárate (2024) compararam perfis de AVC entre adultos de meia-idade e idosos com Árvore de Decisão. Para os idosos, as regras se ligaram mais a fatores intrínsecos, como a presença de doenças crônicas e o sexo; para os de meia-idade, a hábitos como trabalho e consumo de sal. </w:t>
+      </w:r>
+    </w:p>
+    <w:p>
+      <w:pPr>
+        <w:ind w:firstLine="708"/>
+        <w:rPr>
+          <w:rFonts w:ascii="Times New Roman" w:hAnsi="Times New Roman" w:cs="Times New Roman"/>
+        </w:rPr>
+      </w:pPr>
+    </w:p>
+    <w:p>
+      <w:pPr>
+        <w:ind w:firstLine="708"/>
+        <w:rPr>
+          <w:rFonts w:ascii="Times New Roman" w:hAnsi="Times New Roman" w:cs="Times New Roman"/>
+        </w:rPr>
+      </w:pPr>
+      <w:r>
+        <w:rPr>
+          <w:rFonts w:ascii="Times New Roman" w:hAnsi="Times New Roman" w:cs="Times New Roman"/>
+        </w:rPr>
+        <w:t xml:space="preserve">Silva e Zárate (2024) caracterizaram a depressão em adultos com algoritmos caixa-branca e caixa-preta; a Floresta Aleatória teve o melhor desempenho (F1 de 82%), reforçando o papel de fatores socioeconômicos, estilo de vida e condições de saúde física. </w:t>
+      </w:r>
+    </w:p>
+    <w:p>
+      <w:pPr>
+        <w:ind w:firstLine="708"/>
+        <w:rPr>
+          <w:rFonts w:ascii="Times New Roman" w:hAnsi="Times New Roman" w:cs="Times New Roman"/>
+        </w:rPr>
+      </w:pPr>
+    </w:p>
+    <w:p>
+      <w:pPr>
+        <w:ind w:firstLine="708"/>
+        <w:rPr>
+          <w:rFonts w:ascii="Times New Roman" w:hAnsi="Times New Roman" w:cs="Times New Roman"/>
+        </w:rPr>
+      </w:pPr>
+      <w:proofErr w:type="spellStart"/>
+      <w:r>
+        <w:rPr>
+          <w:rFonts w:ascii="Times New Roman" w:hAnsi="Times New Roman" w:cs="Times New Roman"/>
+        </w:rPr>
         <w:t>Cancella</w:t>
       </w:r>
       <w:proofErr w:type="spellEnd"/>
@@ -1155,120 +1081,58 @@
         <w:rPr>
           <w:rFonts w:ascii="Times New Roman" w:hAnsi="Times New Roman" w:cs="Times New Roman"/>
         </w:rPr>
-        <w:t xml:space="preserve"> e Zárate (2025) falar </w:t>
+        <w:t xml:space="preserve"> e Zárate (2025), o trabalho mais próximo do nosso, caracterizaram o perfil Artrite-Depressão na população brasileira com modelagem conceitual, redução de dimensionalidade e modelos de árvore e floresta aleatória (acurácia e recall entre 76% e 80%). Para os maiores de 60 anos, sexo, presença de diabetes e autopercepção de saúde foram os fatores mais relevantes.</w:t>
+      </w:r>
+    </w:p>
+    <w:p>
+      <w:pPr>
+        <w:ind w:firstLine="708"/>
+        <w:rPr>
+          <w:rFonts w:ascii="Times New Roman" w:hAnsi="Times New Roman" w:cs="Times New Roman"/>
+        </w:rPr>
+      </w:pPr>
+    </w:p>
+    <w:p>
+      <w:pPr>
+        <w:ind w:firstLine="708"/>
+        <w:rPr>
+          <w:rFonts w:ascii="Times New Roman" w:hAnsi="Times New Roman" w:cs="Times New Roman"/>
+        </w:rPr>
+      </w:pPr>
+      <w:r>
+        <w:rPr>
+          <w:rFonts w:ascii="Times New Roman" w:hAnsi="Times New Roman" w:cs="Times New Roman"/>
+        </w:rPr>
+        <w:lastRenderedPageBreak/>
+        <w:t xml:space="preserve">Nosso estudo se diferencia por focar a população idosa (60 anos ou mais) e por colocar o padrão alimentar no centro da análise, e não como um atributo a mais. Enquanto </w:t>
       </w:r>
       <w:proofErr w:type="spellStart"/>
       <w:r>
         <w:rPr>
           <w:rFonts w:ascii="Times New Roman" w:hAnsi="Times New Roman" w:cs="Times New Roman"/>
         </w:rPr>
-        <w:t>onproblema</w:t>
+        <w:t>Cancella</w:t>
       </w:r>
       <w:proofErr w:type="spellEnd"/>
       <w:r>
         <w:rPr>
           <w:rFonts w:ascii="Times New Roman" w:hAnsi="Times New Roman" w:cs="Times New Roman"/>
         </w:rPr>
-        <w:t>, técnica, resultados, conclusões</w:t>
-      </w:r>
-    </w:p>
-    <w:p>
-      <w:pPr>
-        <w:rPr>
-          <w:rFonts w:ascii="Times New Roman" w:hAnsi="Times New Roman" w:cs="Times New Roman"/>
-        </w:rPr>
-      </w:pPr>
-    </w:p>
-    <w:p>
-      <w:pPr>
-        <w:rPr>
-          <w:rFonts w:ascii="Times New Roman" w:hAnsi="Times New Roman" w:cs="Times New Roman"/>
-        </w:rPr>
-      </w:pPr>
-    </w:p>
-    <w:p>
-      <w:pPr>
-        <w:rPr>
-          <w:rFonts w:ascii="Times New Roman" w:hAnsi="Times New Roman" w:cs="Times New Roman"/>
-        </w:rPr>
-      </w:pPr>
-    </w:p>
-    <w:p>
-      <w:pPr>
-        <w:rPr>
-          <w:rFonts w:ascii="Times New Roman" w:hAnsi="Times New Roman" w:cs="Times New Roman"/>
-        </w:rPr>
-      </w:pPr>
-    </w:p>
-    <w:p>
-      <w:pPr>
-        <w:rPr>
-          <w:rFonts w:ascii="Times New Roman" w:hAnsi="Times New Roman" w:cs="Times New Roman"/>
-        </w:rPr>
-      </w:pPr>
-      <w:r>
-        <w:rPr>
-          <w:rFonts w:ascii="Times New Roman" w:hAnsi="Times New Roman" w:cs="Times New Roman"/>
-        </w:rPr>
-        <w:lastRenderedPageBreak/>
-        <w:t xml:space="preserve">Citar periódicos </w:t>
-      </w:r>
-      <w:r>
-        <w:rPr>
-          <w:rFonts w:ascii="Times New Roman" w:hAnsi="Times New Roman" w:cs="Times New Roman"/>
-        </w:rPr>
-        <w:br/>
-        <w:t>Buscar artigos de 5 a no máximo 10 anos</w:t>
-      </w:r>
-    </w:p>
-    <w:p>
-      <w:pPr>
-        <w:rPr>
-          <w:rFonts w:ascii="Times New Roman" w:hAnsi="Times New Roman" w:cs="Times New Roman"/>
-        </w:rPr>
-      </w:pPr>
-      <w:r>
-        <w:rPr>
-          <w:rFonts w:ascii="Times New Roman" w:hAnsi="Times New Roman" w:cs="Times New Roman"/>
-        </w:rPr>
-        <w:t xml:space="preserve">Buscar artigos artrite e idosos / artrite e nutrição </w:t>
-      </w:r>
-    </w:p>
-    <w:p>
-      <w:pPr>
-        <w:rPr>
-          <w:rFonts w:ascii="Times New Roman" w:hAnsi="Times New Roman" w:cs="Times New Roman"/>
-        </w:rPr>
-      </w:pPr>
-      <w:r>
-        <w:rPr>
-          <w:rFonts w:ascii="Times New Roman" w:hAnsi="Times New Roman" w:cs="Times New Roman"/>
-        </w:rPr>
-        <w:t>Escrever Porque meu trabalho é diferente e conectar com os mencionados</w:t>
-      </w:r>
-    </w:p>
-    <w:p>
-      <w:pPr>
-        <w:rPr>
-          <w:rFonts w:ascii="Times New Roman" w:hAnsi="Times New Roman" w:cs="Times New Roman"/>
-        </w:rPr>
-      </w:pPr>
-      <w:r>
-        <w:rPr>
-          <w:rFonts w:ascii="Times New Roman" w:hAnsi="Times New Roman" w:cs="Times New Roman"/>
-        </w:rPr>
-        <w:t>30 linhas 5 linhas por trabalho relacionado</w:t>
-      </w:r>
-      <w:r>
-        <w:rPr>
-          <w:rFonts w:ascii="Times New Roman" w:hAnsi="Times New Roman" w:cs="Times New Roman"/>
-          <w:b/>
-          <w:bCs/>
-          <w:color w:val="FFFFFF"/>
-          <w:sz w:val="26"/>
-          <w:szCs w:val="26"/>
-        </w:rPr>
-        <w:t>3</w:t>
+        <w:t xml:space="preserve"> e Zárate (2025) tratam da comorbidade artrite-depressão, nós isolamos a artrite e investigamos a dieta com um índice inflamatório adaptado e padrões alimentares por agrupamento, além de um terceiro desenho amostral voltado à carga de comorbidade. Mantemos a metodologia do grupo (CAPTO, </w:t>
+      </w:r>
+      <w:proofErr w:type="spellStart"/>
+      <w:r>
+        <w:rPr>
+          <w:rFonts w:ascii="Times New Roman" w:hAnsi="Times New Roman" w:cs="Times New Roman"/>
+        </w:rPr>
+        <w:t>discretização</w:t>
+      </w:r>
+      <w:proofErr w:type="spellEnd"/>
+      <w:r>
+        <w:rPr>
+          <w:rFonts w:ascii="Times New Roman" w:hAnsi="Times New Roman" w:cs="Times New Roman"/>
+        </w:rPr>
+        <w:t xml:space="preserve"> por domínio, seleção por entropia), mas a aplicamos a uma pergunta nutricional ainda não explorada sobre a PNS 2019.</w:t>
       </w:r>
     </w:p>
     <w:p>
@@ -2455,4603 +2319,32 @@
         <w:jc w:val="center"/>
         <w:rPr>
           <w:rFonts w:ascii="Times New Roman" w:hAnsi="Times New Roman" w:cs="Times New Roman"/>
-          <w:sz w:val="28"/>
-          <w:szCs w:val="28"/>
-        </w:rPr>
-      </w:pPr>
-      <w:r>
-        <w:rPr>
-          <w:rFonts w:ascii="Times New Roman" w:hAnsi="Times New Roman" w:cs="Times New Roman"/>
-          <w:sz w:val="28"/>
-          <w:szCs w:val="28"/>
-          <w:highlight w:val="yellow"/>
-        </w:rPr>
-        <w:t>Deixar como anexo a tabela descritiva, retirar para o artigo</w:t>
-      </w:r>
-      <w:r>
-        <w:rPr>
-          <w:rFonts w:ascii="Times New Roman" w:hAnsi="Times New Roman" w:cs="Times New Roman"/>
-          <w:sz w:val="28"/>
-          <w:szCs w:val="28"/>
-        </w:rPr>
-        <w:br/>
-      </w:r>
-      <w:r>
-        <w:rPr>
-          <w:rFonts w:ascii="Times New Roman" w:hAnsi="Times New Roman" w:cs="Times New Roman"/>
-          <w:sz w:val="28"/>
-          <w:szCs w:val="28"/>
-        </w:rPr>
-        <w:br/>
-      </w:r>
-      <w:r>
-        <w:rPr>
-          <w:rFonts w:ascii="Times New Roman" w:hAnsi="Times New Roman" w:cs="Times New Roman"/>
-          <w:sz w:val="28"/>
-          <w:szCs w:val="28"/>
-        </w:rPr>
-        <w:t>Descrição do Mapa Conceitual</w:t>
-      </w:r>
-    </w:p>
-    <w:tbl>
-      <w:tblPr>
-        <w:tblStyle w:val="Tabelacomgrade"/>
-        <w:tblW w:w="0" w:type="auto"/>
-        <w:tblLook w:val="04A0" w:firstRow="1" w:lastRow="0" w:firstColumn="1" w:lastColumn="0" w:noHBand="0" w:noVBand="1"/>
-      </w:tblPr>
-      <w:tblGrid>
-        <w:gridCol w:w="3828"/>
-        <w:gridCol w:w="1834"/>
-        <w:gridCol w:w="2832"/>
-      </w:tblGrid>
-      <w:tr>
-        <w:trPr>
-          <w:cantSplit/>
-          <w:trHeight w:val="397"/>
-        </w:trPr>
-        <w:tc>
-          <w:tcPr>
-            <w:tcW w:w="8494" w:type="dxa"/>
-            <w:gridSpan w:val="3"/>
-            <w:tcBorders>
-              <w:left w:val="nil"/>
-              <w:bottom w:val="single" w:sz="4" w:space="0" w:color="auto"/>
-              <w:right w:val="nil"/>
-            </w:tcBorders>
-            <w:vAlign w:val="center"/>
-          </w:tcPr>
-          <w:p>
-            <w:pPr>
-              <w:jc w:val="center"/>
-              <w:rPr>
-                <w:rFonts w:ascii="Times New Roman" w:hAnsi="Times New Roman" w:cs="Times New Roman"/>
-                <w:b/>
-                <w:bCs/>
-                <w:lang w:val="pt-BR"/>
-              </w:rPr>
-            </w:pPr>
-            <w:r>
-              <w:rPr>
-                <w:rFonts w:ascii="Times New Roman" w:hAnsi="Times New Roman" w:cs="Times New Roman"/>
-                <w:b/>
-                <w:bCs/>
-                <w:lang w:val="pt-BR"/>
-              </w:rPr>
-              <w:t>Descrição do Mapa Conceitual – Domínio de problema: Artrite e Reumatismo</w:t>
-            </w:r>
-          </w:p>
-        </w:tc>
-      </w:tr>
-      <w:tr>
-        <w:trPr>
-          <w:trHeight w:val="397"/>
-        </w:trPr>
-        <w:tc>
-          <w:tcPr>
-            <w:tcW w:w="8494" w:type="dxa"/>
-            <w:gridSpan w:val="3"/>
-            <w:tcBorders>
-              <w:left w:val="nil"/>
-              <w:bottom w:val="single" w:sz="4" w:space="0" w:color="auto"/>
-              <w:right w:val="nil"/>
-            </w:tcBorders>
-            <w:vAlign w:val="center"/>
-          </w:tcPr>
-          <w:p>
-            <w:pPr>
-              <w:jc w:val="center"/>
-              <w:rPr>
-                <w:rFonts w:ascii="Times New Roman" w:hAnsi="Times New Roman" w:cs="Times New Roman"/>
-                <w:b/>
-                <w:bCs/>
-                <w:lang w:val="pt-BR"/>
-              </w:rPr>
-            </w:pPr>
-            <w:r>
-              <w:rPr>
-                <w:rFonts w:ascii="Times New Roman" w:hAnsi="Times New Roman" w:cs="Times New Roman"/>
-                <w:b/>
-                <w:bCs/>
-                <w:lang w:val="pt-BR"/>
-              </w:rPr>
-              <w:t>Dimensão: Hábitos de saúde</w:t>
-            </w:r>
-          </w:p>
-        </w:tc>
-      </w:tr>
-      <w:tr>
-        <w:tc>
-          <w:tcPr>
-            <w:tcW w:w="3828" w:type="dxa"/>
-            <w:tcBorders>
-              <w:top w:val="single" w:sz="4" w:space="0" w:color="auto"/>
-              <w:bottom w:val="single" w:sz="4" w:space="0" w:color="auto"/>
-            </w:tcBorders>
-            <w:vAlign w:val="center"/>
-          </w:tcPr>
-          <w:p>
-            <w:pPr>
-              <w:jc w:val="center"/>
-              <w:rPr>
-                <w:rFonts w:ascii="Times New Roman" w:hAnsi="Times New Roman" w:cs="Times New Roman"/>
-                <w:b/>
-                <w:bCs/>
-                <w:lang w:val="pt-BR"/>
-              </w:rPr>
-            </w:pPr>
-            <w:r>
-              <w:rPr>
-                <w:rFonts w:ascii="Times New Roman" w:hAnsi="Times New Roman" w:cs="Times New Roman"/>
-                <w:b/>
-                <w:bCs/>
-                <w:lang w:val="pt-BR"/>
-              </w:rPr>
-              <w:t>Aspectos (conhecimento explícito e estudo</w:t>
-            </w:r>
-          </w:p>
-          <w:p>
-            <w:pPr>
-              <w:jc w:val="center"/>
-              <w:rPr>
-                <w:rFonts w:ascii="Times New Roman" w:hAnsi="Times New Roman" w:cs="Times New Roman"/>
-                <w:b/>
-                <w:bCs/>
-                <w:lang w:val="pt-BR"/>
-              </w:rPr>
-            </w:pPr>
-            <w:r>
-              <w:rPr>
-                <w:rFonts w:ascii="Times New Roman" w:hAnsi="Times New Roman" w:cs="Times New Roman"/>
-                <w:b/>
-                <w:bCs/>
-                <w:lang w:val="pt-BR"/>
-              </w:rPr>
-              <w:t>científico vinculado)</w:t>
-            </w:r>
-          </w:p>
-        </w:tc>
-        <w:tc>
-          <w:tcPr>
-            <w:tcW w:w="1834" w:type="dxa"/>
-            <w:tcBorders>
-              <w:top w:val="single" w:sz="4" w:space="0" w:color="auto"/>
-              <w:bottom w:val="single" w:sz="4" w:space="0" w:color="auto"/>
-            </w:tcBorders>
-            <w:vAlign w:val="center"/>
-          </w:tcPr>
-          <w:p>
-            <w:pPr>
-              <w:jc w:val="center"/>
-              <w:rPr>
-                <w:rFonts w:ascii="Times New Roman" w:hAnsi="Times New Roman" w:cs="Times New Roman"/>
-                <w:b/>
-                <w:bCs/>
-                <w:lang w:val="pt-BR"/>
-              </w:rPr>
-            </w:pPr>
-            <w:r>
-              <w:rPr>
-                <w:rFonts w:ascii="Times New Roman" w:hAnsi="Times New Roman" w:cs="Times New Roman"/>
-                <w:b/>
-                <w:bCs/>
-                <w:lang w:val="pt-BR"/>
-              </w:rPr>
-              <w:t>Atributos</w:t>
-            </w:r>
-          </w:p>
-          <w:p>
-            <w:pPr>
-              <w:jc w:val="center"/>
-              <w:rPr>
-                <w:rFonts w:ascii="Times New Roman" w:hAnsi="Times New Roman" w:cs="Times New Roman"/>
-                <w:b/>
-                <w:bCs/>
-                <w:lang w:val="pt-BR"/>
-              </w:rPr>
-            </w:pPr>
-            <w:r>
-              <w:rPr>
-                <w:rFonts w:ascii="Times New Roman" w:hAnsi="Times New Roman" w:cs="Times New Roman"/>
-                <w:b/>
-                <w:bCs/>
-                <w:lang w:val="pt-BR"/>
-              </w:rPr>
-              <w:t>associados ao</w:t>
-            </w:r>
-          </w:p>
-          <w:p>
-            <w:pPr>
-              <w:jc w:val="center"/>
-              <w:rPr>
-                <w:rFonts w:ascii="Times New Roman" w:hAnsi="Times New Roman" w:cs="Times New Roman"/>
-                <w:lang w:val="pt-BR"/>
-              </w:rPr>
-            </w:pPr>
-            <w:r>
-              <w:rPr>
-                <w:rFonts w:ascii="Times New Roman" w:hAnsi="Times New Roman" w:cs="Times New Roman"/>
-                <w:b/>
-                <w:bCs/>
-                <w:lang w:val="pt-BR"/>
-              </w:rPr>
-              <w:t>aspecto</w:t>
-            </w:r>
-          </w:p>
-        </w:tc>
-        <w:tc>
-          <w:tcPr>
-            <w:tcW w:w="2832" w:type="dxa"/>
-            <w:tcBorders>
-              <w:top w:val="single" w:sz="4" w:space="0" w:color="auto"/>
-              <w:bottom w:val="single" w:sz="4" w:space="0" w:color="auto"/>
-            </w:tcBorders>
-            <w:vAlign w:val="center"/>
-          </w:tcPr>
-          <w:p>
-            <w:pPr>
-              <w:jc w:val="center"/>
-              <w:rPr>
-                <w:rFonts w:ascii="Times New Roman" w:hAnsi="Times New Roman" w:cs="Times New Roman"/>
-                <w:b/>
-                <w:bCs/>
-                <w:lang w:val="pt-BR"/>
-              </w:rPr>
-            </w:pPr>
-            <w:r>
-              <w:rPr>
-                <w:rFonts w:ascii="Times New Roman" w:hAnsi="Times New Roman" w:cs="Times New Roman"/>
-                <w:b/>
-                <w:bCs/>
-                <w:lang w:val="pt-BR"/>
-              </w:rPr>
-              <w:t>Atributos vinculados com as</w:t>
-            </w:r>
-          </w:p>
-          <w:p>
-            <w:pPr>
-              <w:jc w:val="center"/>
-              <w:rPr>
-                <w:rFonts w:ascii="Times New Roman" w:hAnsi="Times New Roman" w:cs="Times New Roman"/>
-                <w:lang w:val="pt-BR"/>
-              </w:rPr>
-            </w:pPr>
-            <w:r>
-              <w:rPr>
-                <w:rFonts w:ascii="Times New Roman" w:hAnsi="Times New Roman" w:cs="Times New Roman"/>
-                <w:b/>
-                <w:bCs/>
-                <w:lang w:val="pt-BR"/>
-              </w:rPr>
-              <w:t>fontes de dados</w:t>
-            </w:r>
-          </w:p>
-        </w:tc>
-      </w:tr>
-      <w:tr>
-        <w:tc>
-          <w:tcPr>
-            <w:tcW w:w="3828" w:type="dxa"/>
-            <w:tcBorders>
-              <w:left w:val="nil"/>
-              <w:bottom w:val="single" w:sz="4" w:space="0" w:color="auto"/>
-            </w:tcBorders>
-          </w:tcPr>
-          <w:p>
-            <w:pPr>
-              <w:rPr>
-                <w:rFonts w:ascii="Times New Roman" w:hAnsi="Times New Roman" w:cs="Times New Roman"/>
-                <w:lang w:val="pt-BR"/>
-              </w:rPr>
-            </w:pPr>
-            <w:r>
-              <w:rPr>
-                <w:rFonts w:ascii="Times New Roman" w:hAnsi="Times New Roman" w:cs="Times New Roman"/>
-                <w:b/>
-                <w:bCs/>
-                <w:lang w:val="pt-BR"/>
-              </w:rPr>
-              <w:t>Atividade Física:</w:t>
-            </w:r>
-            <w:r>
-              <w:rPr>
-                <w:rFonts w:ascii="Times New Roman" w:hAnsi="Times New Roman" w:cs="Times New Roman"/>
-                <w:b/>
-                <w:bCs/>
-                <w:color w:val="EE0000"/>
-                <w:lang w:val="pt-BR"/>
-              </w:rPr>
-              <w:t xml:space="preserve"> </w:t>
-            </w:r>
-            <w:r>
-              <w:rPr>
-                <w:rFonts w:ascii="Times New Roman" w:hAnsi="Times New Roman" w:cs="Times New Roman"/>
-                <w:lang w:val="pt-BR"/>
-              </w:rPr>
-              <w:t>A literatura médica e epidemiológica demonstra que o sedentarismo e o baixo nível de atividade física estão diretamente correlacionados com o aumento da inflamação sistêmica e da sobrecarga articular devido ao acúmulo de tecido adiposo e a perda de massa muscular, que são agravantes diretos da artrite e do reumatismo (MALTA et al., 2021).</w:t>
-            </w:r>
-          </w:p>
-          <w:p>
-            <w:pPr>
-              <w:rPr>
-                <w:rFonts w:ascii="Times New Roman" w:hAnsi="Times New Roman" w:cs="Times New Roman"/>
-                <w:b/>
-                <w:bCs/>
-                <w:lang w:val="pt-BR"/>
-              </w:rPr>
-            </w:pPr>
-          </w:p>
-        </w:tc>
-        <w:tc>
-          <w:tcPr>
-            <w:tcW w:w="1834" w:type="dxa"/>
-            <w:tcBorders>
-              <w:bottom w:val="single" w:sz="4" w:space="0" w:color="auto"/>
-            </w:tcBorders>
-          </w:tcPr>
-          <w:p>
-            <w:pPr>
-              <w:rPr>
-                <w:rFonts w:ascii="Times New Roman" w:hAnsi="Times New Roman" w:cs="Times New Roman"/>
-                <w:lang w:val="pt-BR"/>
-              </w:rPr>
-            </w:pPr>
-            <w:r>
-              <w:rPr>
-                <w:rFonts w:ascii="Times New Roman" w:hAnsi="Times New Roman" w:cs="Times New Roman"/>
-                <w:lang w:val="pt-BR"/>
-              </w:rPr>
-              <w:t>- Com qual</w:t>
-            </w:r>
-          </w:p>
-          <w:p>
-            <w:pPr>
-              <w:rPr>
-                <w:rFonts w:ascii="Times New Roman" w:hAnsi="Times New Roman" w:cs="Times New Roman"/>
-                <w:lang w:val="pt-BR"/>
-              </w:rPr>
-            </w:pPr>
-            <w:r>
-              <w:rPr>
-                <w:rFonts w:ascii="Times New Roman" w:hAnsi="Times New Roman" w:cs="Times New Roman"/>
-                <w:lang w:val="pt-BR"/>
-              </w:rPr>
-              <w:t>frequência são</w:t>
-            </w:r>
-          </w:p>
-          <w:p>
-            <w:pPr>
-              <w:rPr>
-                <w:rFonts w:ascii="Times New Roman" w:hAnsi="Times New Roman" w:cs="Times New Roman"/>
-                <w:lang w:val="pt-BR"/>
-              </w:rPr>
-            </w:pPr>
-            <w:r>
-              <w:rPr>
-                <w:rFonts w:ascii="Times New Roman" w:hAnsi="Times New Roman" w:cs="Times New Roman"/>
-                <w:lang w:val="pt-BR"/>
-              </w:rPr>
-              <w:t>realizadas atividades</w:t>
-            </w:r>
-          </w:p>
-          <w:p>
-            <w:pPr>
-              <w:rPr>
-                <w:rFonts w:ascii="Times New Roman" w:hAnsi="Times New Roman" w:cs="Times New Roman"/>
-                <w:lang w:val="pt-BR"/>
-              </w:rPr>
-            </w:pPr>
-          </w:p>
-          <w:p>
-            <w:pPr>
-              <w:rPr>
-                <w:rFonts w:ascii="Times New Roman" w:hAnsi="Times New Roman" w:cs="Times New Roman"/>
-                <w:lang w:val="pt-BR"/>
-              </w:rPr>
-            </w:pPr>
-            <w:r>
-              <w:rPr>
-                <w:rFonts w:ascii="Times New Roman" w:hAnsi="Times New Roman" w:cs="Times New Roman"/>
-                <w:lang w:val="pt-BR"/>
-              </w:rPr>
-              <w:t>- Comportamento Sedentário (tempo de tela)</w:t>
-            </w:r>
-          </w:p>
-          <w:p>
-            <w:pPr>
-              <w:rPr>
-                <w:rFonts w:ascii="Times New Roman" w:hAnsi="Times New Roman" w:cs="Times New Roman"/>
-                <w:lang w:val="pt-BR"/>
-              </w:rPr>
-            </w:pPr>
-          </w:p>
-          <w:p>
-            <w:pPr>
-              <w:rPr>
-                <w:rFonts w:ascii="Times New Roman" w:hAnsi="Times New Roman" w:cs="Times New Roman"/>
-                <w:lang w:val="pt-BR"/>
-              </w:rPr>
-            </w:pPr>
-          </w:p>
-        </w:tc>
-        <w:tc>
-          <w:tcPr>
-            <w:tcW w:w="2832" w:type="dxa"/>
-            <w:tcBorders>
-              <w:bottom w:val="single" w:sz="4" w:space="0" w:color="auto"/>
-              <w:right w:val="nil"/>
-            </w:tcBorders>
-          </w:tcPr>
-          <w:p>
-            <w:pPr>
-              <w:rPr>
-                <w:rFonts w:ascii="Times New Roman" w:hAnsi="Times New Roman" w:cs="Times New Roman"/>
-                <w:lang w:val="pt-BR"/>
-              </w:rPr>
-            </w:pPr>
-            <w:r>
-              <w:rPr>
-                <w:rFonts w:ascii="Times New Roman" w:hAnsi="Times New Roman" w:cs="Times New Roman"/>
-                <w:lang w:val="pt-BR"/>
-              </w:rPr>
-              <w:t>- Código P034: Nos últimos três meses, o(a) Sr(a) praticou algum tipo de exercício físico ou esporte?</w:t>
-            </w:r>
-          </w:p>
-          <w:p>
-            <w:pPr>
-              <w:rPr>
-                <w:rFonts w:ascii="Times New Roman" w:hAnsi="Times New Roman" w:cs="Times New Roman"/>
-                <w:lang w:val="pt-BR"/>
-              </w:rPr>
-            </w:pPr>
-          </w:p>
-          <w:p>
-            <w:pPr>
-              <w:rPr>
-                <w:rFonts w:ascii="Times New Roman" w:hAnsi="Times New Roman" w:cs="Times New Roman"/>
-                <w:lang w:val="pt-BR"/>
-              </w:rPr>
-            </w:pPr>
-            <w:r>
-              <w:rPr>
-                <w:rFonts w:ascii="Times New Roman" w:hAnsi="Times New Roman" w:cs="Times New Roman"/>
-                <w:lang w:val="pt-BR"/>
-              </w:rPr>
-              <w:t>- Código P035: Quantos dias por semana o(a) Sr(a) costuma (costumava)praticar exercício físico ou esporte?</w:t>
-            </w:r>
-          </w:p>
-          <w:p>
-            <w:pPr>
-              <w:rPr>
-                <w:rFonts w:ascii="Times New Roman" w:hAnsi="Times New Roman" w:cs="Times New Roman"/>
-                <w:lang w:val="pt-BR"/>
-              </w:rPr>
-            </w:pPr>
-          </w:p>
-          <w:p>
-            <w:pPr>
-              <w:rPr>
-                <w:rFonts w:ascii="Times New Roman" w:hAnsi="Times New Roman" w:cs="Times New Roman"/>
-                <w:lang w:val="pt-BR"/>
-              </w:rPr>
-            </w:pPr>
-            <w:r>
-              <w:rPr>
-                <w:rFonts w:ascii="Times New Roman" w:hAnsi="Times New Roman" w:cs="Times New Roman"/>
-                <w:lang w:val="pt-BR"/>
-              </w:rPr>
-              <w:t>- Código P04501: Em média, quantas horas por dia o(a) Sr(a) costuma ficar assistindo televisão?</w:t>
-            </w:r>
-          </w:p>
-          <w:p>
-            <w:pPr>
-              <w:rPr>
-                <w:rFonts w:ascii="Times New Roman" w:hAnsi="Times New Roman" w:cs="Times New Roman"/>
-                <w:lang w:val="pt-BR"/>
-              </w:rPr>
-            </w:pPr>
-          </w:p>
-          <w:p>
-            <w:pPr>
-              <w:rPr>
-                <w:rFonts w:ascii="Times New Roman" w:hAnsi="Times New Roman" w:cs="Times New Roman"/>
-                <w:lang w:val="pt-BR"/>
-              </w:rPr>
-            </w:pPr>
-            <w:r>
-              <w:rPr>
-                <w:rFonts w:ascii="Times New Roman" w:hAnsi="Times New Roman" w:cs="Times New Roman"/>
-                <w:lang w:val="pt-BR"/>
-              </w:rPr>
-              <w:t>Fonte: BD-PNS</w:t>
-            </w:r>
-          </w:p>
-        </w:tc>
-      </w:tr>
-      <w:tr>
-        <w:trPr>
-          <w:trHeight w:val="397"/>
-        </w:trPr>
-        <w:tc>
-          <w:tcPr>
-            <w:tcW w:w="8494" w:type="dxa"/>
-            <w:gridSpan w:val="3"/>
-            <w:tcBorders>
-              <w:left w:val="nil"/>
-              <w:bottom w:val="single" w:sz="4" w:space="0" w:color="auto"/>
-              <w:right w:val="nil"/>
-            </w:tcBorders>
-            <w:vAlign w:val="center"/>
-          </w:tcPr>
-          <w:p>
-            <w:pPr>
-              <w:jc w:val="center"/>
-              <w:rPr>
-                <w:rFonts w:ascii="Times New Roman" w:hAnsi="Times New Roman" w:cs="Times New Roman"/>
-                <w:b/>
-                <w:bCs/>
-                <w:lang w:val="pt-BR"/>
-              </w:rPr>
-            </w:pPr>
-            <w:r>
-              <w:rPr>
-                <w:rFonts w:ascii="Times New Roman" w:hAnsi="Times New Roman" w:cs="Times New Roman"/>
-                <w:b/>
-                <w:bCs/>
-                <w:lang w:val="pt-BR"/>
-              </w:rPr>
-              <w:t>Dimensão: Hábitos alimentares</w:t>
-            </w:r>
-          </w:p>
-        </w:tc>
-      </w:tr>
-      <w:tr>
-        <w:trPr>
-          <w:trHeight w:val="397"/>
-        </w:trPr>
-        <w:tc>
-          <w:tcPr>
-            <w:tcW w:w="3828" w:type="dxa"/>
-            <w:tcBorders>
-              <w:left w:val="nil"/>
-              <w:bottom w:val="single" w:sz="4" w:space="0" w:color="auto"/>
-              <w:right w:val="single" w:sz="4" w:space="0" w:color="auto"/>
-            </w:tcBorders>
-          </w:tcPr>
-          <w:p>
-            <w:pPr>
-              <w:rPr>
-                <w:rFonts w:ascii="Times New Roman" w:hAnsi="Times New Roman" w:cs="Times New Roman"/>
-                <w:lang w:val="pt-BR"/>
-              </w:rPr>
-            </w:pPr>
-            <w:r>
-              <w:rPr>
-                <w:rFonts w:ascii="Times New Roman" w:hAnsi="Times New Roman" w:cs="Times New Roman"/>
-                <w:b/>
-                <w:bCs/>
-                <w:lang w:val="pt-BR"/>
-              </w:rPr>
-              <w:t>Dieta - Ingestão de alimentos:</w:t>
-            </w:r>
-            <w:r>
-              <w:rPr>
-                <w:rFonts w:ascii="Times New Roman" w:hAnsi="Times New Roman" w:cs="Times New Roman"/>
-                <w:b/>
-                <w:bCs/>
-                <w:color w:val="EE0000"/>
-                <w:lang w:val="pt-BR"/>
-              </w:rPr>
-              <w:t xml:space="preserve"> </w:t>
-            </w:r>
-            <w:r>
-              <w:rPr>
-                <w:rFonts w:ascii="Times New Roman" w:hAnsi="Times New Roman" w:cs="Times New Roman"/>
-                <w:lang w:val="pt-BR"/>
-              </w:rPr>
-              <w:t>A literatura científica moderna e a reumatologia nutricional comprovam que a dieta é o principal fator ambiental modulador da inflamação sistêmica. O consumo excessivo de alimentos ultraprocessados, ricos em açúcares de adição, gorduras trans e conservantes, desencadeia uma cascata pró-inflamatória no organismo, agravando diretamente a dor crônica, a rigidez articular e a degeneração da cartilagem na artrite e no reumatismo (LOUZADA et al., 2015). Em contrapartida, um padrão alimentar baseado em alimentos in natura ou minimamente processados (como frutas, hortaliças e feijão) fornece antioxidantes e fibras que modulam a microbiota intestinal, gerando um efeito anti-inflamatório e protetor para as articulações (CLARO et al., 2021).</w:t>
-            </w:r>
-          </w:p>
-          <w:p>
-            <w:pPr>
-              <w:rPr>
-                <w:rFonts w:ascii="Times New Roman" w:hAnsi="Times New Roman" w:cs="Times New Roman"/>
-                <w:b/>
-                <w:bCs/>
-                <w:lang w:val="pt-BR"/>
-              </w:rPr>
-            </w:pPr>
-          </w:p>
-        </w:tc>
-        <w:tc>
-          <w:tcPr>
-            <w:tcW w:w="1834" w:type="dxa"/>
-            <w:tcBorders>
-              <w:left w:val="single" w:sz="4" w:space="0" w:color="auto"/>
-              <w:bottom w:val="single" w:sz="4" w:space="0" w:color="auto"/>
-              <w:right w:val="single" w:sz="4" w:space="0" w:color="auto"/>
-            </w:tcBorders>
-          </w:tcPr>
-          <w:p>
-            <w:pPr>
-              <w:rPr>
-                <w:rFonts w:ascii="Times New Roman" w:hAnsi="Times New Roman" w:cs="Times New Roman"/>
-                <w:lang w:val="pt-BR"/>
-              </w:rPr>
-            </w:pPr>
-            <w:r>
-              <w:rPr>
-                <w:rFonts w:ascii="Times New Roman" w:hAnsi="Times New Roman" w:cs="Times New Roman"/>
-                <w:lang w:val="pt-BR"/>
-              </w:rPr>
-              <w:t>- Quais alimentos</w:t>
-            </w:r>
-          </w:p>
-          <w:p>
-            <w:pPr>
-              <w:rPr>
-                <w:rFonts w:ascii="Times New Roman" w:hAnsi="Times New Roman" w:cs="Times New Roman"/>
-                <w:lang w:val="pt-BR"/>
-              </w:rPr>
-            </w:pPr>
-            <w:r>
-              <w:rPr>
-                <w:rFonts w:ascii="Times New Roman" w:hAnsi="Times New Roman" w:cs="Times New Roman"/>
-                <w:lang w:val="pt-BR"/>
-              </w:rPr>
-              <w:t>são consumidos in natura e ultraprocessados</w:t>
-            </w:r>
-          </w:p>
-          <w:p>
-            <w:pPr>
-              <w:rPr>
-                <w:rFonts w:ascii="Times New Roman" w:hAnsi="Times New Roman" w:cs="Times New Roman"/>
-                <w:lang w:val="pt-BR"/>
-              </w:rPr>
-            </w:pPr>
-          </w:p>
-          <w:p>
-            <w:pPr>
-              <w:rPr>
-                <w:rFonts w:ascii="Times New Roman" w:hAnsi="Times New Roman" w:cs="Times New Roman"/>
-                <w:lang w:val="pt-BR"/>
-              </w:rPr>
-            </w:pPr>
-            <w:r>
-              <w:rPr>
-                <w:rFonts w:ascii="Times New Roman" w:hAnsi="Times New Roman" w:cs="Times New Roman"/>
-                <w:lang w:val="pt-BR"/>
-              </w:rPr>
-              <w:t>- Qual a frequência</w:t>
-            </w:r>
-          </w:p>
-          <w:p>
-            <w:pPr>
-              <w:rPr>
-                <w:rFonts w:ascii="Times New Roman" w:hAnsi="Times New Roman" w:cs="Times New Roman"/>
-                <w:lang w:val="pt-BR"/>
-              </w:rPr>
-            </w:pPr>
-            <w:r>
-              <w:rPr>
-                <w:rFonts w:ascii="Times New Roman" w:hAnsi="Times New Roman" w:cs="Times New Roman"/>
-                <w:lang w:val="pt-BR"/>
-              </w:rPr>
-              <w:t>de consumo de</w:t>
-            </w:r>
-          </w:p>
-          <w:p>
-            <w:pPr>
-              <w:rPr>
-                <w:rFonts w:ascii="Times New Roman" w:hAnsi="Times New Roman" w:cs="Times New Roman"/>
-                <w:lang w:val="pt-BR"/>
-              </w:rPr>
-            </w:pPr>
-            <w:r>
-              <w:rPr>
-                <w:rFonts w:ascii="Times New Roman" w:hAnsi="Times New Roman" w:cs="Times New Roman"/>
-                <w:lang w:val="pt-BR"/>
-              </w:rPr>
-              <w:t>alimentos</w:t>
-            </w:r>
-          </w:p>
-          <w:p>
-            <w:pPr>
-              <w:rPr>
-                <w:rFonts w:ascii="Times New Roman" w:hAnsi="Times New Roman" w:cs="Times New Roman"/>
-                <w:lang w:val="pt-BR"/>
-              </w:rPr>
-            </w:pPr>
-          </w:p>
-          <w:p>
-            <w:pPr>
-              <w:rPr>
-                <w:rFonts w:ascii="Times New Roman" w:hAnsi="Times New Roman" w:cs="Times New Roman"/>
-                <w:lang w:val="pt-BR"/>
-              </w:rPr>
-            </w:pPr>
-          </w:p>
-        </w:tc>
-        <w:tc>
-          <w:tcPr>
-            <w:tcW w:w="2832" w:type="dxa"/>
-            <w:tcBorders>
-              <w:left w:val="single" w:sz="4" w:space="0" w:color="auto"/>
-              <w:bottom w:val="single" w:sz="4" w:space="0" w:color="auto"/>
-              <w:right w:val="nil"/>
-            </w:tcBorders>
-          </w:tcPr>
-          <w:p>
-            <w:pPr>
-              <w:rPr>
-                <w:rFonts w:ascii="Times New Roman" w:hAnsi="Times New Roman" w:cs="Times New Roman"/>
-                <w:highlight w:val="red"/>
-                <w:lang w:val="pt-BR"/>
-              </w:rPr>
-            </w:pPr>
-          </w:p>
-          <w:p>
-            <w:pPr>
-              <w:rPr>
-                <w:rFonts w:ascii="Times New Roman" w:hAnsi="Times New Roman" w:cs="Times New Roman"/>
-                <w:lang w:val="pt-BR"/>
-              </w:rPr>
-            </w:pPr>
-            <w:r>
-              <w:rPr>
-                <w:rFonts w:ascii="Times New Roman" w:hAnsi="Times New Roman" w:cs="Times New Roman"/>
-                <w:lang w:val="pt-BR"/>
-              </w:rPr>
-              <w:t xml:space="preserve">- Código P00901: Em quantos dias da semana, o(a) Sr(a) costuma comer pelo menos um tipo de verdura ou legume (sem contar batata, mandioca, cará ou inhame) como alface, tomate, couve, cenoura, chuchu, berinjela, abobrinha? </w:t>
-            </w:r>
-          </w:p>
-          <w:p>
-            <w:pPr>
-              <w:rPr>
-                <w:rFonts w:ascii="Times New Roman" w:hAnsi="Times New Roman" w:cs="Times New Roman"/>
-                <w:lang w:val="pt-BR"/>
-              </w:rPr>
-            </w:pPr>
-          </w:p>
-          <w:p>
-            <w:pPr>
-              <w:rPr>
-                <w:rFonts w:ascii="Times New Roman" w:hAnsi="Times New Roman" w:cs="Times New Roman"/>
-                <w:lang w:val="pt-BR"/>
-              </w:rPr>
-            </w:pPr>
-            <w:r>
-              <w:rPr>
-                <w:rFonts w:ascii="Times New Roman" w:hAnsi="Times New Roman" w:cs="Times New Roman"/>
-                <w:lang w:val="pt-BR"/>
-              </w:rPr>
-              <w:t xml:space="preserve">- Código P015: Em quantos dias da semana o(a) Sr(a) costuma comer peixe. </w:t>
-            </w:r>
-          </w:p>
-          <w:p>
-            <w:pPr>
-              <w:rPr>
-                <w:rFonts w:ascii="Times New Roman" w:hAnsi="Times New Roman" w:cs="Times New Roman"/>
-                <w:lang w:val="pt-BR"/>
-              </w:rPr>
-            </w:pPr>
-          </w:p>
-          <w:p>
-            <w:pPr>
-              <w:rPr>
-                <w:rFonts w:ascii="Times New Roman" w:hAnsi="Times New Roman" w:cs="Times New Roman"/>
-                <w:lang w:val="pt-BR"/>
-              </w:rPr>
-            </w:pPr>
-            <w:r>
-              <w:rPr>
-                <w:rFonts w:ascii="Times New Roman" w:hAnsi="Times New Roman" w:cs="Times New Roman"/>
-                <w:lang w:val="pt-BR"/>
-              </w:rPr>
-              <w:t>- Código P018: Em quantos dias da semana o(a) Sr(a) costuma comer frutas.</w:t>
-            </w:r>
-          </w:p>
-          <w:p>
-            <w:pPr>
-              <w:rPr>
-                <w:rFonts w:ascii="Times New Roman" w:hAnsi="Times New Roman" w:cs="Times New Roman"/>
-                <w:lang w:val="pt-BR"/>
-              </w:rPr>
-            </w:pPr>
-          </w:p>
-          <w:p>
-            <w:pPr>
-              <w:rPr>
-                <w:rFonts w:ascii="Times New Roman" w:hAnsi="Times New Roman" w:cs="Times New Roman"/>
-                <w:lang w:val="pt-BR"/>
-              </w:rPr>
-            </w:pPr>
-            <w:r>
-              <w:rPr>
-                <w:rFonts w:ascii="Times New Roman" w:hAnsi="Times New Roman" w:cs="Times New Roman"/>
-                <w:lang w:val="pt-BR"/>
-              </w:rPr>
-              <w:t>- Código P00603: Consumo no dia anterior de feijão, ervilha, lentilha ou grão de bico.</w:t>
-            </w:r>
-          </w:p>
-          <w:p>
-            <w:pPr>
-              <w:rPr>
-                <w:rFonts w:ascii="Times New Roman" w:hAnsi="Times New Roman" w:cs="Times New Roman"/>
-                <w:lang w:val="pt-BR"/>
-              </w:rPr>
-            </w:pPr>
-            <w:r>
-              <w:rPr>
-                <w:rFonts w:ascii="Times New Roman" w:hAnsi="Times New Roman" w:cs="Times New Roman"/>
-                <w:lang w:val="pt-BR"/>
-              </w:rPr>
-              <w:t xml:space="preserve">- Código P006: Em quantos dias da semana o(a) Sr(a) </w:t>
-            </w:r>
-            <w:r>
-              <w:rPr>
-                <w:rFonts w:ascii="Times New Roman" w:hAnsi="Times New Roman" w:cs="Times New Roman"/>
-                <w:lang w:val="pt-BR"/>
-              </w:rPr>
-              <w:lastRenderedPageBreak/>
-              <w:t>costuma comer feijão? (frequência semanal — complementa o P00603, de consumo no dia anterior)</w:t>
-            </w:r>
-          </w:p>
-          <w:p>
-            <w:pPr>
-              <w:rPr>
-                <w:rFonts w:ascii="Times New Roman" w:hAnsi="Times New Roman" w:cs="Times New Roman"/>
-                <w:lang w:val="pt-BR"/>
-              </w:rPr>
-            </w:pPr>
-            <w:r>
-              <w:rPr>
-                <w:rFonts w:ascii="Times New Roman" w:hAnsi="Times New Roman" w:cs="Times New Roman"/>
-                <w:lang w:val="pt-BR"/>
-              </w:rPr>
-              <w:t>- Código P013: Em quantos dias da semana o(a) Sr(a) costuma comer frango/galinha? (frequência semanal de carne branca)</w:t>
-            </w:r>
-          </w:p>
-          <w:p>
-            <w:pPr>
-              <w:rPr>
-                <w:rFonts w:ascii="Times New Roman" w:hAnsi="Times New Roman" w:cs="Times New Roman"/>
-                <w:lang w:val="pt-BR"/>
-              </w:rPr>
-            </w:pPr>
-          </w:p>
-          <w:p>
-            <w:pPr>
-              <w:rPr>
-                <w:rFonts w:ascii="Times New Roman" w:hAnsi="Times New Roman" w:cs="Times New Roman"/>
-                <w:lang w:val="pt-BR"/>
-              </w:rPr>
-            </w:pPr>
-            <w:r>
-              <w:rPr>
-                <w:rFonts w:ascii="Times New Roman" w:hAnsi="Times New Roman" w:cs="Times New Roman"/>
-                <w:lang w:val="pt-BR"/>
-              </w:rPr>
-              <w:t xml:space="preserve">- Código P01101: Em quantos dias da semana o(a) Sr(a) costuma comer carne vermelha (boi, porco, cabrito, bode, ovelha etc.). </w:t>
-            </w:r>
-          </w:p>
-          <w:p>
-            <w:pPr>
-              <w:rPr>
-                <w:rFonts w:ascii="Times New Roman" w:hAnsi="Times New Roman" w:cs="Times New Roman"/>
-                <w:lang w:val="pt-BR"/>
-              </w:rPr>
-            </w:pPr>
-          </w:p>
-          <w:p>
-            <w:pPr>
-              <w:rPr>
-                <w:rFonts w:ascii="Times New Roman" w:hAnsi="Times New Roman" w:cs="Times New Roman"/>
-                <w:lang w:val="pt-BR"/>
-              </w:rPr>
-            </w:pPr>
-            <w:r>
-              <w:rPr>
-                <w:rFonts w:ascii="Times New Roman" w:hAnsi="Times New Roman" w:cs="Times New Roman"/>
-                <w:lang w:val="pt-BR"/>
-              </w:rPr>
-              <w:t xml:space="preserve">- Código P02501: Em quantos dias da semana o(a) Sr(a) costuma comer alimentos doces como biscoito/bolacha recheado, chocolate, gelatina, balas e outros. </w:t>
-            </w:r>
-          </w:p>
-          <w:p>
-            <w:pPr>
-              <w:rPr>
-                <w:rFonts w:ascii="Times New Roman" w:hAnsi="Times New Roman" w:cs="Times New Roman"/>
-                <w:lang w:val="pt-BR"/>
-              </w:rPr>
-            </w:pPr>
-          </w:p>
-          <w:p>
-            <w:pPr>
-              <w:rPr>
-                <w:rFonts w:ascii="Times New Roman" w:hAnsi="Times New Roman" w:cs="Times New Roman"/>
-                <w:lang w:val="pt-BR"/>
-              </w:rPr>
-            </w:pPr>
-            <w:r>
-              <w:rPr>
-                <w:rFonts w:ascii="Times New Roman" w:hAnsi="Times New Roman" w:cs="Times New Roman"/>
-                <w:lang w:val="pt-BR"/>
-              </w:rPr>
-              <w:t xml:space="preserve">- Código P02602: Em quantos dias da semana o(a) Sr(a) costuma substituir a refeição do almoço por lanches rápidos como sanduíches, salgados, pizza, cachorro-quente etc. </w:t>
-            </w:r>
-          </w:p>
-          <w:p>
-            <w:pPr>
-              <w:rPr>
-                <w:rFonts w:ascii="Times New Roman" w:hAnsi="Times New Roman" w:cs="Times New Roman"/>
-                <w:lang w:val="pt-BR"/>
-              </w:rPr>
-            </w:pPr>
-          </w:p>
-          <w:p>
-            <w:pPr>
-              <w:rPr>
-                <w:rFonts w:ascii="Times New Roman" w:hAnsi="Times New Roman" w:cs="Times New Roman"/>
-                <w:lang w:val="pt-BR"/>
-              </w:rPr>
-            </w:pPr>
-            <w:r>
-              <w:rPr>
-                <w:rFonts w:ascii="Times New Roman" w:hAnsi="Times New Roman" w:cs="Times New Roman"/>
-                <w:lang w:val="pt-BR"/>
-              </w:rPr>
-              <w:t>- Código P00620: Consumo no dia anterior de salsicha, linguiça, mortadela ou presunto.</w:t>
-            </w:r>
-          </w:p>
-          <w:p>
-            <w:pPr>
-              <w:rPr>
-                <w:rFonts w:ascii="Times New Roman" w:hAnsi="Times New Roman" w:cs="Times New Roman"/>
-                <w:lang w:val="pt-BR"/>
-              </w:rPr>
-            </w:pPr>
-          </w:p>
-          <w:p>
-            <w:pPr>
-              <w:rPr>
-                <w:rFonts w:ascii="Times New Roman" w:hAnsi="Times New Roman" w:cs="Times New Roman"/>
-                <w:lang w:val="pt-BR"/>
-              </w:rPr>
-            </w:pPr>
-            <w:r>
-              <w:rPr>
-                <w:rFonts w:ascii="Times New Roman" w:hAnsi="Times New Roman" w:cs="Times New Roman"/>
-                <w:lang w:val="pt-BR"/>
-              </w:rPr>
-              <w:t>- Código P02601: Considerando a comida preparada na hora e os alimentos industrializados, o(a) Sr(a) acha que o seu consumo de sal é muito alto, alto, adequado, baixo ou muito baixo.</w:t>
-            </w:r>
-          </w:p>
-          <w:p>
-            <w:pPr>
-              <w:rPr>
-                <w:rFonts w:ascii="Times New Roman" w:hAnsi="Times New Roman" w:cs="Times New Roman"/>
-                <w:lang w:val="pt-BR"/>
-              </w:rPr>
-            </w:pPr>
-          </w:p>
-          <w:p>
-            <w:pPr>
-              <w:rPr>
-                <w:rFonts w:ascii="Times New Roman" w:hAnsi="Times New Roman" w:cs="Times New Roman"/>
-                <w:highlight w:val="red"/>
-                <w:lang w:val="pt-BR"/>
-              </w:rPr>
-            </w:pPr>
-            <w:r>
-              <w:rPr>
-                <w:rFonts w:ascii="Times New Roman" w:hAnsi="Times New Roman" w:cs="Times New Roman"/>
-                <w:lang w:val="pt-BR"/>
-              </w:rPr>
-              <w:t>Fonte: BD-PNS</w:t>
-            </w:r>
-          </w:p>
-        </w:tc>
-      </w:tr>
-      <w:tr>
-        <w:trPr>
-          <w:trHeight w:val="397"/>
-        </w:trPr>
-        <w:tc>
-          <w:tcPr>
-            <w:tcW w:w="3828" w:type="dxa"/>
-            <w:tcBorders>
-              <w:left w:val="nil"/>
-              <w:bottom w:val="single" w:sz="4" w:space="0" w:color="auto"/>
-              <w:right w:val="single" w:sz="4" w:space="0" w:color="auto"/>
-            </w:tcBorders>
-          </w:tcPr>
-          <w:p>
-            <w:pPr>
-              <w:rPr>
-                <w:rFonts w:ascii="Times New Roman" w:hAnsi="Times New Roman" w:cs="Times New Roman"/>
-                <w:lang w:val="pt-BR"/>
-              </w:rPr>
-            </w:pPr>
-            <w:r>
-              <w:rPr>
-                <w:rFonts w:ascii="Times New Roman" w:hAnsi="Times New Roman" w:cs="Times New Roman"/>
-                <w:b/>
-                <w:bCs/>
-                <w:lang w:val="pt-BR"/>
-              </w:rPr>
-              <w:lastRenderedPageBreak/>
-              <w:t>Dieta - Ingestão de bebidas:</w:t>
-            </w:r>
-            <w:r>
-              <w:rPr>
-                <w:rFonts w:ascii="Times New Roman" w:hAnsi="Times New Roman" w:cs="Times New Roman"/>
-                <w:b/>
-                <w:bCs/>
-                <w:color w:val="EE0000"/>
-                <w:lang w:val="pt-BR"/>
-              </w:rPr>
-              <w:t xml:space="preserve"> </w:t>
-            </w:r>
-            <w:r>
-              <w:rPr>
-                <w:rFonts w:ascii="Times New Roman" w:hAnsi="Times New Roman" w:cs="Times New Roman"/>
-                <w:lang w:val="pt-BR"/>
-              </w:rPr>
-              <w:t xml:space="preserve">A literatura cientifica destaca que as bebidas ultraprocessadas (como refrigerantes e sucos artificiais) possuem altíssima concentração de açúcares livres (frutose e sacarose). O consumo dessas bebidas na forma liquida causa picos rápidos de glicemia e insulina, o </w:t>
-            </w:r>
-            <w:r>
-              <w:rPr>
-                <w:rFonts w:ascii="Times New Roman" w:hAnsi="Times New Roman" w:cs="Times New Roman"/>
-                <w:lang w:val="pt-BR"/>
-              </w:rPr>
-              <w:lastRenderedPageBreak/>
-              <w:t>que ativa imediatamente as vias inflamatórias do organismo, aumentando os níveis de Proteína C-Reativa (PCR) e citocinas pro-inflamatórias que agravam a dor e a degeneração articular na artrite (CLARO et al., 2021).</w:t>
-            </w:r>
-          </w:p>
-          <w:p>
-            <w:pPr>
-              <w:rPr>
-                <w:rFonts w:ascii="Times New Roman" w:hAnsi="Times New Roman" w:cs="Times New Roman"/>
-                <w:lang w:val="pt-BR"/>
-              </w:rPr>
-            </w:pPr>
-            <w:r>
-              <w:rPr>
-                <w:rFonts w:ascii="Times New Roman" w:hAnsi="Times New Roman" w:cs="Times New Roman"/>
-                <w:lang w:val="pt-BR"/>
-              </w:rPr>
-              <w:t>Além disso, o consumo frequente de bebidas alcoólicas atua como um potente gatilho inflamatório e hepatóxico. Para o idoso com artrite, o álcool e um fator agravante crítico, pois interage negativamente com os medicamentos reumatológicos de uso contínuo (como anti-inflamatórios não esteroides e metotrexato), piorando o quadro clínico (MACHADO et al., 2021).</w:t>
-            </w:r>
-          </w:p>
-          <w:p>
-            <w:pPr>
-              <w:rPr>
-                <w:rFonts w:ascii="Times New Roman" w:hAnsi="Times New Roman" w:cs="Times New Roman"/>
-                <w:b/>
-                <w:bCs/>
-                <w:lang w:val="pt-BR"/>
-              </w:rPr>
-            </w:pPr>
-          </w:p>
-        </w:tc>
-        <w:tc>
-          <w:tcPr>
-            <w:tcW w:w="1834" w:type="dxa"/>
-            <w:tcBorders>
-              <w:left w:val="single" w:sz="4" w:space="0" w:color="auto"/>
-              <w:bottom w:val="single" w:sz="4" w:space="0" w:color="auto"/>
-              <w:right w:val="single" w:sz="4" w:space="0" w:color="auto"/>
-            </w:tcBorders>
-          </w:tcPr>
-          <w:p>
-            <w:pPr>
-              <w:rPr>
-                <w:rFonts w:ascii="Times New Roman" w:hAnsi="Times New Roman" w:cs="Times New Roman"/>
-                <w:lang w:val="pt-BR"/>
-              </w:rPr>
-            </w:pPr>
-            <w:r>
-              <w:rPr>
-                <w:rFonts w:ascii="Times New Roman" w:hAnsi="Times New Roman" w:cs="Times New Roman"/>
-                <w:lang w:val="pt-BR"/>
-              </w:rPr>
-              <w:lastRenderedPageBreak/>
-              <w:t>- Quais bebidas de risco são</w:t>
-            </w:r>
-          </w:p>
-          <w:p>
-            <w:pPr>
-              <w:rPr>
-                <w:rFonts w:ascii="Times New Roman" w:hAnsi="Times New Roman" w:cs="Times New Roman"/>
-                <w:lang w:val="pt-BR"/>
-              </w:rPr>
-            </w:pPr>
-            <w:r>
-              <w:rPr>
-                <w:rFonts w:ascii="Times New Roman" w:hAnsi="Times New Roman" w:cs="Times New Roman"/>
-                <w:lang w:val="pt-BR"/>
-              </w:rPr>
-              <w:t>Consumidas</w:t>
-            </w:r>
-          </w:p>
-          <w:p>
-            <w:pPr>
-              <w:rPr>
-                <w:rFonts w:ascii="Times New Roman" w:hAnsi="Times New Roman" w:cs="Times New Roman"/>
-                <w:lang w:val="pt-BR"/>
-              </w:rPr>
-            </w:pPr>
-          </w:p>
-          <w:p>
-            <w:pPr>
-              <w:rPr>
-                <w:rFonts w:ascii="Times New Roman" w:hAnsi="Times New Roman" w:cs="Times New Roman"/>
-                <w:lang w:val="pt-BR"/>
-              </w:rPr>
-            </w:pPr>
-            <w:r>
-              <w:rPr>
-                <w:rFonts w:ascii="Times New Roman" w:hAnsi="Times New Roman" w:cs="Times New Roman"/>
-                <w:lang w:val="pt-BR"/>
-              </w:rPr>
-              <w:t>- Qual a frequência</w:t>
-            </w:r>
-          </w:p>
-          <w:p>
-            <w:pPr>
-              <w:rPr>
-                <w:rFonts w:ascii="Times New Roman" w:hAnsi="Times New Roman" w:cs="Times New Roman"/>
-                <w:lang w:val="pt-BR"/>
-              </w:rPr>
-            </w:pPr>
-            <w:r>
-              <w:rPr>
-                <w:rFonts w:ascii="Times New Roman" w:hAnsi="Times New Roman" w:cs="Times New Roman"/>
-                <w:lang w:val="pt-BR"/>
-              </w:rPr>
-              <w:t>de consumo de</w:t>
-            </w:r>
-          </w:p>
-          <w:p>
-            <w:pPr>
-              <w:rPr>
-                <w:rFonts w:ascii="Times New Roman" w:hAnsi="Times New Roman" w:cs="Times New Roman"/>
-                <w:lang w:val="pt-BR"/>
-              </w:rPr>
-            </w:pPr>
-            <w:r>
-              <w:rPr>
-                <w:rFonts w:ascii="Times New Roman" w:hAnsi="Times New Roman" w:cs="Times New Roman"/>
-                <w:lang w:val="pt-BR"/>
-              </w:rPr>
-              <w:t>bebidas</w:t>
-            </w:r>
-          </w:p>
-          <w:p>
-            <w:pPr>
-              <w:rPr>
-                <w:rFonts w:ascii="Times New Roman" w:hAnsi="Times New Roman" w:cs="Times New Roman"/>
-                <w:lang w:val="pt-BR"/>
-              </w:rPr>
-            </w:pPr>
-          </w:p>
-          <w:p>
-            <w:pPr>
-              <w:rPr>
-                <w:rFonts w:ascii="Times New Roman" w:hAnsi="Times New Roman" w:cs="Times New Roman"/>
-                <w:lang w:val="pt-BR"/>
-              </w:rPr>
-            </w:pPr>
-          </w:p>
-        </w:tc>
-        <w:tc>
-          <w:tcPr>
-            <w:tcW w:w="2832" w:type="dxa"/>
-            <w:tcBorders>
-              <w:left w:val="single" w:sz="4" w:space="0" w:color="auto"/>
-              <w:bottom w:val="single" w:sz="4" w:space="0" w:color="auto"/>
-              <w:right w:val="nil"/>
-            </w:tcBorders>
-          </w:tcPr>
-          <w:p>
-            <w:pPr>
-              <w:rPr>
-                <w:rFonts w:ascii="Times New Roman" w:hAnsi="Times New Roman" w:cs="Times New Roman"/>
-                <w:lang w:val="pt-BR"/>
-              </w:rPr>
-            </w:pPr>
-            <w:r>
-              <w:rPr>
-                <w:rFonts w:ascii="Times New Roman" w:hAnsi="Times New Roman" w:cs="Times New Roman"/>
-                <w:lang w:val="pt-BR"/>
-              </w:rPr>
-              <w:lastRenderedPageBreak/>
-              <w:t xml:space="preserve">- Código P01601: Em quantos dias da semana costuma tomar suco de fruta natural (incluída a polpa de fruta congelada). </w:t>
-            </w:r>
-          </w:p>
-          <w:p>
-            <w:pPr>
-              <w:rPr>
-                <w:rFonts w:ascii="Times New Roman" w:hAnsi="Times New Roman" w:cs="Times New Roman"/>
-                <w:lang w:val="pt-BR"/>
-              </w:rPr>
-            </w:pPr>
-          </w:p>
-          <w:p>
-            <w:pPr>
-              <w:rPr>
-                <w:rFonts w:ascii="Times New Roman" w:hAnsi="Times New Roman" w:cs="Times New Roman"/>
-                <w:lang w:val="pt-BR"/>
-              </w:rPr>
-            </w:pPr>
-            <w:r>
-              <w:rPr>
-                <w:rFonts w:ascii="Times New Roman" w:hAnsi="Times New Roman" w:cs="Times New Roman"/>
-                <w:lang w:val="pt-BR"/>
-              </w:rPr>
-              <w:lastRenderedPageBreak/>
-              <w:t>- Código P023: Em quantos dias da semana costuma tomar leite.</w:t>
-            </w:r>
-          </w:p>
-          <w:p>
-            <w:pPr>
-              <w:rPr>
-                <w:rFonts w:ascii="Times New Roman" w:hAnsi="Times New Roman" w:cs="Times New Roman"/>
-                <w:lang w:val="pt-BR"/>
-              </w:rPr>
-            </w:pPr>
-          </w:p>
-          <w:p>
-            <w:pPr>
-              <w:rPr>
-                <w:rFonts w:ascii="Times New Roman" w:hAnsi="Times New Roman" w:cs="Times New Roman"/>
-                <w:lang w:val="pt-BR"/>
-              </w:rPr>
-            </w:pPr>
-            <w:r>
-              <w:rPr>
-                <w:rFonts w:ascii="Times New Roman" w:hAnsi="Times New Roman" w:cs="Times New Roman"/>
-                <w:lang w:val="pt-BR"/>
-              </w:rPr>
-              <w:t xml:space="preserve"> - Código P02401: Que tipo de leite costuma tomar (desnatado/semidesnatado, integral ou ambos). P00612: Consumo no dia anterior de leite.</w:t>
-            </w:r>
-          </w:p>
-          <w:p>
-            <w:pPr>
-              <w:rPr>
-                <w:rFonts w:ascii="Times New Roman" w:hAnsi="Times New Roman" w:cs="Times New Roman"/>
-                <w:lang w:val="pt-BR"/>
-              </w:rPr>
-            </w:pPr>
-          </w:p>
-          <w:p>
-            <w:pPr>
-              <w:rPr>
-                <w:rFonts w:ascii="Times New Roman" w:hAnsi="Times New Roman" w:cs="Times New Roman"/>
-                <w:lang w:val="pt-BR"/>
-              </w:rPr>
-            </w:pPr>
-            <w:r>
-              <w:rPr>
-                <w:rFonts w:ascii="Times New Roman" w:hAnsi="Times New Roman" w:cs="Times New Roman"/>
-                <w:lang w:val="pt-BR"/>
-              </w:rPr>
-              <w:t>- Código P02002: Em quantos dias da semana costuma tomar refrigerante.</w:t>
-            </w:r>
-          </w:p>
-          <w:p>
-            <w:pPr>
-              <w:rPr>
-                <w:rFonts w:ascii="Times New Roman" w:hAnsi="Times New Roman" w:cs="Times New Roman"/>
-                <w:lang w:val="pt-BR"/>
-              </w:rPr>
-            </w:pPr>
-          </w:p>
-          <w:p>
-            <w:pPr>
-              <w:rPr>
-                <w:rFonts w:ascii="Times New Roman" w:hAnsi="Times New Roman" w:cs="Times New Roman"/>
-                <w:lang w:val="pt-BR"/>
-              </w:rPr>
-            </w:pPr>
-            <w:r>
-              <w:rPr>
-                <w:rFonts w:ascii="Times New Roman" w:hAnsi="Times New Roman" w:cs="Times New Roman"/>
-                <w:lang w:val="pt-BR"/>
-              </w:rPr>
-              <w:t xml:space="preserve">- Código P02102: Que tipo de refrigerante costuma tomar (diet/light/zero ou normal). </w:t>
-            </w:r>
-          </w:p>
-          <w:p>
-            <w:pPr>
-              <w:rPr>
-                <w:rFonts w:ascii="Times New Roman" w:hAnsi="Times New Roman" w:cs="Times New Roman"/>
-                <w:lang w:val="pt-BR"/>
-              </w:rPr>
-            </w:pPr>
-          </w:p>
-          <w:p>
-            <w:pPr>
-              <w:rPr>
-                <w:rFonts w:ascii="Times New Roman" w:hAnsi="Times New Roman" w:cs="Times New Roman"/>
-                <w:lang w:val="pt-BR"/>
-              </w:rPr>
-            </w:pPr>
-            <w:r>
-              <w:rPr>
-                <w:rFonts w:ascii="Times New Roman" w:hAnsi="Times New Roman" w:cs="Times New Roman"/>
-                <w:lang w:val="pt-BR"/>
-              </w:rPr>
-              <w:t xml:space="preserve">- Código P02001: Em quantos dias da semana costuma tomar suco de caixinha/lata ou refresco em pó. </w:t>
-            </w:r>
-          </w:p>
-          <w:p>
-            <w:pPr>
-              <w:rPr>
-                <w:rFonts w:ascii="Times New Roman" w:hAnsi="Times New Roman" w:cs="Times New Roman"/>
-                <w:lang w:val="pt-BR"/>
-              </w:rPr>
-            </w:pPr>
-          </w:p>
-          <w:p>
-            <w:pPr>
-              <w:rPr>
-                <w:rFonts w:ascii="Times New Roman" w:hAnsi="Times New Roman" w:cs="Times New Roman"/>
-                <w:lang w:val="pt-BR"/>
-              </w:rPr>
-            </w:pPr>
-            <w:r>
-              <w:rPr>
-                <w:rFonts w:ascii="Times New Roman" w:hAnsi="Times New Roman" w:cs="Times New Roman"/>
-                <w:lang w:val="pt-BR"/>
-              </w:rPr>
-              <w:t xml:space="preserve">- Código P02101: Que tipo de suco de caixinha/lata ou refresco em pó costuma tomar (diet/light/zero ou normal). </w:t>
-            </w:r>
-          </w:p>
-          <w:p>
-            <w:pPr>
-              <w:rPr>
-                <w:rFonts w:ascii="Times New Roman" w:hAnsi="Times New Roman" w:cs="Times New Roman"/>
-                <w:lang w:val="pt-BR"/>
-              </w:rPr>
-            </w:pPr>
-          </w:p>
-          <w:p>
-            <w:pPr>
-              <w:rPr>
-                <w:rFonts w:ascii="Times New Roman" w:hAnsi="Times New Roman" w:cs="Times New Roman"/>
-                <w:lang w:val="pt-BR"/>
-              </w:rPr>
-            </w:pPr>
-            <w:r>
-              <w:rPr>
-                <w:rFonts w:ascii="Times New Roman" w:hAnsi="Times New Roman" w:cs="Times New Roman"/>
-                <w:lang w:val="pt-BR"/>
-              </w:rPr>
-              <w:t xml:space="preserve">- Código P00614: Consumo no dia anterior de refrigerante. </w:t>
-            </w:r>
-          </w:p>
-          <w:p>
-            <w:pPr>
-              <w:rPr>
-                <w:rFonts w:ascii="Times New Roman" w:hAnsi="Times New Roman" w:cs="Times New Roman"/>
-                <w:lang w:val="pt-BR"/>
-              </w:rPr>
-            </w:pPr>
-          </w:p>
-          <w:p>
-            <w:pPr>
-              <w:rPr>
-                <w:rFonts w:ascii="Times New Roman" w:hAnsi="Times New Roman" w:cs="Times New Roman"/>
-                <w:lang w:val="pt-BR"/>
-              </w:rPr>
-            </w:pPr>
-            <w:r>
-              <w:rPr>
-                <w:rFonts w:ascii="Times New Roman" w:hAnsi="Times New Roman" w:cs="Times New Roman"/>
-                <w:lang w:val="pt-BR"/>
-              </w:rPr>
-              <w:t xml:space="preserve">- Código P00615: Consumo no dia anterior de suco de fruta em caixinha/lata ou refresco em pó. </w:t>
-            </w:r>
-          </w:p>
-          <w:p>
-            <w:pPr>
-              <w:rPr>
-                <w:rFonts w:ascii="Times New Roman" w:hAnsi="Times New Roman" w:cs="Times New Roman"/>
-                <w:lang w:val="pt-BR"/>
-              </w:rPr>
-            </w:pPr>
-          </w:p>
-          <w:p>
-            <w:pPr>
-              <w:rPr>
-                <w:rFonts w:ascii="Times New Roman" w:hAnsi="Times New Roman" w:cs="Times New Roman"/>
-                <w:lang w:val="pt-BR"/>
-              </w:rPr>
-            </w:pPr>
-            <w:r>
-              <w:rPr>
-                <w:rFonts w:ascii="Times New Roman" w:hAnsi="Times New Roman" w:cs="Times New Roman"/>
-                <w:lang w:val="pt-BR"/>
-              </w:rPr>
-              <w:t>- Código P00616: Consumo no dia anterior de bebida achocolatada ou iogurte com sabor.</w:t>
-            </w:r>
-          </w:p>
-          <w:p>
-            <w:pPr>
-              <w:rPr>
-                <w:rFonts w:ascii="Times New Roman" w:hAnsi="Times New Roman" w:cs="Times New Roman"/>
-                <w:lang w:val="pt-BR"/>
-              </w:rPr>
-            </w:pPr>
-          </w:p>
-          <w:p>
-            <w:pPr>
-              <w:rPr>
-                <w:rFonts w:ascii="Times New Roman" w:hAnsi="Times New Roman" w:cs="Times New Roman"/>
-                <w:lang w:val="pt-BR"/>
-              </w:rPr>
-            </w:pPr>
-            <w:r>
-              <w:rPr>
-                <w:rFonts w:ascii="Times New Roman" w:hAnsi="Times New Roman" w:cs="Times New Roman"/>
-                <w:lang w:val="pt-BR"/>
-              </w:rPr>
-              <w:t xml:space="preserve">- Código P027: Com que frequência costuma consumir alguma bebida alcoólica. </w:t>
-            </w:r>
-          </w:p>
-          <w:p>
-            <w:pPr>
-              <w:rPr>
-                <w:rFonts w:ascii="Times New Roman" w:hAnsi="Times New Roman" w:cs="Times New Roman"/>
-                <w:lang w:val="pt-BR"/>
-              </w:rPr>
-            </w:pPr>
-          </w:p>
-          <w:p>
-            <w:pPr>
-              <w:rPr>
-                <w:rFonts w:ascii="Times New Roman" w:hAnsi="Times New Roman" w:cs="Times New Roman"/>
-                <w:lang w:val="pt-BR"/>
-              </w:rPr>
-            </w:pPr>
-            <w:r>
-              <w:rPr>
-                <w:rFonts w:ascii="Times New Roman" w:hAnsi="Times New Roman" w:cs="Times New Roman"/>
-                <w:lang w:val="pt-BR"/>
-              </w:rPr>
-              <w:t xml:space="preserve">- Código P02801: Quantos dias por semana costuma consumir alguma bebida alcoólica. </w:t>
-            </w:r>
-          </w:p>
-          <w:p>
-            <w:pPr>
-              <w:rPr>
-                <w:rFonts w:ascii="Times New Roman" w:hAnsi="Times New Roman" w:cs="Times New Roman"/>
-                <w:lang w:val="pt-BR"/>
-              </w:rPr>
-            </w:pPr>
-          </w:p>
-          <w:p>
-            <w:pPr>
-              <w:rPr>
-                <w:rFonts w:ascii="Times New Roman" w:hAnsi="Times New Roman" w:cs="Times New Roman"/>
-                <w:lang w:val="pt-BR"/>
-              </w:rPr>
-            </w:pPr>
-            <w:r>
-              <w:rPr>
-                <w:rFonts w:ascii="Times New Roman" w:hAnsi="Times New Roman" w:cs="Times New Roman"/>
-                <w:lang w:val="pt-BR"/>
-              </w:rPr>
-              <w:lastRenderedPageBreak/>
-              <w:t xml:space="preserve">- Código P029: Em geral, no dia que bebe, quantas doses de bebida alcoólica consome. </w:t>
-            </w:r>
-          </w:p>
-          <w:p>
-            <w:pPr>
-              <w:rPr>
-                <w:rFonts w:ascii="Times New Roman" w:hAnsi="Times New Roman" w:cs="Times New Roman"/>
-                <w:lang w:val="pt-BR"/>
-              </w:rPr>
-            </w:pPr>
-          </w:p>
-          <w:p>
-            <w:pPr>
-              <w:rPr>
-                <w:rFonts w:ascii="Times New Roman" w:hAnsi="Times New Roman" w:cs="Times New Roman"/>
-                <w:lang w:val="pt-BR"/>
-              </w:rPr>
-            </w:pPr>
-            <w:r>
-              <w:rPr>
-                <w:rFonts w:ascii="Times New Roman" w:hAnsi="Times New Roman" w:cs="Times New Roman"/>
-                <w:lang w:val="pt-BR"/>
-              </w:rPr>
-              <w:t xml:space="preserve">- Código P03201: Nos últimos trinta dias, chegou a consumir cinco ou mais doses de bebida alcoólica em uma única ocasião. </w:t>
-            </w:r>
-          </w:p>
-          <w:p>
-            <w:pPr>
-              <w:rPr>
-                <w:rFonts w:ascii="Times New Roman" w:hAnsi="Times New Roman" w:cs="Times New Roman"/>
-                <w:lang w:val="pt-BR"/>
-              </w:rPr>
-            </w:pPr>
-          </w:p>
-          <w:p>
-            <w:pPr>
-              <w:rPr>
-                <w:rFonts w:ascii="Times New Roman" w:hAnsi="Times New Roman" w:cs="Times New Roman"/>
-                <w:lang w:val="pt-BR"/>
-              </w:rPr>
-            </w:pPr>
-            <w:r>
-              <w:rPr>
-                <w:rFonts w:ascii="Times New Roman" w:hAnsi="Times New Roman" w:cs="Times New Roman"/>
-                <w:lang w:val="pt-BR"/>
-              </w:rPr>
-              <w:t>- Código P03202: Quando isso ocorreu, qual foi o número máximo de doses consumido em uma única ocasião.</w:t>
-            </w:r>
-          </w:p>
-          <w:p>
-            <w:pPr>
-              <w:rPr>
-                <w:rFonts w:ascii="Times New Roman" w:hAnsi="Times New Roman" w:cs="Times New Roman"/>
-                <w:highlight w:val="red"/>
-                <w:lang w:val="pt-BR"/>
-              </w:rPr>
-            </w:pPr>
-          </w:p>
-          <w:p>
-            <w:pPr>
-              <w:rPr>
-                <w:rFonts w:ascii="Times New Roman" w:hAnsi="Times New Roman" w:cs="Times New Roman"/>
-                <w:highlight w:val="red"/>
-                <w:lang w:val="pt-BR"/>
-              </w:rPr>
-            </w:pPr>
-            <w:r>
-              <w:rPr>
-                <w:rFonts w:ascii="Times New Roman" w:hAnsi="Times New Roman" w:cs="Times New Roman"/>
-                <w:lang w:val="pt-BR"/>
-              </w:rPr>
-              <w:t>Fonte: BD-PNS</w:t>
-            </w:r>
-          </w:p>
-        </w:tc>
-      </w:tr>
-      <w:tr>
-        <w:trPr>
-          <w:trHeight w:val="397"/>
-        </w:trPr>
-        <w:tc>
-          <w:tcPr>
-            <w:tcW w:w="8494" w:type="dxa"/>
-            <w:gridSpan w:val="3"/>
-            <w:tcBorders>
-              <w:left w:val="nil"/>
-              <w:bottom w:val="single" w:sz="4" w:space="0" w:color="auto"/>
-              <w:right w:val="nil"/>
-            </w:tcBorders>
-            <w:vAlign w:val="center"/>
-          </w:tcPr>
-          <w:p>
-            <w:pPr>
-              <w:jc w:val="center"/>
-              <w:rPr>
-                <w:rFonts w:ascii="Times New Roman" w:hAnsi="Times New Roman" w:cs="Times New Roman"/>
-                <w:b/>
-                <w:bCs/>
-                <w:lang w:val="pt-BR"/>
-              </w:rPr>
-            </w:pPr>
-            <w:r>
-              <w:rPr>
-                <w:rFonts w:ascii="Times New Roman" w:hAnsi="Times New Roman" w:cs="Times New Roman"/>
-                <w:b/>
-                <w:bCs/>
-                <w:lang w:val="pt-BR"/>
-              </w:rPr>
-              <w:lastRenderedPageBreak/>
-              <w:t>Dimensão: Acesso e Utilização de Serviços de Saúde</w:t>
-            </w:r>
-          </w:p>
-        </w:tc>
-      </w:tr>
-      <w:tr>
-        <w:trPr>
-          <w:trHeight w:val="397"/>
-        </w:trPr>
-        <w:tc>
-          <w:tcPr>
-            <w:tcW w:w="3828" w:type="dxa"/>
-            <w:tcBorders>
-              <w:left w:val="nil"/>
-              <w:bottom w:val="single" w:sz="4" w:space="0" w:color="auto"/>
-              <w:right w:val="single" w:sz="4" w:space="0" w:color="auto"/>
-            </w:tcBorders>
-          </w:tcPr>
-          <w:p>
-            <w:pPr>
-              <w:rPr>
-                <w:rFonts w:ascii="Times New Roman" w:hAnsi="Times New Roman" w:cs="Times New Roman"/>
-                <w:b/>
-                <w:bCs/>
-                <w:lang w:val="pt-BR"/>
-              </w:rPr>
-            </w:pPr>
-            <w:r>
-              <w:rPr>
-                <w:rFonts w:ascii="Times New Roman" w:hAnsi="Times New Roman" w:cs="Times New Roman"/>
-                <w:b/>
-                <w:bCs/>
-                <w:lang w:val="pt-BR"/>
-              </w:rPr>
-              <w:t xml:space="preserve">Uso dos serviços de saúde: </w:t>
-            </w:r>
-            <w:r>
-              <w:rPr>
-                <w:rFonts w:ascii="Times New Roman" w:hAnsi="Times New Roman" w:cs="Times New Roman"/>
-                <w:lang w:val="pt-BR"/>
-              </w:rPr>
-              <w:t>A literatura evidencia que a presença de doenças crônicas osteomusculares, devido a dor constante e a limitação funcional, e um dos maiores preditores para a busca intensiva de assistência médica na população idosa (MALTA et al., 2021).</w:t>
-            </w:r>
-          </w:p>
-        </w:tc>
-        <w:tc>
-          <w:tcPr>
-            <w:tcW w:w="1834" w:type="dxa"/>
-            <w:tcBorders>
-              <w:left w:val="single" w:sz="4" w:space="0" w:color="auto"/>
-              <w:bottom w:val="single" w:sz="4" w:space="0" w:color="auto"/>
-              <w:right w:val="single" w:sz="4" w:space="0" w:color="auto"/>
-            </w:tcBorders>
-          </w:tcPr>
-          <w:p>
-            <w:pPr>
-              <w:rPr>
-                <w:rFonts w:ascii="Times New Roman" w:hAnsi="Times New Roman" w:cs="Times New Roman"/>
-                <w:lang w:val="pt-BR"/>
-              </w:rPr>
-            </w:pPr>
-            <w:r>
-              <w:rPr>
-                <w:rFonts w:ascii="Times New Roman" w:hAnsi="Times New Roman" w:cs="Times New Roman"/>
-                <w:lang w:val="pt-BR"/>
-              </w:rPr>
-              <w:t>- Última consulta</w:t>
-            </w:r>
-          </w:p>
-          <w:p>
-            <w:pPr>
-              <w:rPr>
-                <w:rFonts w:ascii="Times New Roman" w:hAnsi="Times New Roman" w:cs="Times New Roman"/>
-                <w:lang w:val="pt-BR"/>
-              </w:rPr>
-            </w:pPr>
-          </w:p>
-          <w:p>
-            <w:pPr>
-              <w:rPr>
-                <w:rFonts w:ascii="Times New Roman" w:hAnsi="Times New Roman" w:cs="Times New Roman"/>
-                <w:lang w:val="pt-BR"/>
-              </w:rPr>
-            </w:pPr>
-            <w:r>
-              <w:rPr>
-                <w:rFonts w:ascii="Times New Roman" w:hAnsi="Times New Roman" w:cs="Times New Roman"/>
-                <w:lang w:val="pt-BR"/>
-              </w:rPr>
-              <w:t>- Frequência</w:t>
-            </w:r>
-          </w:p>
-          <w:p>
-            <w:pPr>
-              <w:rPr>
-                <w:rFonts w:ascii="Times New Roman" w:hAnsi="Times New Roman" w:cs="Times New Roman"/>
-                <w:b/>
-                <w:bCs/>
-                <w:lang w:val="pt-BR"/>
-              </w:rPr>
-            </w:pPr>
-          </w:p>
-        </w:tc>
-        <w:tc>
-          <w:tcPr>
-            <w:tcW w:w="2832" w:type="dxa"/>
-            <w:tcBorders>
-              <w:left w:val="single" w:sz="4" w:space="0" w:color="auto"/>
-              <w:bottom w:val="single" w:sz="4" w:space="0" w:color="auto"/>
-              <w:right w:val="nil"/>
-            </w:tcBorders>
-          </w:tcPr>
-          <w:p>
-            <w:pPr>
-              <w:rPr>
-                <w:rFonts w:ascii="Times New Roman" w:hAnsi="Times New Roman" w:cs="Times New Roman"/>
-                <w:lang w:val="pt-BR"/>
-              </w:rPr>
-            </w:pPr>
-            <w:r>
-              <w:rPr>
-                <w:rFonts w:ascii="Times New Roman" w:hAnsi="Times New Roman" w:cs="Times New Roman"/>
-                <w:lang w:val="pt-BR"/>
-              </w:rPr>
-              <w:t>- Código J01101: Quando ____ consultou um médico pela última vez</w:t>
-            </w:r>
-          </w:p>
-          <w:p>
-            <w:pPr>
-              <w:rPr>
-                <w:rFonts w:ascii="Times New Roman" w:hAnsi="Times New Roman" w:cs="Times New Roman"/>
-                <w:lang w:val="pt-BR"/>
-              </w:rPr>
-            </w:pPr>
-          </w:p>
-          <w:p>
-            <w:pPr>
-              <w:rPr>
-                <w:rFonts w:ascii="Times New Roman" w:hAnsi="Times New Roman" w:cs="Times New Roman"/>
-                <w:lang w:val="pt-BR"/>
-              </w:rPr>
-            </w:pPr>
-            <w:r>
-              <w:rPr>
-                <w:rFonts w:ascii="Times New Roman" w:hAnsi="Times New Roman" w:cs="Times New Roman"/>
-                <w:lang w:val="pt-BR"/>
-              </w:rPr>
-              <w:t>- Código J012: Quantas vezes ___ consultou um médico nos últimos 12 meses</w:t>
-            </w:r>
-          </w:p>
-          <w:p>
-            <w:pPr>
-              <w:rPr>
-                <w:rFonts w:ascii="Times New Roman" w:hAnsi="Times New Roman" w:cs="Times New Roman"/>
-                <w:lang w:val="pt-BR"/>
-              </w:rPr>
-            </w:pPr>
-          </w:p>
-          <w:p>
-            <w:pPr>
-              <w:rPr>
-                <w:rFonts w:ascii="Times New Roman" w:hAnsi="Times New Roman" w:cs="Times New Roman"/>
-                <w:b/>
-                <w:bCs/>
-                <w:lang w:val="pt-BR"/>
-              </w:rPr>
-            </w:pPr>
-            <w:r>
-              <w:rPr>
-                <w:rFonts w:ascii="Times New Roman" w:hAnsi="Times New Roman" w:cs="Times New Roman"/>
-                <w:lang w:val="pt-BR"/>
-              </w:rPr>
-              <w:t>Fonte: BD-PNS</w:t>
-            </w:r>
-          </w:p>
-        </w:tc>
-      </w:tr>
-      <w:tr>
-        <w:trPr>
-          <w:trHeight w:val="397"/>
-        </w:trPr>
-        <w:tc>
-          <w:tcPr>
-            <w:tcW w:w="3828" w:type="dxa"/>
-            <w:tcBorders>
-              <w:left w:val="nil"/>
-              <w:bottom w:val="single" w:sz="4" w:space="0" w:color="auto"/>
-              <w:right w:val="single" w:sz="4" w:space="0" w:color="auto"/>
-            </w:tcBorders>
-            <w:vAlign w:val="center"/>
-          </w:tcPr>
-          <w:p>
-            <w:pPr>
-              <w:rPr>
-                <w:rFonts w:ascii="Times New Roman" w:hAnsi="Times New Roman" w:cs="Times New Roman"/>
-                <w:b/>
-                <w:bCs/>
-                <w:lang w:val="pt-BR"/>
-              </w:rPr>
-            </w:pPr>
-            <w:r>
-              <w:rPr>
-                <w:rFonts w:ascii="Times New Roman" w:hAnsi="Times New Roman" w:cs="Times New Roman"/>
-                <w:b/>
-                <w:bCs/>
-                <w:lang w:val="pt-BR"/>
-              </w:rPr>
-              <w:t>Acesso a serviços de saúde:</w:t>
-            </w:r>
-            <w:r>
-              <w:rPr>
-                <w:rFonts w:ascii="Times New Roman" w:hAnsi="Times New Roman" w:cs="Times New Roman"/>
-                <w:b/>
-                <w:bCs/>
-                <w:color w:val="EE0000"/>
-                <w:lang w:val="pt-BR"/>
-              </w:rPr>
-              <w:t xml:space="preserve"> </w:t>
-            </w:r>
-            <w:r>
-              <w:rPr>
-                <w:rFonts w:ascii="Times New Roman" w:hAnsi="Times New Roman" w:cs="Times New Roman"/>
-                <w:lang w:val="pt-BR"/>
-              </w:rPr>
-              <w:t>A literatura epidemiológica brasileira demonstra que existe uma profunda desigualdade no acompanhamento de doenças crônicas no país. Idosos que possuem acesso a planos de saúde privados ou atendimento particular apresentam taxas significativamente maiores de consultas preventivas com especialistas, como reumatologistas e nutricionistas, o que resulta em uma intervenção precoce e em dietas anti-inflamatórias mais rigorosas (SZWARCWALD et al., 2021).</w:t>
-            </w:r>
-          </w:p>
-        </w:tc>
-        <w:tc>
-          <w:tcPr>
-            <w:tcW w:w="1834" w:type="dxa"/>
-            <w:tcBorders>
-              <w:left w:val="single" w:sz="4" w:space="0" w:color="auto"/>
-              <w:bottom w:val="single" w:sz="4" w:space="0" w:color="auto"/>
-              <w:right w:val="single" w:sz="4" w:space="0" w:color="auto"/>
-            </w:tcBorders>
-          </w:tcPr>
-          <w:p>
-            <w:pPr>
-              <w:rPr>
-                <w:rFonts w:ascii="Times New Roman" w:hAnsi="Times New Roman" w:cs="Times New Roman"/>
-                <w:lang w:val="pt-BR"/>
-              </w:rPr>
-            </w:pPr>
-            <w:r>
-              <w:rPr>
-                <w:rFonts w:ascii="Times New Roman" w:hAnsi="Times New Roman" w:cs="Times New Roman"/>
-                <w:lang w:val="pt-BR"/>
-              </w:rPr>
-              <w:t>- Posse de plano de saúde privado</w:t>
-            </w:r>
-          </w:p>
-          <w:p>
-            <w:pPr>
-              <w:rPr>
-                <w:rFonts w:ascii="Times New Roman" w:hAnsi="Times New Roman" w:cs="Times New Roman"/>
-                <w:lang w:val="pt-BR"/>
-              </w:rPr>
-            </w:pPr>
-          </w:p>
-          <w:p>
-            <w:pPr>
-              <w:rPr>
-                <w:rFonts w:ascii="Times New Roman" w:hAnsi="Times New Roman" w:cs="Times New Roman"/>
-                <w:lang w:val="pt-BR"/>
-              </w:rPr>
-            </w:pPr>
-            <w:r>
-              <w:rPr>
-                <w:rFonts w:ascii="Times New Roman" w:hAnsi="Times New Roman" w:cs="Times New Roman"/>
-                <w:lang w:val="pt-BR"/>
-              </w:rPr>
-              <w:t xml:space="preserve">- Vínculo com o serviço de atenção primária </w:t>
-            </w:r>
-          </w:p>
-          <w:p>
-            <w:pPr>
-              <w:rPr>
-                <w:rFonts w:ascii="Times New Roman" w:hAnsi="Times New Roman" w:cs="Times New Roman"/>
-                <w:lang w:val="pt-BR"/>
-              </w:rPr>
-            </w:pPr>
-          </w:p>
-        </w:tc>
-        <w:tc>
-          <w:tcPr>
-            <w:tcW w:w="2832" w:type="dxa"/>
-            <w:tcBorders>
-              <w:left w:val="single" w:sz="4" w:space="0" w:color="auto"/>
-              <w:bottom w:val="single" w:sz="4" w:space="0" w:color="auto"/>
-              <w:right w:val="nil"/>
-            </w:tcBorders>
-          </w:tcPr>
-          <w:p>
-            <w:pPr>
-              <w:rPr>
-                <w:rFonts w:ascii="Times New Roman" w:hAnsi="Times New Roman" w:cs="Times New Roman"/>
-                <w:lang w:val="pt-BR"/>
-              </w:rPr>
-            </w:pPr>
-            <w:r>
-              <w:rPr>
-                <w:rFonts w:ascii="Times New Roman" w:hAnsi="Times New Roman" w:cs="Times New Roman"/>
-                <w:lang w:val="pt-BR"/>
-              </w:rPr>
-              <w:t>- Código I00102: tem algum plano de saúde médico particular, de empresa ou órgão público?</w:t>
-            </w:r>
-          </w:p>
-          <w:p>
-            <w:pPr>
-              <w:rPr>
-                <w:rFonts w:ascii="Times New Roman" w:hAnsi="Times New Roman" w:cs="Times New Roman"/>
-                <w:highlight w:val="red"/>
-                <w:lang w:val="pt-BR"/>
-              </w:rPr>
-            </w:pPr>
-          </w:p>
-          <w:p>
-            <w:pPr>
-              <w:rPr>
-                <w:rFonts w:ascii="Times New Roman" w:hAnsi="Times New Roman" w:cs="Times New Roman"/>
-                <w:lang w:val="pt-BR"/>
-              </w:rPr>
-            </w:pPr>
-            <w:r>
-              <w:rPr>
-                <w:rFonts w:ascii="Times New Roman" w:hAnsi="Times New Roman" w:cs="Times New Roman"/>
-                <w:lang w:val="pt-BR"/>
-              </w:rPr>
-              <w:t>- Código J01002: Quando está doente ou precisando de atendimento de saúde___ costuma procurar</w:t>
-            </w:r>
-          </w:p>
-          <w:p>
-            <w:pPr>
-              <w:rPr>
-                <w:rFonts w:ascii="Times New Roman" w:hAnsi="Times New Roman" w:cs="Times New Roman"/>
-                <w:highlight w:val="red"/>
-                <w:lang w:val="pt-BR"/>
-              </w:rPr>
-            </w:pPr>
-          </w:p>
-          <w:p>
-            <w:pPr>
-              <w:rPr>
-                <w:rFonts w:ascii="Times New Roman" w:hAnsi="Times New Roman" w:cs="Times New Roman"/>
-                <w:highlight w:val="red"/>
-                <w:lang w:val="pt-BR"/>
-              </w:rPr>
-            </w:pPr>
-          </w:p>
-          <w:p>
-            <w:pPr>
-              <w:rPr>
-                <w:rFonts w:ascii="Times New Roman" w:hAnsi="Times New Roman" w:cs="Times New Roman"/>
-                <w:lang w:val="pt-BR"/>
-              </w:rPr>
-            </w:pPr>
-            <w:r>
-              <w:rPr>
-                <w:rFonts w:ascii="Times New Roman" w:hAnsi="Times New Roman" w:cs="Times New Roman"/>
-                <w:lang w:val="pt-BR"/>
-              </w:rPr>
-              <w:t>Fonte: BD-PNS</w:t>
-            </w:r>
-          </w:p>
-        </w:tc>
-      </w:tr>
-      <w:tr>
-        <w:trPr>
-          <w:trHeight w:val="397"/>
-        </w:trPr>
-        <w:tc>
-          <w:tcPr>
-            <w:tcW w:w="8494" w:type="dxa"/>
-            <w:gridSpan w:val="3"/>
-            <w:tcBorders>
-              <w:left w:val="nil"/>
-              <w:bottom w:val="single" w:sz="4" w:space="0" w:color="auto"/>
-              <w:right w:val="nil"/>
-            </w:tcBorders>
-            <w:vAlign w:val="center"/>
-          </w:tcPr>
-          <w:p>
-            <w:pPr>
-              <w:jc w:val="center"/>
-              <w:rPr>
-                <w:rFonts w:ascii="Times New Roman" w:hAnsi="Times New Roman" w:cs="Times New Roman"/>
-                <w:b/>
-                <w:bCs/>
-                <w:highlight w:val="red"/>
-                <w:lang w:val="pt-BR"/>
-              </w:rPr>
-            </w:pPr>
-            <w:r>
-              <w:rPr>
-                <w:rFonts w:ascii="Times New Roman" w:hAnsi="Times New Roman" w:cs="Times New Roman"/>
-                <w:b/>
-                <w:bCs/>
-                <w:lang w:val="pt-BR"/>
-              </w:rPr>
-              <w:t>Dimensão: Condições Físicas e Mentais</w:t>
-            </w:r>
-          </w:p>
-        </w:tc>
-      </w:tr>
-      <w:tr>
-        <w:trPr>
-          <w:trHeight w:val="397"/>
-        </w:trPr>
-        <w:tc>
-          <w:tcPr>
-            <w:tcW w:w="3828" w:type="dxa"/>
-            <w:tcBorders>
-              <w:left w:val="nil"/>
-              <w:bottom w:val="single" w:sz="4" w:space="0" w:color="auto"/>
-              <w:right w:val="single" w:sz="4" w:space="0" w:color="auto"/>
-            </w:tcBorders>
-          </w:tcPr>
-          <w:p>
-            <w:pPr>
-              <w:rPr>
-                <w:rFonts w:ascii="Times New Roman" w:hAnsi="Times New Roman" w:cs="Times New Roman"/>
-                <w:lang w:val="pt-BR"/>
-              </w:rPr>
-            </w:pPr>
-            <w:r>
-              <w:rPr>
-                <w:rFonts w:ascii="Times New Roman" w:hAnsi="Times New Roman" w:cs="Times New Roman"/>
-                <w:b/>
-                <w:bCs/>
-                <w:lang w:val="pt-BR"/>
-              </w:rPr>
-              <w:t>Deficiências:</w:t>
-            </w:r>
-            <w:r>
-              <w:rPr>
-                <w:rFonts w:ascii="Times New Roman" w:hAnsi="Times New Roman" w:cs="Times New Roman"/>
-                <w:b/>
-                <w:bCs/>
-                <w:color w:val="EE0000"/>
-                <w:lang w:val="pt-BR"/>
-              </w:rPr>
-              <w:t xml:space="preserve"> </w:t>
-            </w:r>
-            <w:r>
-              <w:rPr>
-                <w:rFonts w:ascii="Times New Roman" w:hAnsi="Times New Roman" w:cs="Times New Roman"/>
-                <w:lang w:val="pt-BR"/>
-              </w:rPr>
-              <w:t xml:space="preserve">A literatura demonstra que a presença de deficiências físicas previas restringe severamente a mobilidade e a autonomia do idoso. Essa limitação impacta diretamente a sua capacidade instrumental de ir ao mercado, higienizar, descascar e cozinhar alimentos in natura. Como consequência, a deficiência física muitas vezes empurra o idoso para o consumo de conveniência, baseado em alimentos </w:t>
-            </w:r>
-            <w:r>
-              <w:rPr>
-                <w:rFonts w:ascii="Times New Roman" w:hAnsi="Times New Roman" w:cs="Times New Roman"/>
-                <w:lang w:val="pt-BR"/>
-              </w:rPr>
-              <w:lastRenderedPageBreak/>
-              <w:t>ultraprocessados, que exigem menos esforço de preparo (IBGE, 2021). Além disso, a limitação motora e um catalisador absoluto do sedentarismo, que agrava a inflamação sistêmica e a rigidez articular.</w:t>
-            </w:r>
-          </w:p>
-          <w:p>
-            <w:pPr>
-              <w:rPr>
-                <w:rFonts w:ascii="Times New Roman" w:hAnsi="Times New Roman" w:cs="Times New Roman"/>
-                <w:b/>
-                <w:bCs/>
-                <w:lang w:val="pt-BR"/>
-              </w:rPr>
-            </w:pPr>
-          </w:p>
-        </w:tc>
-        <w:tc>
-          <w:tcPr>
-            <w:tcW w:w="1834" w:type="dxa"/>
-            <w:tcBorders>
-              <w:left w:val="single" w:sz="4" w:space="0" w:color="auto"/>
-              <w:bottom w:val="single" w:sz="4" w:space="0" w:color="auto"/>
-              <w:right w:val="single" w:sz="4" w:space="0" w:color="auto"/>
-            </w:tcBorders>
-          </w:tcPr>
-          <w:p>
-            <w:pPr>
-              <w:rPr>
-                <w:rFonts w:ascii="Times New Roman" w:hAnsi="Times New Roman" w:cs="Times New Roman"/>
-                <w:lang w:val="pt-BR"/>
-              </w:rPr>
-            </w:pPr>
-            <w:r>
-              <w:rPr>
-                <w:rFonts w:ascii="Times New Roman" w:hAnsi="Times New Roman" w:cs="Times New Roman"/>
-                <w:lang w:val="pt-BR"/>
-              </w:rPr>
-              <w:lastRenderedPageBreak/>
-              <w:t>- Informações sobre</w:t>
-            </w:r>
-          </w:p>
-          <w:p>
-            <w:pPr>
-              <w:rPr>
-                <w:rFonts w:ascii="Times New Roman" w:hAnsi="Times New Roman" w:cs="Times New Roman"/>
-                <w:lang w:val="pt-BR"/>
-              </w:rPr>
-            </w:pPr>
-            <w:r>
-              <w:rPr>
-                <w:rFonts w:ascii="Times New Roman" w:hAnsi="Times New Roman" w:cs="Times New Roman"/>
-                <w:lang w:val="pt-BR"/>
-              </w:rPr>
-              <w:t>deficiências que</w:t>
-            </w:r>
-          </w:p>
-          <w:p>
-            <w:pPr>
-              <w:rPr>
-                <w:rFonts w:ascii="Times New Roman" w:hAnsi="Times New Roman" w:cs="Times New Roman"/>
-                <w:lang w:val="pt-BR"/>
-              </w:rPr>
-            </w:pPr>
-            <w:r>
-              <w:rPr>
-                <w:rFonts w:ascii="Times New Roman" w:hAnsi="Times New Roman" w:cs="Times New Roman"/>
-                <w:lang w:val="pt-BR"/>
-              </w:rPr>
-              <w:t>possa possuir</w:t>
-            </w:r>
-          </w:p>
-          <w:p>
-            <w:pPr>
-              <w:rPr>
-                <w:rFonts w:ascii="Times New Roman" w:hAnsi="Times New Roman" w:cs="Times New Roman"/>
-                <w:lang w:val="pt-BR"/>
-              </w:rPr>
-            </w:pPr>
-          </w:p>
-          <w:p>
-            <w:pPr>
-              <w:rPr>
-                <w:rFonts w:ascii="Times New Roman" w:hAnsi="Times New Roman" w:cs="Times New Roman"/>
-                <w:lang w:val="pt-BR"/>
-              </w:rPr>
-            </w:pPr>
-            <w:r>
-              <w:rPr>
-                <w:rFonts w:ascii="Times New Roman" w:hAnsi="Times New Roman" w:cs="Times New Roman"/>
-                <w:lang w:val="pt-BR"/>
-              </w:rPr>
-              <w:t>- Grau de limitação da deficiência</w:t>
-            </w:r>
-          </w:p>
-          <w:p>
-            <w:pPr>
-              <w:rPr>
-                <w:rFonts w:ascii="Times New Roman" w:hAnsi="Times New Roman" w:cs="Times New Roman"/>
-                <w:b/>
-                <w:bCs/>
-                <w:lang w:val="pt-BR"/>
-              </w:rPr>
-            </w:pPr>
-          </w:p>
-          <w:p>
-            <w:pPr>
-              <w:rPr>
-                <w:rFonts w:ascii="Times New Roman" w:hAnsi="Times New Roman" w:cs="Times New Roman"/>
-                <w:b/>
-                <w:bCs/>
-                <w:lang w:val="pt-BR"/>
-              </w:rPr>
-            </w:pPr>
-          </w:p>
-        </w:tc>
-        <w:tc>
-          <w:tcPr>
-            <w:tcW w:w="2832" w:type="dxa"/>
-            <w:tcBorders>
-              <w:left w:val="single" w:sz="4" w:space="0" w:color="auto"/>
-              <w:bottom w:val="single" w:sz="4" w:space="0" w:color="auto"/>
-              <w:right w:val="nil"/>
-            </w:tcBorders>
-          </w:tcPr>
-          <w:p>
-            <w:pPr>
-              <w:rPr>
-                <w:rFonts w:ascii="Times New Roman" w:hAnsi="Times New Roman" w:cs="Times New Roman"/>
-                <w:lang w:val="pt-BR"/>
-              </w:rPr>
-            </w:pPr>
-            <w:r>
-              <w:rPr>
-                <w:rFonts w:ascii="Times New Roman" w:hAnsi="Times New Roman" w:cs="Times New Roman"/>
-                <w:lang w:val="pt-BR"/>
-              </w:rPr>
-              <w:t>- Código G059:  ___ usa algum aparelho de auxílio para se locomover?</w:t>
-            </w:r>
-          </w:p>
-          <w:p>
-            <w:pPr>
-              <w:rPr>
-                <w:rFonts w:ascii="Times New Roman" w:hAnsi="Times New Roman" w:cs="Times New Roman"/>
-                <w:lang w:val="pt-BR"/>
-              </w:rPr>
-            </w:pPr>
-          </w:p>
-          <w:p>
-            <w:pPr>
-              <w:rPr>
-                <w:rFonts w:ascii="Times New Roman" w:hAnsi="Times New Roman" w:cs="Times New Roman"/>
-                <w:lang w:val="pt-BR"/>
-              </w:rPr>
-            </w:pPr>
-            <w:r>
-              <w:rPr>
-                <w:rFonts w:ascii="Times New Roman" w:hAnsi="Times New Roman" w:cs="Times New Roman"/>
-                <w:lang w:val="pt-BR"/>
-              </w:rPr>
-              <w:t>- Código G060:  ____________ faz uso de cadeira de rodas?</w:t>
-            </w:r>
-          </w:p>
-          <w:p>
-            <w:pPr>
-              <w:rPr>
-                <w:rFonts w:ascii="Times New Roman" w:hAnsi="Times New Roman" w:cs="Times New Roman"/>
-                <w:lang w:val="pt-BR"/>
-              </w:rPr>
-            </w:pPr>
-          </w:p>
-          <w:p>
-            <w:pPr>
-              <w:rPr>
-                <w:rFonts w:ascii="Times New Roman" w:hAnsi="Times New Roman" w:cs="Times New Roman"/>
-                <w:lang w:val="pt-BR"/>
-              </w:rPr>
-            </w:pPr>
-            <w:r>
-              <w:rPr>
-                <w:rFonts w:ascii="Times New Roman" w:hAnsi="Times New Roman" w:cs="Times New Roman"/>
-                <w:lang w:val="pt-BR"/>
-              </w:rPr>
-              <w:t xml:space="preserve">- Código G062: ____________ faz uso de bengala, muletas ou andador?  </w:t>
-            </w:r>
-          </w:p>
-          <w:p>
-            <w:pPr>
-              <w:rPr>
-                <w:rFonts w:ascii="Times New Roman" w:hAnsi="Times New Roman" w:cs="Times New Roman"/>
-                <w:lang w:val="pt-BR"/>
-              </w:rPr>
-            </w:pPr>
-          </w:p>
-          <w:p>
-            <w:pPr>
-              <w:rPr>
-                <w:rFonts w:ascii="Times New Roman" w:hAnsi="Times New Roman" w:cs="Times New Roman"/>
-                <w:lang w:val="pt-BR"/>
-              </w:rPr>
-            </w:pPr>
-            <w:r>
-              <w:rPr>
-                <w:rFonts w:ascii="Times New Roman" w:hAnsi="Times New Roman" w:cs="Times New Roman"/>
-                <w:lang w:val="pt-BR"/>
-              </w:rPr>
-              <w:t>- Código G070: ___ tem dificuldade permanente de caminhar ou subir degraus, mesmo usando prótese, bengala ou outro aparelho de auxílio? (Para moradores com 5 anos ou mais de idade.)</w:t>
-            </w:r>
-          </w:p>
-          <w:p>
-            <w:pPr>
-              <w:rPr>
-                <w:rFonts w:ascii="Times New Roman" w:hAnsi="Times New Roman" w:cs="Times New Roman"/>
-                <w:lang w:val="pt-BR"/>
-              </w:rPr>
-            </w:pPr>
-          </w:p>
-          <w:p>
-            <w:pPr>
-              <w:rPr>
-                <w:rFonts w:ascii="Times New Roman" w:hAnsi="Times New Roman" w:cs="Times New Roman"/>
-                <w:lang w:val="pt-BR"/>
-              </w:rPr>
-            </w:pPr>
-          </w:p>
-          <w:p>
-            <w:pPr>
-              <w:rPr>
-                <w:rFonts w:ascii="Times New Roman" w:hAnsi="Times New Roman" w:cs="Times New Roman"/>
-                <w:lang w:val="pt-BR"/>
-              </w:rPr>
-            </w:pPr>
-            <w:r>
-              <w:rPr>
-                <w:rFonts w:ascii="Times New Roman" w:hAnsi="Times New Roman" w:cs="Times New Roman"/>
-                <w:lang w:val="pt-BR"/>
-              </w:rPr>
-              <w:t xml:space="preserve">- Código G079:  ___tem dificuldade permanente para levantar uma garrafa com dois litros de água da cintura até a altura dos olhos, mesmo usando prótese ou aparelho de auxílio? (Somente para moradores com 5 anos ou mais de idade.) </w:t>
-            </w:r>
-          </w:p>
-          <w:p>
-            <w:pPr>
-              <w:rPr>
-                <w:rFonts w:ascii="Times New Roman" w:hAnsi="Times New Roman" w:cs="Times New Roman"/>
-                <w:lang w:val="pt-BR"/>
-              </w:rPr>
-            </w:pPr>
-          </w:p>
-          <w:p>
-            <w:pPr>
-              <w:rPr>
-                <w:rFonts w:ascii="Times New Roman" w:hAnsi="Times New Roman" w:cs="Times New Roman"/>
-                <w:lang w:val="pt-BR"/>
-              </w:rPr>
-            </w:pPr>
-            <w:r>
-              <w:rPr>
-                <w:rFonts w:ascii="Times New Roman" w:hAnsi="Times New Roman" w:cs="Times New Roman"/>
-                <w:lang w:val="pt-BR"/>
-              </w:rPr>
-              <w:t>- Código G080:  ___ tem dificuldade permanente para pegar objetos pequenos, como botões e lápis, ou abrir e fechar recipientes ou garrafas, mesmo usando prótese ou aparelho de auxílio? (Somente para moradores com 5 anos ou mais de idade.)</w:t>
-            </w:r>
-          </w:p>
-          <w:p>
-            <w:pPr>
-              <w:rPr>
-                <w:rFonts w:ascii="Times New Roman" w:hAnsi="Times New Roman" w:cs="Times New Roman"/>
-                <w:lang w:val="pt-BR"/>
-              </w:rPr>
-            </w:pPr>
-            <w:r>
-              <w:rPr>
-                <w:rFonts w:ascii="Times New Roman" w:hAnsi="Times New Roman" w:cs="Times New Roman"/>
-                <w:lang w:val="pt-BR"/>
-              </w:rPr>
-              <w:t>- Código G081:  ___ tem dificuldade permanente para levantar uma garrafa com dois litros de água da cintura até a altura dos olhos? (Somente para moradores com 5 anos ou mais de idade.)</w:t>
-            </w:r>
-          </w:p>
-          <w:p>
-            <w:pPr>
-              <w:rPr>
-                <w:rFonts w:ascii="Times New Roman" w:hAnsi="Times New Roman" w:cs="Times New Roman"/>
-                <w:lang w:val="pt-BR"/>
-              </w:rPr>
-            </w:pPr>
-          </w:p>
-          <w:p>
-            <w:pPr>
-              <w:rPr>
-                <w:rFonts w:ascii="Times New Roman" w:hAnsi="Times New Roman" w:cs="Times New Roman"/>
-                <w:lang w:val="pt-BR"/>
-              </w:rPr>
-            </w:pPr>
-            <w:r>
-              <w:rPr>
-                <w:rFonts w:ascii="Times New Roman" w:hAnsi="Times New Roman" w:cs="Times New Roman"/>
-                <w:lang w:val="pt-BR"/>
-              </w:rPr>
-              <w:t>- Código G032: Informante do Módulo G (variável administrativa — não utilizada como preditora)</w:t>
-            </w:r>
-          </w:p>
-          <w:p>
-            <w:pPr>
-              <w:rPr>
-                <w:rFonts w:ascii="Times New Roman" w:hAnsi="Times New Roman" w:cs="Times New Roman"/>
-                <w:highlight w:val="red"/>
-                <w:lang w:val="pt-BR"/>
-              </w:rPr>
-            </w:pPr>
-          </w:p>
-          <w:p>
-            <w:pPr>
-              <w:rPr>
-                <w:rFonts w:ascii="Times New Roman" w:hAnsi="Times New Roman" w:cs="Times New Roman"/>
-                <w:highlight w:val="red"/>
-                <w:lang w:val="pt-BR"/>
-              </w:rPr>
-            </w:pPr>
-            <w:r>
-              <w:rPr>
-                <w:rFonts w:ascii="Times New Roman" w:hAnsi="Times New Roman" w:cs="Times New Roman"/>
-                <w:lang w:val="pt-BR"/>
-              </w:rPr>
-              <w:t>Fonte: BD-PNS</w:t>
-            </w:r>
-          </w:p>
-        </w:tc>
-      </w:tr>
-      <w:tr>
-        <w:trPr>
-          <w:trHeight w:val="397"/>
-        </w:trPr>
-        <w:tc>
-          <w:tcPr>
-            <w:tcW w:w="3828" w:type="dxa"/>
-            <w:tcBorders>
-              <w:left w:val="nil"/>
-              <w:bottom w:val="single" w:sz="4" w:space="0" w:color="auto"/>
-              <w:right w:val="single" w:sz="4" w:space="0" w:color="auto"/>
-            </w:tcBorders>
-          </w:tcPr>
-          <w:p>
-            <w:pPr>
-              <w:rPr>
-                <w:rFonts w:ascii="Times New Roman" w:hAnsi="Times New Roman" w:cs="Times New Roman"/>
-                <w:lang w:val="pt-BR"/>
-              </w:rPr>
-            </w:pPr>
-            <w:r>
-              <w:rPr>
-                <w:rFonts w:ascii="Times New Roman" w:hAnsi="Times New Roman" w:cs="Times New Roman"/>
-                <w:b/>
-                <w:bCs/>
-                <w:lang w:val="pt-BR"/>
-              </w:rPr>
-              <w:lastRenderedPageBreak/>
-              <w:t>Saúde Mental:</w:t>
-            </w:r>
-            <w:r>
-              <w:rPr>
-                <w:rFonts w:ascii="Times New Roman" w:hAnsi="Times New Roman" w:cs="Times New Roman"/>
-                <w:b/>
-                <w:bCs/>
-                <w:color w:val="EE0000"/>
-                <w:lang w:val="pt-BR"/>
-              </w:rPr>
-              <w:t xml:space="preserve"> </w:t>
-            </w:r>
-            <w:r>
-              <w:rPr>
-                <w:rFonts w:ascii="Times New Roman" w:hAnsi="Times New Roman" w:cs="Times New Roman"/>
-                <w:lang w:val="pt-BR"/>
-              </w:rPr>
-              <w:t xml:space="preserve">A literatura médica e psiquiátrica demonstra que existe uma via de mão dupla entre a dor crônica e a depressão. A limitação física gerada pela artrite isola o idoso e catalisa o desenvolvimento de transtornos depressivos. Por sua vez, a depressão altera drasticamente o comportamento alimentar, favorecendo o chamado </w:t>
-            </w:r>
-            <w:r>
-              <w:rPr>
-                <w:rFonts w:ascii="Times New Roman" w:hAnsi="Times New Roman" w:cs="Times New Roman"/>
-                <w:lang w:val="pt-BR"/>
-              </w:rPr>
-              <w:lastRenderedPageBreak/>
-              <w:t>"comer emocional", que resulta na busca por alimentos ultraprocessados ricos em açúcar e gordura (as nossas variáveis preditoras X) como um mecanismo de compensação e busca por prazer imediato (LOPES et al., 2021).</w:t>
-            </w:r>
-          </w:p>
-          <w:p>
-            <w:pPr>
-              <w:rPr>
-                <w:rFonts w:ascii="Times New Roman" w:hAnsi="Times New Roman" w:cs="Times New Roman"/>
-                <w:b/>
-                <w:bCs/>
-                <w:lang w:val="pt-BR"/>
-              </w:rPr>
-            </w:pPr>
-          </w:p>
-        </w:tc>
-        <w:tc>
-          <w:tcPr>
-            <w:tcW w:w="1834" w:type="dxa"/>
-            <w:tcBorders>
-              <w:left w:val="single" w:sz="4" w:space="0" w:color="auto"/>
-              <w:bottom w:val="single" w:sz="4" w:space="0" w:color="auto"/>
-              <w:right w:val="single" w:sz="4" w:space="0" w:color="auto"/>
-            </w:tcBorders>
-          </w:tcPr>
-          <w:p>
-            <w:pPr>
-              <w:rPr>
-                <w:rFonts w:ascii="Times New Roman" w:hAnsi="Times New Roman" w:cs="Times New Roman"/>
-                <w:lang w:val="pt-BR"/>
-              </w:rPr>
-            </w:pPr>
-            <w:r>
-              <w:rPr>
-                <w:rFonts w:ascii="Times New Roman" w:hAnsi="Times New Roman" w:cs="Times New Roman"/>
-                <w:lang w:val="pt-BR"/>
-              </w:rPr>
-              <w:lastRenderedPageBreak/>
-              <w:t>- Possui alguma</w:t>
-            </w:r>
-          </w:p>
-          <w:p>
-            <w:pPr>
-              <w:rPr>
-                <w:rFonts w:ascii="Times New Roman" w:hAnsi="Times New Roman" w:cs="Times New Roman"/>
-                <w:lang w:val="pt-BR"/>
-              </w:rPr>
-            </w:pPr>
-            <w:r>
-              <w:rPr>
-                <w:rFonts w:ascii="Times New Roman" w:hAnsi="Times New Roman" w:cs="Times New Roman"/>
-                <w:lang w:val="pt-BR"/>
-              </w:rPr>
-              <w:t>doença mental</w:t>
-            </w:r>
-          </w:p>
-          <w:p>
-            <w:pPr>
-              <w:rPr>
-                <w:rFonts w:ascii="Times New Roman" w:hAnsi="Times New Roman" w:cs="Times New Roman"/>
-                <w:lang w:val="pt-BR"/>
-              </w:rPr>
-            </w:pPr>
-          </w:p>
-          <w:p>
-            <w:pPr>
-              <w:rPr>
-                <w:rFonts w:ascii="Times New Roman" w:hAnsi="Times New Roman" w:cs="Times New Roman"/>
-                <w:lang w:val="pt-BR"/>
-              </w:rPr>
-            </w:pPr>
-            <w:r>
-              <w:rPr>
-                <w:rFonts w:ascii="Times New Roman" w:hAnsi="Times New Roman" w:cs="Times New Roman"/>
-                <w:lang w:val="pt-BR"/>
-              </w:rPr>
-              <w:t>- Qual o efeito na</w:t>
-            </w:r>
-          </w:p>
-          <w:p>
-            <w:pPr>
-              <w:rPr>
-                <w:rFonts w:ascii="Times New Roman" w:hAnsi="Times New Roman" w:cs="Times New Roman"/>
-                <w:lang w:val="pt-BR"/>
-              </w:rPr>
-            </w:pPr>
-            <w:r>
-              <w:rPr>
-                <w:rFonts w:ascii="Times New Roman" w:hAnsi="Times New Roman" w:cs="Times New Roman"/>
-                <w:lang w:val="pt-BR"/>
-              </w:rPr>
-              <w:t>vida cotidiana caso</w:t>
-            </w:r>
-          </w:p>
-          <w:p>
-            <w:pPr>
-              <w:rPr>
-                <w:rFonts w:ascii="Times New Roman" w:hAnsi="Times New Roman" w:cs="Times New Roman"/>
-                <w:lang w:val="pt-BR"/>
-              </w:rPr>
-            </w:pPr>
-            <w:r>
-              <w:rPr>
-                <w:rFonts w:ascii="Times New Roman" w:hAnsi="Times New Roman" w:cs="Times New Roman"/>
-                <w:lang w:val="pt-BR"/>
-              </w:rPr>
-              <w:t>possua uma doença</w:t>
-            </w:r>
-          </w:p>
-          <w:p>
-            <w:pPr>
-              <w:rPr>
-                <w:rFonts w:ascii="Times New Roman" w:hAnsi="Times New Roman" w:cs="Times New Roman"/>
-                <w:lang w:val="pt-BR"/>
-              </w:rPr>
-            </w:pPr>
-            <w:r>
-              <w:rPr>
-                <w:rFonts w:ascii="Times New Roman" w:hAnsi="Times New Roman" w:cs="Times New Roman"/>
-                <w:lang w:val="pt-BR"/>
-              </w:rPr>
-              <w:t>mental</w:t>
-            </w:r>
-          </w:p>
-          <w:p>
-            <w:pPr>
-              <w:rPr>
-                <w:rFonts w:ascii="Times New Roman" w:hAnsi="Times New Roman" w:cs="Times New Roman"/>
-                <w:lang w:val="pt-BR"/>
-              </w:rPr>
-            </w:pPr>
-          </w:p>
-          <w:p>
-            <w:pPr>
-              <w:rPr>
-                <w:rFonts w:ascii="Times New Roman" w:hAnsi="Times New Roman" w:cs="Times New Roman"/>
-                <w:lang w:val="pt-BR"/>
-              </w:rPr>
-            </w:pPr>
-            <w:r>
-              <w:rPr>
-                <w:rFonts w:ascii="Times New Roman" w:hAnsi="Times New Roman" w:cs="Times New Roman"/>
-                <w:lang w:val="pt-BR"/>
-              </w:rPr>
-              <w:t>- Problemas e Qualidade do Sono</w:t>
-            </w:r>
-          </w:p>
-          <w:p>
-            <w:pPr>
-              <w:rPr>
-                <w:rFonts w:ascii="Times New Roman" w:hAnsi="Times New Roman" w:cs="Times New Roman"/>
-                <w:lang w:val="pt-BR"/>
-              </w:rPr>
-            </w:pPr>
-          </w:p>
-          <w:p>
-            <w:pPr>
-              <w:rPr>
-                <w:rFonts w:ascii="Times New Roman" w:hAnsi="Times New Roman" w:cs="Times New Roman"/>
-                <w:lang w:val="pt-BR"/>
-              </w:rPr>
-            </w:pPr>
-            <w:r>
-              <w:rPr>
-                <w:rFonts w:ascii="Times New Roman" w:hAnsi="Times New Roman" w:cs="Times New Roman"/>
-                <w:lang w:val="pt-BR"/>
-              </w:rPr>
-              <w:t>- Diagnostico de Depressão</w:t>
-            </w:r>
-          </w:p>
-          <w:p>
-            <w:pPr>
-              <w:rPr>
-                <w:rFonts w:ascii="Times New Roman" w:hAnsi="Times New Roman" w:cs="Times New Roman"/>
-                <w:b/>
-                <w:bCs/>
-                <w:lang w:val="pt-BR"/>
-              </w:rPr>
-            </w:pPr>
-          </w:p>
-          <w:p>
-            <w:pPr>
-              <w:rPr>
-                <w:rFonts w:ascii="Times New Roman" w:hAnsi="Times New Roman" w:cs="Times New Roman"/>
-                <w:b/>
-                <w:bCs/>
-                <w:lang w:val="pt-BR"/>
-              </w:rPr>
-            </w:pPr>
-          </w:p>
-        </w:tc>
-        <w:tc>
-          <w:tcPr>
-            <w:tcW w:w="2832" w:type="dxa"/>
-            <w:tcBorders>
-              <w:left w:val="single" w:sz="4" w:space="0" w:color="auto"/>
-              <w:bottom w:val="single" w:sz="4" w:space="0" w:color="auto"/>
-              <w:right w:val="nil"/>
-            </w:tcBorders>
-          </w:tcPr>
-          <w:p>
-            <w:pPr>
-              <w:rPr>
-                <w:rFonts w:ascii="Times New Roman" w:hAnsi="Times New Roman" w:cs="Times New Roman"/>
-                <w:lang w:val="pt-BR"/>
-              </w:rPr>
-            </w:pPr>
-            <w:r>
-              <w:rPr>
-                <w:rFonts w:ascii="Times New Roman" w:hAnsi="Times New Roman" w:cs="Times New Roman"/>
-                <w:lang w:val="pt-BR"/>
-              </w:rPr>
-              <w:lastRenderedPageBreak/>
-              <w:t>- Código Q092: Algum médico ou profissional de saúde mental (como psiquiatra ou psicólogo) já lhe deu o diagnóstico de depressão?</w:t>
-            </w:r>
-          </w:p>
-          <w:p>
-            <w:pPr>
-              <w:rPr>
-                <w:rFonts w:ascii="Times New Roman" w:hAnsi="Times New Roman" w:cs="Times New Roman"/>
-                <w:highlight w:val="red"/>
-                <w:lang w:val="pt-BR"/>
-              </w:rPr>
-            </w:pPr>
-          </w:p>
-          <w:p>
-            <w:pPr>
-              <w:rPr>
-                <w:rFonts w:ascii="Times New Roman" w:hAnsi="Times New Roman" w:cs="Times New Roman"/>
-                <w:lang w:val="pt-BR"/>
-              </w:rPr>
-            </w:pPr>
-            <w:r>
-              <w:rPr>
-                <w:rFonts w:ascii="Times New Roman" w:hAnsi="Times New Roman" w:cs="Times New Roman"/>
-                <w:lang w:val="pt-BR"/>
-              </w:rPr>
-              <w:t xml:space="preserve">- Código N010: Nas duas últimas semanas, com que </w:t>
-            </w:r>
-            <w:r>
-              <w:rPr>
-                <w:rFonts w:ascii="Times New Roman" w:hAnsi="Times New Roman" w:cs="Times New Roman"/>
-                <w:lang w:val="pt-BR"/>
-              </w:rPr>
-              <w:lastRenderedPageBreak/>
-              <w:t>frequência o(a) Sr(a) teve problemas no sono, como dificuldade para adormecer, acordar frequentemente à noite ou dormir mais do que de costume?</w:t>
-            </w:r>
-          </w:p>
-          <w:p>
-            <w:pPr>
-              <w:rPr>
-                <w:rFonts w:ascii="Times New Roman" w:hAnsi="Times New Roman" w:cs="Times New Roman"/>
-                <w:lang w:val="pt-BR"/>
-              </w:rPr>
-            </w:pPr>
-          </w:p>
-          <w:p>
-            <w:pPr>
-              <w:rPr>
-                <w:rFonts w:ascii="Times New Roman" w:hAnsi="Times New Roman" w:cs="Times New Roman"/>
-                <w:lang w:val="pt-BR"/>
-              </w:rPr>
-            </w:pPr>
-            <w:r>
-              <w:rPr>
-                <w:rFonts w:ascii="Times New Roman" w:hAnsi="Times New Roman" w:cs="Times New Roman"/>
-                <w:lang w:val="pt-BR"/>
-              </w:rPr>
-              <w:t>- Código N011: Nas duas últimas semanas, com que frequência o(a) Sr(a) teve problemas por não se sentir descansado(a) e disposto(a) durante o dia, sentindo-se cansado(a), sem ter energia?</w:t>
-            </w:r>
-          </w:p>
-          <w:p>
-            <w:pPr>
-              <w:rPr>
-                <w:rFonts w:ascii="Times New Roman" w:hAnsi="Times New Roman" w:cs="Times New Roman"/>
-                <w:lang w:val="pt-BR"/>
-              </w:rPr>
-            </w:pPr>
-          </w:p>
-          <w:p>
-            <w:pPr>
-              <w:rPr>
-                <w:rFonts w:ascii="Times New Roman" w:hAnsi="Times New Roman" w:cs="Times New Roman"/>
-                <w:lang w:val="pt-BR"/>
-              </w:rPr>
-            </w:pPr>
-            <w:r>
-              <w:rPr>
-                <w:rFonts w:ascii="Times New Roman" w:hAnsi="Times New Roman" w:cs="Times New Roman"/>
-                <w:lang w:val="pt-BR"/>
-              </w:rPr>
-              <w:t>- Código Q11006: Algum médico ou profissional de saúde (como psiquiatra ou psicólogo) já lhe deu o diagnóstico de outra doença mental, como transtorno de ansiedade, síndrome do pânico, esquizofrenia, transtorno bipolar, psicose ou TOC (Transtorno Obsessivo Compulsivo) etc?</w:t>
-            </w:r>
-          </w:p>
-          <w:p>
-            <w:pPr>
-              <w:rPr>
-                <w:rFonts w:ascii="Times New Roman" w:hAnsi="Times New Roman" w:cs="Times New Roman"/>
-                <w:lang w:val="pt-BR"/>
-              </w:rPr>
-            </w:pPr>
-          </w:p>
-          <w:p>
-            <w:pPr>
-              <w:rPr>
-                <w:rFonts w:ascii="Times New Roman" w:hAnsi="Times New Roman" w:cs="Times New Roman"/>
-                <w:lang w:val="pt-BR"/>
-              </w:rPr>
-            </w:pPr>
-            <w:r>
-              <w:rPr>
-                <w:rFonts w:ascii="Times New Roman" w:hAnsi="Times New Roman" w:cs="Times New Roman"/>
-                <w:lang w:val="pt-BR"/>
-              </w:rPr>
-              <w:t>- Código Q115: Em geral, em que grau essa doença mental limita as suas atividades habituais (tais como trabalhar, realizar afazeres domésticos etc.)?</w:t>
-            </w:r>
-          </w:p>
-          <w:p>
-            <w:pPr>
-              <w:rPr>
-                <w:rFonts w:ascii="Times New Roman" w:hAnsi="Times New Roman" w:cs="Times New Roman"/>
-                <w:lang w:val="pt-BR"/>
-              </w:rPr>
-            </w:pPr>
-          </w:p>
-          <w:p>
-            <w:pPr>
-              <w:rPr>
-                <w:rFonts w:ascii="Times New Roman" w:hAnsi="Times New Roman" w:cs="Times New Roman"/>
-                <w:lang w:val="pt-BR"/>
-              </w:rPr>
-            </w:pPr>
-            <w:r>
-              <w:rPr>
-                <w:rFonts w:ascii="Times New Roman" w:hAnsi="Times New Roman" w:cs="Times New Roman"/>
-                <w:lang w:val="pt-BR"/>
-              </w:rPr>
-              <w:t>- Código Q109: Em geral, em que grau a depressão limita as suas atividades habituais (tais como trabalhar, realizar afazeres domésticos etc.)?</w:t>
-            </w:r>
-          </w:p>
-          <w:p>
-            <w:pPr>
-              <w:rPr>
-                <w:rFonts w:ascii="Times New Roman" w:hAnsi="Times New Roman" w:cs="Times New Roman"/>
-                <w:highlight w:val="red"/>
-                <w:lang w:val="pt-BR"/>
-              </w:rPr>
-            </w:pPr>
-          </w:p>
-          <w:p>
-            <w:pPr>
-              <w:rPr>
-                <w:rFonts w:ascii="Times New Roman" w:hAnsi="Times New Roman" w:cs="Times New Roman"/>
-                <w:highlight w:val="red"/>
-                <w:lang w:val="pt-BR"/>
-              </w:rPr>
-            </w:pPr>
-          </w:p>
-          <w:p>
-            <w:pPr>
-              <w:rPr>
-                <w:rFonts w:ascii="Times New Roman" w:hAnsi="Times New Roman" w:cs="Times New Roman"/>
-                <w:highlight w:val="red"/>
-                <w:lang w:val="pt-BR"/>
-              </w:rPr>
-            </w:pPr>
-            <w:r>
-              <w:rPr>
-                <w:rFonts w:ascii="Times New Roman" w:hAnsi="Times New Roman" w:cs="Times New Roman"/>
-                <w:lang w:val="pt-BR"/>
-              </w:rPr>
-              <w:t>Fonte: BD-PNS</w:t>
-            </w:r>
-          </w:p>
-        </w:tc>
-      </w:tr>
-      <w:tr>
-        <w:trPr>
-          <w:trHeight w:val="397"/>
-        </w:trPr>
-        <w:tc>
-          <w:tcPr>
-            <w:tcW w:w="3828" w:type="dxa"/>
-            <w:tcBorders>
-              <w:left w:val="nil"/>
-              <w:right w:val="single" w:sz="4" w:space="0" w:color="auto"/>
-            </w:tcBorders>
-          </w:tcPr>
-          <w:p>
-            <w:pPr>
-              <w:rPr>
-                <w:rFonts w:ascii="Times New Roman" w:hAnsi="Times New Roman" w:cs="Times New Roman"/>
-                <w:lang w:val="pt-BR"/>
-              </w:rPr>
-            </w:pPr>
-            <w:r>
-              <w:rPr>
-                <w:rFonts w:ascii="Times New Roman" w:hAnsi="Times New Roman" w:cs="Times New Roman"/>
-                <w:b/>
-                <w:bCs/>
-                <w:lang w:val="pt-BR"/>
-              </w:rPr>
-              <w:lastRenderedPageBreak/>
-              <w:t>Autoavaliação de Saúde Global:</w:t>
-            </w:r>
-            <w:r>
-              <w:rPr>
-                <w:rFonts w:ascii="Times New Roman" w:hAnsi="Times New Roman" w:cs="Times New Roman"/>
-                <w:b/>
-                <w:bCs/>
-                <w:color w:val="EE0000"/>
-                <w:lang w:val="pt-BR"/>
-              </w:rPr>
-              <w:t xml:space="preserve"> </w:t>
-            </w:r>
-            <w:r>
-              <w:rPr>
-                <w:rFonts w:ascii="Times New Roman" w:hAnsi="Times New Roman" w:cs="Times New Roman"/>
-                <w:lang w:val="pt-BR"/>
-              </w:rPr>
-              <w:t>A literatura epidemiológica consolida a autoavaliação de saúde como um dos indicadores mais robustos e confiáveis para prever declínio funcional e mortalidade na população idosa. No contexto do nosso domínio (Artrite vs Nutrição), a dor crônica constante e o processo inflamatório sistêmico afetam diretamente o sistema nervoso central, reduzindo drasticamente a percepção de qualidade de vida do paciente (BARROS et al., 2021).</w:t>
-            </w:r>
-          </w:p>
-        </w:tc>
-        <w:tc>
-          <w:tcPr>
-            <w:tcW w:w="1834" w:type="dxa"/>
-            <w:tcBorders>
-              <w:left w:val="single" w:sz="4" w:space="0" w:color="auto"/>
-              <w:right w:val="single" w:sz="4" w:space="0" w:color="auto"/>
-            </w:tcBorders>
-          </w:tcPr>
-          <w:p>
-            <w:pPr>
-              <w:rPr>
-                <w:rFonts w:ascii="Times New Roman" w:hAnsi="Times New Roman" w:cs="Times New Roman"/>
-                <w:lang w:val="pt-BR"/>
-              </w:rPr>
-            </w:pPr>
-            <w:r>
-              <w:rPr>
-                <w:rFonts w:ascii="Times New Roman" w:hAnsi="Times New Roman" w:cs="Times New Roman"/>
-                <w:lang w:val="pt-BR"/>
-              </w:rPr>
-              <w:t>- Autoavaliação</w:t>
-            </w:r>
-          </w:p>
-          <w:p>
-            <w:pPr>
-              <w:rPr>
-                <w:rFonts w:ascii="Times New Roman" w:hAnsi="Times New Roman" w:cs="Times New Roman"/>
-                <w:lang w:val="pt-BR"/>
-              </w:rPr>
-            </w:pPr>
-          </w:p>
-          <w:p>
-            <w:pPr>
-              <w:rPr>
-                <w:rFonts w:ascii="Times New Roman" w:hAnsi="Times New Roman" w:cs="Times New Roman"/>
-                <w:lang w:val="pt-BR"/>
-              </w:rPr>
-            </w:pPr>
-          </w:p>
-        </w:tc>
-        <w:tc>
-          <w:tcPr>
-            <w:tcW w:w="2832" w:type="dxa"/>
-            <w:tcBorders>
-              <w:left w:val="single" w:sz="4" w:space="0" w:color="auto"/>
-              <w:right w:val="nil"/>
-            </w:tcBorders>
-          </w:tcPr>
-          <w:p>
-            <w:pPr>
-              <w:rPr>
-                <w:rFonts w:ascii="Times New Roman" w:hAnsi="Times New Roman" w:cs="Times New Roman"/>
-                <w:lang w:val="pt-BR"/>
-              </w:rPr>
-            </w:pPr>
-            <w:r>
-              <w:rPr>
-                <w:rFonts w:ascii="Times New Roman" w:hAnsi="Times New Roman" w:cs="Times New Roman"/>
-                <w:lang w:val="pt-BR"/>
-              </w:rPr>
-              <w:t xml:space="preserve">- Código N001: Em geral, como o(a) Sr(a) avalia a sua saúde? </w:t>
-            </w:r>
-          </w:p>
-          <w:p>
-            <w:pPr>
-              <w:rPr>
-                <w:rFonts w:ascii="Times New Roman" w:hAnsi="Times New Roman" w:cs="Times New Roman"/>
-                <w:highlight w:val="red"/>
-                <w:lang w:val="pt-BR"/>
-              </w:rPr>
-            </w:pPr>
-          </w:p>
-          <w:p>
-            <w:pPr>
-              <w:rPr>
-                <w:rFonts w:ascii="Times New Roman" w:hAnsi="Times New Roman" w:cs="Times New Roman"/>
-                <w:highlight w:val="red"/>
-                <w:lang w:val="pt-BR"/>
-              </w:rPr>
-            </w:pPr>
-            <w:r>
-              <w:rPr>
-                <w:rFonts w:ascii="Times New Roman" w:hAnsi="Times New Roman" w:cs="Times New Roman"/>
-                <w:lang w:val="pt-BR"/>
-              </w:rPr>
-              <w:t>Fonte: BD-PNS</w:t>
-            </w:r>
-          </w:p>
-        </w:tc>
-      </w:tr>
-      <w:tr>
-        <w:trPr>
-          <w:trHeight w:val="397"/>
-        </w:trPr>
-        <w:tc>
-          <w:tcPr>
-            <w:tcW w:w="3828" w:type="dxa"/>
-            <w:tcBorders>
-              <w:left w:val="nil"/>
-              <w:bottom w:val="single" w:sz="4" w:space="0" w:color="auto"/>
-              <w:right w:val="single" w:sz="4" w:space="0" w:color="auto"/>
-            </w:tcBorders>
-          </w:tcPr>
-          <w:p>
-            <w:pPr>
-              <w:rPr>
-                <w:rFonts w:ascii="Times New Roman" w:hAnsi="Times New Roman" w:cs="Times New Roman"/>
-                <w:b/>
-                <w:bCs/>
-                <w:lang w:val="pt-BR"/>
-              </w:rPr>
-            </w:pPr>
-            <w:r>
-              <w:rPr>
-                <w:rFonts w:ascii="Times New Roman" w:hAnsi="Times New Roman" w:cs="Times New Roman"/>
-                <w:b/>
-                <w:bCs/>
-                <w:lang w:val="pt-BR"/>
-              </w:rPr>
-              <w:lastRenderedPageBreak/>
-              <w:t>Doenças crônicas:</w:t>
-            </w:r>
-            <w:r>
-              <w:rPr>
-                <w:rFonts w:ascii="Times New Roman" w:hAnsi="Times New Roman" w:cs="Times New Roman"/>
-                <w:b/>
-                <w:bCs/>
-                <w:color w:val="EE0000"/>
-                <w:lang w:val="pt-BR"/>
-              </w:rPr>
-              <w:t xml:space="preserve"> </w:t>
-            </w:r>
-            <w:r>
-              <w:rPr>
-                <w:rFonts w:ascii="Times New Roman" w:hAnsi="Times New Roman" w:cs="Times New Roman"/>
-                <w:lang w:val="pt-BR"/>
-              </w:rPr>
-              <w:t xml:space="preserve">A literatura epidemiológica comprova que a multi-morbidade (presença de duas ou mais doenças crônicas) e a regra, e não a exceção, na população idosa brasileira (NUNES et al., 2021). </w:t>
-            </w:r>
-          </w:p>
-        </w:tc>
-        <w:tc>
-          <w:tcPr>
-            <w:tcW w:w="1834" w:type="dxa"/>
-            <w:tcBorders>
-              <w:left w:val="single" w:sz="4" w:space="0" w:color="auto"/>
-              <w:bottom w:val="single" w:sz="4" w:space="0" w:color="auto"/>
-              <w:right w:val="single" w:sz="4" w:space="0" w:color="auto"/>
-            </w:tcBorders>
-          </w:tcPr>
-          <w:p>
-            <w:pPr>
-              <w:rPr>
-                <w:rFonts w:ascii="Times New Roman" w:hAnsi="Times New Roman" w:cs="Times New Roman"/>
-                <w:b/>
-                <w:bCs/>
-                <w:lang w:val="pt-BR"/>
-              </w:rPr>
-            </w:pPr>
-            <w:r>
-              <w:rPr>
-                <w:rFonts w:ascii="Times New Roman" w:hAnsi="Times New Roman" w:cs="Times New Roman"/>
-                <w:lang w:val="pt-BR"/>
-              </w:rPr>
-              <w:t>- Diagnostico médico das principais Doenças Crônicas</w:t>
-            </w:r>
-          </w:p>
-          <w:p>
-            <w:pPr>
-              <w:rPr>
-                <w:rFonts w:ascii="Times New Roman" w:hAnsi="Times New Roman" w:cs="Times New Roman"/>
-                <w:b/>
-                <w:bCs/>
-                <w:lang w:val="pt-BR"/>
-              </w:rPr>
-            </w:pPr>
-          </w:p>
-        </w:tc>
-        <w:tc>
-          <w:tcPr>
-            <w:tcW w:w="2832" w:type="dxa"/>
-            <w:tcBorders>
-              <w:left w:val="single" w:sz="4" w:space="0" w:color="auto"/>
-              <w:bottom w:val="single" w:sz="4" w:space="0" w:color="auto"/>
-              <w:right w:val="nil"/>
-            </w:tcBorders>
-          </w:tcPr>
-          <w:p>
-            <w:pPr>
-              <w:rPr>
-                <w:rFonts w:ascii="Times New Roman" w:hAnsi="Times New Roman" w:cs="Times New Roman"/>
-                <w:lang w:val="pt-BR"/>
-              </w:rPr>
-            </w:pPr>
-            <w:r>
-              <w:rPr>
-                <w:rFonts w:ascii="Times New Roman" w:hAnsi="Times New Roman" w:cs="Times New Roman"/>
-                <w:lang w:val="pt-BR"/>
-              </w:rPr>
-              <w:t xml:space="preserve">- Código Q00201: Algum médico já lhe deu o diagnóstico de hipertensão arterial (pressão alta)? </w:t>
-            </w:r>
-          </w:p>
-          <w:p>
-            <w:pPr>
-              <w:rPr>
-                <w:rFonts w:ascii="Times New Roman" w:hAnsi="Times New Roman" w:cs="Times New Roman"/>
-                <w:highlight w:val="red"/>
-                <w:lang w:val="pt-BR"/>
-              </w:rPr>
-            </w:pPr>
-          </w:p>
-          <w:p>
-            <w:pPr>
-              <w:rPr>
-                <w:rFonts w:ascii="Times New Roman" w:hAnsi="Times New Roman" w:cs="Times New Roman"/>
-                <w:lang w:val="pt-BR"/>
-              </w:rPr>
-            </w:pPr>
-            <w:r>
-              <w:rPr>
-                <w:rFonts w:ascii="Times New Roman" w:hAnsi="Times New Roman" w:cs="Times New Roman"/>
-                <w:lang w:val="pt-BR"/>
-              </w:rPr>
-              <w:t xml:space="preserve">- Código Q03001: Algum médico já lhe deu o diagnóstico de diabetes? </w:t>
-            </w:r>
-          </w:p>
-          <w:p>
-            <w:pPr>
-              <w:rPr>
-                <w:rFonts w:ascii="Times New Roman" w:hAnsi="Times New Roman" w:cs="Times New Roman"/>
-                <w:highlight w:val="red"/>
-                <w:lang w:val="pt-BR"/>
-              </w:rPr>
-            </w:pPr>
-          </w:p>
-          <w:p>
-            <w:pPr>
-              <w:rPr>
-                <w:rFonts w:ascii="Times New Roman" w:hAnsi="Times New Roman" w:cs="Times New Roman"/>
-                <w:lang w:val="pt-BR"/>
-              </w:rPr>
-            </w:pPr>
-            <w:r>
-              <w:rPr>
-                <w:rFonts w:ascii="Times New Roman" w:hAnsi="Times New Roman" w:cs="Times New Roman"/>
-                <w:lang w:val="pt-BR"/>
-              </w:rPr>
-              <w:t xml:space="preserve">- Código Q060: Algum médico já lhe deu o diagnóstico de colesterol alto? </w:t>
-            </w:r>
-          </w:p>
-          <w:p>
-            <w:pPr>
-              <w:rPr>
-                <w:rFonts w:ascii="Times New Roman" w:hAnsi="Times New Roman" w:cs="Times New Roman"/>
-                <w:highlight w:val="red"/>
-                <w:lang w:val="pt-BR"/>
-              </w:rPr>
-            </w:pPr>
-          </w:p>
-          <w:p>
-            <w:pPr>
-              <w:rPr>
-                <w:rFonts w:ascii="Times New Roman" w:hAnsi="Times New Roman" w:cs="Times New Roman"/>
-                <w:lang w:val="pt-BR"/>
-              </w:rPr>
-            </w:pPr>
-            <w:r>
-              <w:rPr>
-                <w:rFonts w:ascii="Times New Roman" w:hAnsi="Times New Roman" w:cs="Times New Roman"/>
-                <w:lang w:val="pt-BR"/>
-              </w:rPr>
-              <w:t>- Código Q06306: Algum médico já lhe deu o diagnóstico de uma doença do coração, tal como infarto, angina, insuficiência cardíaca ou outra?</w:t>
-            </w:r>
-          </w:p>
-          <w:p>
-            <w:pPr>
-              <w:rPr>
-                <w:rFonts w:ascii="Times New Roman" w:hAnsi="Times New Roman" w:cs="Times New Roman"/>
-                <w:highlight w:val="red"/>
-                <w:lang w:val="pt-BR"/>
-              </w:rPr>
-            </w:pPr>
-          </w:p>
-          <w:p>
-            <w:pPr>
-              <w:rPr>
-                <w:rFonts w:ascii="Times New Roman" w:hAnsi="Times New Roman" w:cs="Times New Roman"/>
-                <w:lang w:val="pt-BR"/>
-              </w:rPr>
-            </w:pPr>
-            <w:r>
-              <w:rPr>
-                <w:rFonts w:ascii="Times New Roman" w:hAnsi="Times New Roman" w:cs="Times New Roman"/>
-                <w:lang w:val="pt-BR"/>
-              </w:rPr>
-              <w:t>- Código Q068: Algum médico já lhe deu o diagnóstico de AVC (Acidente Vascular Cerebral) ou derrame?</w:t>
-            </w:r>
-          </w:p>
-          <w:p>
-            <w:pPr>
-              <w:rPr>
-                <w:rFonts w:ascii="Times New Roman" w:hAnsi="Times New Roman" w:cs="Times New Roman"/>
-                <w:highlight w:val="red"/>
-                <w:lang w:val="pt-BR"/>
-              </w:rPr>
-            </w:pPr>
-          </w:p>
-          <w:p>
-            <w:pPr>
-              <w:rPr>
-                <w:rFonts w:ascii="Times New Roman" w:hAnsi="Times New Roman" w:cs="Times New Roman"/>
-                <w:lang w:val="pt-BR"/>
-              </w:rPr>
-            </w:pPr>
-            <w:r>
-              <w:rPr>
-                <w:rFonts w:ascii="Times New Roman" w:hAnsi="Times New Roman" w:cs="Times New Roman"/>
-                <w:lang w:val="pt-BR"/>
-              </w:rPr>
-              <w:t xml:space="preserve">- Código Q084: O(a) Sr(a) tem algum problema crônico de coluna, como dor crônica nas costas ou no pescoço, lombalgia, dor ciática, problemas nas vértebras ou disco? </w:t>
-            </w:r>
-          </w:p>
-          <w:p>
-            <w:pPr>
-              <w:rPr>
-                <w:rFonts w:ascii="Times New Roman" w:hAnsi="Times New Roman" w:cs="Times New Roman"/>
-                <w:lang w:val="pt-BR"/>
-              </w:rPr>
-            </w:pPr>
-          </w:p>
-          <w:p>
-            <w:pPr>
-              <w:rPr>
-                <w:rFonts w:ascii="Times New Roman" w:hAnsi="Times New Roman" w:cs="Times New Roman"/>
-                <w:lang w:val="pt-BR"/>
-              </w:rPr>
-            </w:pPr>
-            <w:r>
-              <w:rPr>
-                <w:rFonts w:ascii="Times New Roman" w:hAnsi="Times New Roman" w:cs="Times New Roman"/>
-                <w:lang w:val="pt-BR"/>
-              </w:rPr>
-              <w:t>- Código Q074: Algum médico já lhe deu o diagnóstico de asma (ou bronquite asmática)?</w:t>
-            </w:r>
-          </w:p>
-          <w:p>
-            <w:pPr>
-              <w:rPr>
-                <w:rFonts w:ascii="Times New Roman" w:hAnsi="Times New Roman" w:cs="Times New Roman"/>
-                <w:highlight w:val="red"/>
-                <w:lang w:val="pt-BR"/>
-              </w:rPr>
-            </w:pPr>
-          </w:p>
-          <w:p>
-            <w:pPr>
-              <w:rPr>
-                <w:rFonts w:ascii="Times New Roman" w:hAnsi="Times New Roman" w:cs="Times New Roman"/>
-                <w:lang w:val="pt-BR"/>
-              </w:rPr>
-            </w:pPr>
-            <w:r>
-              <w:rPr>
-                <w:rFonts w:ascii="Times New Roman" w:hAnsi="Times New Roman" w:cs="Times New Roman"/>
-                <w:lang w:val="pt-BR"/>
-              </w:rPr>
-              <w:t>- Código Q120: Algum médico já lhe deu diagnóstico de câncer?</w:t>
-            </w:r>
-          </w:p>
-          <w:p>
-            <w:pPr>
-              <w:rPr>
-                <w:rFonts w:ascii="Times New Roman" w:hAnsi="Times New Roman" w:cs="Times New Roman"/>
-                <w:highlight w:val="red"/>
-                <w:lang w:val="pt-BR"/>
-              </w:rPr>
-            </w:pPr>
-          </w:p>
-          <w:p>
-            <w:pPr>
-              <w:rPr>
-                <w:rFonts w:ascii="Times New Roman" w:hAnsi="Times New Roman" w:cs="Times New Roman"/>
-                <w:lang w:val="pt-BR"/>
-              </w:rPr>
-            </w:pPr>
-            <w:r>
-              <w:rPr>
-                <w:rFonts w:ascii="Times New Roman" w:hAnsi="Times New Roman" w:cs="Times New Roman"/>
-                <w:lang w:val="pt-BR"/>
-              </w:rPr>
-              <w:t>- Código Q124: Algum médico já lhe deu o diagnóstico de insuficiência renal crônica?</w:t>
-            </w:r>
-          </w:p>
-          <w:p>
-            <w:pPr>
-              <w:rPr>
-                <w:rFonts w:ascii="Times New Roman" w:hAnsi="Times New Roman" w:cs="Times New Roman"/>
-                <w:highlight w:val="red"/>
-                <w:lang w:val="pt-BR"/>
-              </w:rPr>
-            </w:pPr>
-          </w:p>
-          <w:p>
-            <w:pPr>
-              <w:rPr>
-                <w:rFonts w:ascii="Times New Roman" w:hAnsi="Times New Roman" w:cs="Times New Roman"/>
-                <w:lang w:val="pt-BR"/>
-              </w:rPr>
-            </w:pPr>
-            <w:r>
-              <w:rPr>
-                <w:rFonts w:ascii="Times New Roman" w:hAnsi="Times New Roman" w:cs="Times New Roman"/>
-                <w:lang w:val="pt-BR"/>
-              </w:rPr>
-              <w:t xml:space="preserve">- Código Q11604: Algum médico já lhe deu o diagnóstico de alguma outra doença crônica no pulmão, tais como enfisema pulmonar, bronquite crônica </w:t>
-            </w:r>
-            <w:r>
-              <w:rPr>
-                <w:rFonts w:ascii="Times New Roman" w:hAnsi="Times New Roman" w:cs="Times New Roman"/>
-                <w:lang w:val="pt-BR"/>
-              </w:rPr>
-              <w:lastRenderedPageBreak/>
-              <w:t>ou DPOC (Doença Pulmonar Obstrutiva Crônica)?</w:t>
-            </w:r>
-          </w:p>
-          <w:p>
-            <w:pPr>
-              <w:rPr>
-                <w:rFonts w:ascii="Times New Roman" w:hAnsi="Times New Roman" w:cs="Times New Roman"/>
-                <w:highlight w:val="red"/>
-                <w:lang w:val="pt-BR"/>
-              </w:rPr>
-            </w:pPr>
-          </w:p>
-          <w:p>
-            <w:pPr>
-              <w:rPr>
-                <w:rFonts w:ascii="Times New Roman" w:hAnsi="Times New Roman" w:cs="Times New Roman"/>
-                <w:highlight w:val="red"/>
-                <w:lang w:val="pt-BR"/>
-              </w:rPr>
-            </w:pPr>
-            <w:r>
-              <w:rPr>
-                <w:rFonts w:ascii="Times New Roman" w:hAnsi="Times New Roman" w:cs="Times New Roman"/>
-                <w:lang w:val="pt-BR"/>
-              </w:rPr>
-              <w:t>Fonte: BD-PNS</w:t>
-            </w:r>
-          </w:p>
-        </w:tc>
-      </w:tr>
-      <w:tr>
-        <w:trPr>
-          <w:trHeight w:val="397"/>
-        </w:trPr>
-        <w:tc>
-          <w:tcPr>
-            <w:tcW w:w="3828" w:type="dxa"/>
-            <w:tcBorders>
-              <w:left w:val="nil"/>
-              <w:bottom w:val="single" w:sz="4" w:space="0" w:color="auto"/>
-              <w:right w:val="single" w:sz="4" w:space="0" w:color="auto"/>
-            </w:tcBorders>
-          </w:tcPr>
-          <w:p>
-            <w:pPr>
-              <w:rPr>
-                <w:rFonts w:ascii="Times New Roman" w:hAnsi="Times New Roman" w:cs="Times New Roman"/>
-                <w:b/>
-                <w:bCs/>
-                <w:lang w:val="pt-BR"/>
-              </w:rPr>
-            </w:pPr>
-            <w:r>
-              <w:rPr>
-                <w:rFonts w:ascii="Times New Roman" w:hAnsi="Times New Roman" w:cs="Times New Roman"/>
-                <w:b/>
-                <w:bCs/>
-                <w:lang w:val="pt-BR"/>
-              </w:rPr>
-              <w:lastRenderedPageBreak/>
-              <w:t>Dados laboratoriais:</w:t>
-            </w:r>
-            <w:r>
-              <w:rPr>
-                <w:rFonts w:ascii="Times New Roman" w:hAnsi="Times New Roman" w:cs="Times New Roman"/>
-                <w:b/>
-                <w:bCs/>
-                <w:color w:val="EE0000"/>
-                <w:lang w:val="pt-BR"/>
-              </w:rPr>
-              <w:t xml:space="preserve"> </w:t>
-            </w:r>
-            <w:r>
-              <w:rPr>
-                <w:rFonts w:ascii="Times New Roman" w:hAnsi="Times New Roman" w:cs="Times New Roman"/>
-                <w:lang w:val="pt-BR"/>
-              </w:rPr>
-              <w:t xml:space="preserve">Essas alterações metabólicas (como a hiperglicemia e a dislipidemia) são potentes gatilhos para a inflamação sistêmica de baixa intensidade. No idoso, esse estado inflamatório crônico atua como combustível para a Artrite, acelerando a degradação das cartilagens e aumentando a sensibilidade dolorosa (MALTA et al., 2021). </w:t>
-            </w:r>
-          </w:p>
-        </w:tc>
-        <w:tc>
-          <w:tcPr>
-            <w:tcW w:w="1834" w:type="dxa"/>
-            <w:tcBorders>
-              <w:left w:val="single" w:sz="4" w:space="0" w:color="auto"/>
-              <w:bottom w:val="single" w:sz="4" w:space="0" w:color="auto"/>
-              <w:right w:val="single" w:sz="4" w:space="0" w:color="auto"/>
-            </w:tcBorders>
-          </w:tcPr>
-          <w:p>
-            <w:pPr>
-              <w:rPr>
-                <w:rFonts w:ascii="Times New Roman" w:hAnsi="Times New Roman" w:cs="Times New Roman"/>
-                <w:lang w:val="pt-BR"/>
-              </w:rPr>
-            </w:pPr>
-            <w:r>
-              <w:rPr>
-                <w:rFonts w:ascii="Times New Roman" w:hAnsi="Times New Roman" w:cs="Times New Roman"/>
-                <w:lang w:val="pt-BR"/>
-              </w:rPr>
-              <w:t>- Hemoglobina Glicada (HbA1c)</w:t>
-            </w:r>
-          </w:p>
-          <w:p>
-            <w:pPr>
-              <w:rPr>
-                <w:rFonts w:ascii="Times New Roman" w:hAnsi="Times New Roman" w:cs="Times New Roman"/>
-                <w:lang w:val="pt-BR"/>
-              </w:rPr>
-            </w:pPr>
-          </w:p>
-          <w:p>
-            <w:pPr>
-              <w:rPr>
-                <w:rFonts w:ascii="Times New Roman" w:hAnsi="Times New Roman" w:cs="Times New Roman"/>
-                <w:lang w:val="pt-BR"/>
-              </w:rPr>
-            </w:pPr>
-            <w:r>
-              <w:rPr>
-                <w:rFonts w:ascii="Times New Roman" w:hAnsi="Times New Roman" w:cs="Times New Roman"/>
-                <w:b/>
-                <w:bCs/>
-                <w:lang w:val="pt-BR"/>
-              </w:rPr>
-              <w:t xml:space="preserve">- </w:t>
-            </w:r>
-            <w:r>
-              <w:rPr>
-                <w:rFonts w:ascii="Times New Roman" w:hAnsi="Times New Roman" w:cs="Times New Roman"/>
-                <w:lang w:val="pt-BR"/>
-              </w:rPr>
-              <w:t>Perfil Lipídico (Colesterol e Triglicerídeos)</w:t>
-            </w:r>
-          </w:p>
-          <w:p>
-            <w:pPr>
-              <w:rPr>
-                <w:rFonts w:ascii="Times New Roman" w:hAnsi="Times New Roman" w:cs="Times New Roman"/>
-                <w:b/>
-                <w:bCs/>
-                <w:lang w:val="pt-BR"/>
-              </w:rPr>
-            </w:pPr>
-          </w:p>
-        </w:tc>
-        <w:tc>
-          <w:tcPr>
-            <w:tcW w:w="2832" w:type="dxa"/>
-            <w:tcBorders>
-              <w:left w:val="single" w:sz="4" w:space="0" w:color="auto"/>
-              <w:bottom w:val="single" w:sz="4" w:space="0" w:color="auto"/>
-              <w:right w:val="nil"/>
-            </w:tcBorders>
-          </w:tcPr>
-          <w:p>
-            <w:pPr>
-              <w:rPr>
-                <w:rFonts w:ascii="Times New Roman" w:hAnsi="Times New Roman" w:cs="Times New Roman"/>
-                <w:lang w:val="pt-BR"/>
-              </w:rPr>
-            </w:pPr>
-            <w:r>
-              <w:rPr>
-                <w:rFonts w:ascii="Times New Roman" w:hAnsi="Times New Roman" w:cs="Times New Roman"/>
-                <w:lang w:val="pt-BR"/>
-              </w:rPr>
-              <w:t>- Código Q04708: Foi pedido exame de Hemoglobina glicada? (Referente a pessoas que relataram diagnostico de diabetes)</w:t>
-            </w:r>
-          </w:p>
-          <w:p>
-            <w:pPr>
-              <w:rPr>
-                <w:rFonts w:ascii="Times New Roman" w:hAnsi="Times New Roman" w:cs="Times New Roman"/>
-                <w:highlight w:val="red"/>
-                <w:lang w:val="pt-BR"/>
-              </w:rPr>
-            </w:pPr>
-          </w:p>
-          <w:p>
-            <w:pPr>
-              <w:rPr>
-                <w:rFonts w:ascii="Times New Roman" w:hAnsi="Times New Roman" w:cs="Times New Roman"/>
-                <w:lang w:val="pt-BR"/>
-              </w:rPr>
-            </w:pPr>
-            <w:r>
-              <w:rPr>
-                <w:rFonts w:ascii="Times New Roman" w:hAnsi="Times New Roman" w:cs="Times New Roman"/>
-                <w:lang w:val="pt-BR"/>
-              </w:rPr>
-              <w:t>- Código Q047081: Realizou o exame de hemoglobina glicada?</w:t>
-            </w:r>
-          </w:p>
-          <w:p>
-            <w:pPr>
-              <w:rPr>
-                <w:rFonts w:ascii="Times New Roman" w:hAnsi="Times New Roman" w:cs="Times New Roman"/>
-                <w:highlight w:val="red"/>
-                <w:lang w:val="pt-BR"/>
-              </w:rPr>
-            </w:pPr>
-          </w:p>
-          <w:p>
-            <w:pPr>
-              <w:rPr>
-                <w:rFonts w:ascii="Times New Roman" w:hAnsi="Times New Roman" w:cs="Times New Roman"/>
-                <w:lang w:val="pt-BR"/>
-              </w:rPr>
-            </w:pPr>
-            <w:r>
-              <w:rPr>
-                <w:rFonts w:ascii="Times New Roman" w:hAnsi="Times New Roman" w:cs="Times New Roman"/>
-                <w:lang w:val="pt-BR"/>
-              </w:rPr>
-              <w:t>- Código Q05901: Quando foi a última vez que o(a) Sr(a) fez exame de sangue para medir o colesterol e triglicerídeos?</w:t>
-            </w:r>
-          </w:p>
-          <w:p>
-            <w:pPr>
-              <w:rPr>
-                <w:rFonts w:ascii="Times New Roman" w:hAnsi="Times New Roman" w:cs="Times New Roman"/>
-                <w:highlight w:val="red"/>
-                <w:lang w:val="pt-BR"/>
-              </w:rPr>
-            </w:pPr>
-          </w:p>
-          <w:p>
-            <w:pPr>
-              <w:rPr>
-                <w:rFonts w:ascii="Times New Roman" w:hAnsi="Times New Roman" w:cs="Times New Roman"/>
-                <w:lang w:val="pt-BR"/>
-              </w:rPr>
-            </w:pPr>
-            <w:r>
-              <w:rPr>
-                <w:rFonts w:ascii="Times New Roman" w:hAnsi="Times New Roman" w:cs="Times New Roman"/>
-                <w:lang w:val="pt-BR"/>
-              </w:rPr>
-              <w:t>- Código Q04711: Foi pedido exame de colesterol e/ou triglicerídeos?</w:t>
-            </w:r>
-          </w:p>
-          <w:p>
-            <w:pPr>
-              <w:rPr>
-                <w:rFonts w:ascii="Times New Roman" w:hAnsi="Times New Roman" w:cs="Times New Roman"/>
-                <w:highlight w:val="red"/>
-                <w:lang w:val="pt-BR"/>
-              </w:rPr>
-            </w:pPr>
-          </w:p>
-          <w:p>
-            <w:pPr>
-              <w:rPr>
-                <w:rFonts w:ascii="Times New Roman" w:hAnsi="Times New Roman" w:cs="Times New Roman"/>
-                <w:lang w:val="pt-BR"/>
-              </w:rPr>
-            </w:pPr>
-            <w:r>
-              <w:rPr>
-                <w:rFonts w:ascii="Times New Roman" w:hAnsi="Times New Roman" w:cs="Times New Roman"/>
-                <w:lang w:val="pt-BR"/>
-              </w:rPr>
-              <w:t>- Código Q047111: Realizou o exame de colesterol e/ou triglicerídeos?</w:t>
-            </w:r>
-          </w:p>
-          <w:p>
-            <w:pPr>
-              <w:rPr>
-                <w:rFonts w:ascii="Times New Roman" w:hAnsi="Times New Roman" w:cs="Times New Roman"/>
-                <w:highlight w:val="red"/>
-                <w:lang w:val="pt-BR"/>
-              </w:rPr>
-            </w:pPr>
-          </w:p>
-          <w:p>
-            <w:pPr>
-              <w:rPr>
-                <w:rFonts w:ascii="Times New Roman" w:hAnsi="Times New Roman" w:cs="Times New Roman"/>
-                <w:highlight w:val="red"/>
-                <w:lang w:val="pt-BR"/>
-              </w:rPr>
-            </w:pPr>
-            <w:r>
-              <w:rPr>
-                <w:rFonts w:ascii="Times New Roman" w:hAnsi="Times New Roman" w:cs="Times New Roman"/>
-                <w:lang w:val="pt-BR"/>
-              </w:rPr>
-              <w:t>Fonte: BD-PNS</w:t>
-            </w:r>
-          </w:p>
-        </w:tc>
-      </w:tr>
-      <w:tr>
-        <w:trPr>
-          <w:trHeight w:val="397"/>
-        </w:trPr>
-        <w:tc>
-          <w:tcPr>
-            <w:tcW w:w="8494" w:type="dxa"/>
-            <w:gridSpan w:val="3"/>
-            <w:tcBorders>
-              <w:left w:val="nil"/>
-              <w:right w:val="nil"/>
-            </w:tcBorders>
-            <w:vAlign w:val="center"/>
-          </w:tcPr>
-          <w:p>
-            <w:pPr>
-              <w:jc w:val="center"/>
-              <w:rPr>
-                <w:rFonts w:ascii="Times New Roman" w:hAnsi="Times New Roman" w:cs="Times New Roman"/>
-                <w:b/>
-                <w:bCs/>
-                <w:highlight w:val="red"/>
-                <w:lang w:val="pt-BR"/>
-              </w:rPr>
-            </w:pPr>
-            <w:r>
-              <w:rPr>
-                <w:rFonts w:ascii="Times New Roman" w:hAnsi="Times New Roman" w:cs="Times New Roman"/>
-                <w:b/>
-                <w:bCs/>
-                <w:lang w:val="pt-BR"/>
-              </w:rPr>
-              <w:t>Dimensão: Dados Sociodemográficos</w:t>
-            </w:r>
-          </w:p>
-        </w:tc>
-      </w:tr>
-      <w:tr>
-        <w:trPr>
-          <w:trHeight w:val="397"/>
-        </w:trPr>
-        <w:tc>
-          <w:tcPr>
-            <w:tcW w:w="3828" w:type="dxa"/>
-            <w:tcBorders>
-              <w:left w:val="nil"/>
-              <w:right w:val="single" w:sz="4" w:space="0" w:color="auto"/>
-            </w:tcBorders>
-          </w:tcPr>
-          <w:p>
-            <w:pPr>
-              <w:rPr>
-                <w:rFonts w:ascii="Times New Roman" w:hAnsi="Times New Roman" w:cs="Times New Roman"/>
-                <w:lang w:val="pt-BR"/>
-              </w:rPr>
-            </w:pPr>
-            <w:r>
-              <w:rPr>
-                <w:rFonts w:ascii="Times New Roman" w:hAnsi="Times New Roman" w:cs="Times New Roman"/>
-                <w:b/>
-                <w:bCs/>
-                <w:lang w:val="pt-BR"/>
-              </w:rPr>
-              <w:t>Sexo:</w:t>
-            </w:r>
-            <w:r>
-              <w:rPr>
-                <w:rFonts w:ascii="Times New Roman" w:hAnsi="Times New Roman" w:cs="Times New Roman"/>
-                <w:b/>
-                <w:bCs/>
-                <w:color w:val="EE0000"/>
-                <w:lang w:val="pt-BR"/>
-              </w:rPr>
-              <w:t xml:space="preserve"> </w:t>
-            </w:r>
-            <w:r>
-              <w:rPr>
-                <w:rFonts w:ascii="Times New Roman" w:hAnsi="Times New Roman" w:cs="Times New Roman"/>
-                <w:lang w:val="pt-BR"/>
-              </w:rPr>
-              <w:t>A literatura epidemiológica e reumatológica e unanime em demonstrar que a prevalência de doenças articulares, especialmente as de caráter autoimune (como a artrite reumatoide) e degenerativo (osteoartrite), e significativamente maior no sexo feminino. Nas mulheres idosas, a queda abrupta dos níveis de estrogênio após a menopausa remove um importante fator de proteção articular e acelera o aumento de citocinas pro-inflamatórias sistêmicas (MALTA et al., 2021).</w:t>
-            </w:r>
-          </w:p>
-          <w:p>
-            <w:pPr>
-              <w:rPr>
-                <w:rFonts w:ascii="Times New Roman" w:hAnsi="Times New Roman" w:cs="Times New Roman"/>
-                <w:lang w:val="pt-BR"/>
-              </w:rPr>
-            </w:pPr>
-            <w:r>
-              <w:rPr>
-                <w:rFonts w:ascii="Times New Roman" w:hAnsi="Times New Roman" w:cs="Times New Roman"/>
-                <w:lang w:val="pt-BR"/>
-              </w:rPr>
-              <w:t>Além da questão biológica, existem diferenças comportamentais severas na nutrição (nossa variável X). Homens tendem a um maior consumo de álcool e carnes gordurosas, enquanto mulheres costumam apresentar maior ingestão de carboidratos refinados e doces, muitas vezes ligados ao comer emocional derivado da dor (CLARO et al., 2021).</w:t>
-            </w:r>
-          </w:p>
-        </w:tc>
-        <w:tc>
-          <w:tcPr>
-            <w:tcW w:w="1834" w:type="dxa"/>
-            <w:tcBorders>
-              <w:left w:val="single" w:sz="4" w:space="0" w:color="auto"/>
-              <w:right w:val="single" w:sz="4" w:space="0" w:color="auto"/>
-            </w:tcBorders>
-          </w:tcPr>
-          <w:p>
-            <w:pPr>
-              <w:rPr>
-                <w:rFonts w:ascii="Times New Roman" w:hAnsi="Times New Roman" w:cs="Times New Roman"/>
-                <w:lang w:val="pt-BR"/>
-              </w:rPr>
-            </w:pPr>
-            <w:r>
-              <w:rPr>
-                <w:rFonts w:ascii="Times New Roman" w:hAnsi="Times New Roman" w:cs="Times New Roman"/>
-                <w:lang w:val="pt-BR"/>
-              </w:rPr>
-              <w:t>- Sexo</w:t>
-            </w:r>
-          </w:p>
-          <w:p>
-            <w:pPr>
-              <w:rPr>
-                <w:rFonts w:ascii="Times New Roman" w:hAnsi="Times New Roman" w:cs="Times New Roman"/>
-                <w:lang w:val="pt-BR"/>
-              </w:rPr>
-            </w:pPr>
-          </w:p>
-          <w:p>
-            <w:pPr>
-              <w:rPr>
-                <w:rFonts w:ascii="Times New Roman" w:hAnsi="Times New Roman" w:cs="Times New Roman"/>
-                <w:lang w:val="pt-BR"/>
-              </w:rPr>
-            </w:pPr>
-          </w:p>
-        </w:tc>
-        <w:tc>
-          <w:tcPr>
-            <w:tcW w:w="2832" w:type="dxa"/>
-            <w:tcBorders>
-              <w:left w:val="single" w:sz="4" w:space="0" w:color="auto"/>
-              <w:right w:val="nil"/>
-            </w:tcBorders>
-          </w:tcPr>
-          <w:p>
-            <w:pPr>
-              <w:rPr>
-                <w:rFonts w:ascii="Times New Roman" w:hAnsi="Times New Roman" w:cs="Times New Roman"/>
-                <w:lang w:val="pt-BR"/>
-              </w:rPr>
-            </w:pPr>
-            <w:r>
-              <w:rPr>
-                <w:rFonts w:ascii="Times New Roman" w:hAnsi="Times New Roman" w:cs="Times New Roman"/>
-                <w:lang w:val="pt-BR"/>
-              </w:rPr>
-              <w:t>- Código C006: Sexo</w:t>
-            </w:r>
-          </w:p>
-          <w:p>
-            <w:pPr>
-              <w:rPr>
-                <w:rFonts w:ascii="Times New Roman" w:hAnsi="Times New Roman" w:cs="Times New Roman"/>
-                <w:highlight w:val="red"/>
-                <w:lang w:val="pt-BR"/>
-              </w:rPr>
-            </w:pPr>
-          </w:p>
-          <w:p>
-            <w:pPr>
-              <w:rPr>
-                <w:rFonts w:ascii="Times New Roman" w:hAnsi="Times New Roman" w:cs="Times New Roman"/>
-                <w:lang w:val="pt-BR"/>
-              </w:rPr>
-            </w:pPr>
-            <w:r>
-              <w:rPr>
-                <w:rFonts w:ascii="Times New Roman" w:hAnsi="Times New Roman" w:cs="Times New Roman"/>
-                <w:lang w:val="pt-BR"/>
-              </w:rPr>
-              <w:t>Fonte: BD-PNS</w:t>
-            </w:r>
-          </w:p>
-          <w:p>
-            <w:pPr>
-              <w:rPr>
-                <w:rFonts w:ascii="Times New Roman" w:hAnsi="Times New Roman" w:cs="Times New Roman"/>
-                <w:highlight w:val="red"/>
-                <w:lang w:val="pt-BR"/>
-              </w:rPr>
-            </w:pPr>
-          </w:p>
-        </w:tc>
-      </w:tr>
-      <w:tr>
-        <w:trPr>
-          <w:trHeight w:val="397"/>
-        </w:trPr>
-        <w:tc>
-          <w:tcPr>
-            <w:tcW w:w="3828" w:type="dxa"/>
-            <w:tcBorders>
-              <w:left w:val="nil"/>
-              <w:right w:val="single" w:sz="4" w:space="0" w:color="auto"/>
-            </w:tcBorders>
-          </w:tcPr>
-          <w:p>
-            <w:pPr>
-              <w:rPr>
-                <w:rFonts w:ascii="Times New Roman" w:hAnsi="Times New Roman" w:cs="Times New Roman"/>
-                <w:b/>
-                <w:bCs/>
-                <w:lang w:val="pt-BR"/>
-              </w:rPr>
-            </w:pPr>
-            <w:r>
-              <w:rPr>
-                <w:rFonts w:ascii="Times New Roman" w:hAnsi="Times New Roman" w:cs="Times New Roman"/>
-                <w:b/>
-                <w:bCs/>
-                <w:lang w:val="pt-BR"/>
-              </w:rPr>
-              <w:lastRenderedPageBreak/>
-              <w:t>Renda:</w:t>
-            </w:r>
-            <w:r>
-              <w:rPr>
-                <w:rFonts w:ascii="Times New Roman" w:hAnsi="Times New Roman" w:cs="Times New Roman"/>
-                <w:b/>
-                <w:bCs/>
-                <w:color w:val="EE0000"/>
-                <w:lang w:val="pt-BR"/>
-              </w:rPr>
-              <w:t xml:space="preserve"> </w:t>
-            </w:r>
-            <w:r>
-              <w:rPr>
-                <w:rFonts w:ascii="Times New Roman" w:hAnsi="Times New Roman" w:cs="Times New Roman"/>
-                <w:lang w:val="pt-BR"/>
-              </w:rPr>
-              <w:t>A literatura cientifica e categórica ao comprovar que o custo financeiro e a principal barreira para a manutenção de uma dieta anti-inflamatória. Alimentos in natura (como frutas, vegetais e carnes magras) possuem um custo calórico muito mais elevado do que alimentos ultraprocessados (como biscoitos, macarrão instantâneo e embutidos), que são formulados com ingredientes baratos e de alta densidade energética (SOUZA et al., 2021).</w:t>
-            </w:r>
-          </w:p>
-        </w:tc>
-        <w:tc>
-          <w:tcPr>
-            <w:tcW w:w="1834" w:type="dxa"/>
-            <w:tcBorders>
-              <w:left w:val="single" w:sz="4" w:space="0" w:color="auto"/>
-              <w:right w:val="single" w:sz="4" w:space="0" w:color="auto"/>
-            </w:tcBorders>
-          </w:tcPr>
-          <w:p>
-            <w:pPr>
-              <w:rPr>
-                <w:rFonts w:ascii="Times New Roman" w:hAnsi="Times New Roman" w:cs="Times New Roman"/>
-                <w:b/>
-                <w:bCs/>
-                <w:lang w:val="pt-BR"/>
-              </w:rPr>
-            </w:pPr>
-            <w:r>
-              <w:rPr>
-                <w:rFonts w:ascii="Times New Roman" w:hAnsi="Times New Roman" w:cs="Times New Roman"/>
-                <w:lang w:val="pt-BR"/>
-              </w:rPr>
-              <w:t>- Rendimento domiciliar per capita</w:t>
-            </w:r>
-          </w:p>
-          <w:p>
-            <w:pPr>
-              <w:rPr>
-                <w:rFonts w:ascii="Times New Roman" w:hAnsi="Times New Roman" w:cs="Times New Roman"/>
-                <w:lang w:val="pt-BR"/>
-              </w:rPr>
-            </w:pPr>
-          </w:p>
-        </w:tc>
-        <w:tc>
-          <w:tcPr>
-            <w:tcW w:w="2832" w:type="dxa"/>
-            <w:tcBorders>
-              <w:left w:val="single" w:sz="4" w:space="0" w:color="auto"/>
-              <w:right w:val="nil"/>
-            </w:tcBorders>
-          </w:tcPr>
-          <w:p>
-            <w:pPr>
-              <w:rPr>
-                <w:rFonts w:ascii="Times New Roman" w:hAnsi="Times New Roman" w:cs="Times New Roman"/>
-                <w:lang w:val="pt-BR"/>
-              </w:rPr>
-            </w:pPr>
-            <w:r>
-              <w:rPr>
-                <w:rFonts w:ascii="Times New Roman" w:hAnsi="Times New Roman" w:cs="Times New Roman"/>
-                <w:lang w:val="pt-BR"/>
-              </w:rPr>
-              <w:t>- Código VDF004: Faixa de rendimento domiciliar per capita (exclusive o rendimento das pessoas cuja condição na unidade domiciliar era pensionista, empregado doméstico ou parente do empregado doméstico)</w:t>
-            </w:r>
-          </w:p>
-          <w:p>
-            <w:pPr>
-              <w:rPr>
-                <w:rFonts w:ascii="Times New Roman" w:hAnsi="Times New Roman" w:cs="Times New Roman"/>
-                <w:highlight w:val="red"/>
-                <w:lang w:val="pt-BR"/>
-              </w:rPr>
-            </w:pPr>
-          </w:p>
-          <w:p>
-            <w:pPr>
-              <w:rPr>
-                <w:rFonts w:ascii="Times New Roman" w:hAnsi="Times New Roman" w:cs="Times New Roman"/>
-                <w:lang w:val="pt-BR"/>
-              </w:rPr>
-            </w:pPr>
-            <w:r>
-              <w:rPr>
-                <w:rFonts w:ascii="Times New Roman" w:hAnsi="Times New Roman" w:cs="Times New Roman"/>
-                <w:lang w:val="pt-BR"/>
-              </w:rPr>
-              <w:t>Fonte: BD-PNS</w:t>
-            </w:r>
-          </w:p>
-        </w:tc>
-      </w:tr>
-      <w:tr>
-        <w:trPr>
-          <w:trHeight w:val="397"/>
-        </w:trPr>
-        <w:tc>
-          <w:tcPr>
-            <w:tcW w:w="3828" w:type="dxa"/>
-            <w:tcBorders>
-              <w:left w:val="nil"/>
-              <w:bottom w:val="single" w:sz="4" w:space="0" w:color="auto"/>
-              <w:right w:val="single" w:sz="4" w:space="0" w:color="auto"/>
-            </w:tcBorders>
-          </w:tcPr>
-          <w:p>
-            <w:pPr>
-              <w:rPr>
-                <w:rFonts w:ascii="Times New Roman" w:hAnsi="Times New Roman" w:cs="Times New Roman"/>
-                <w:lang w:val="pt-BR"/>
-              </w:rPr>
-            </w:pPr>
-            <w:r>
-              <w:rPr>
-                <w:rFonts w:ascii="Times New Roman" w:hAnsi="Times New Roman" w:cs="Times New Roman"/>
-                <w:b/>
-                <w:bCs/>
-                <w:lang w:val="pt-BR"/>
-              </w:rPr>
-              <w:t>Idade:</w:t>
-            </w:r>
-            <w:r>
-              <w:rPr>
-                <w:rFonts w:ascii="Times New Roman" w:hAnsi="Times New Roman" w:cs="Times New Roman"/>
-                <w:b/>
-                <w:bCs/>
-                <w:color w:val="EE0000"/>
-                <w:lang w:val="pt-BR"/>
-              </w:rPr>
-              <w:t xml:space="preserve"> </w:t>
-            </w:r>
-            <w:r>
-              <w:rPr>
-                <w:rFonts w:ascii="Times New Roman" w:hAnsi="Times New Roman" w:cs="Times New Roman"/>
-                <w:lang w:val="pt-BR"/>
-              </w:rPr>
-              <w:t>A literatura epidemiológica e reumatológica é contundente ao demonstrar que o envelhecimento é o principal fator de risco imutável para o desenvolvimento de doenças articulares, especialmente a osteoartrite. A prevalência de artrite e reumatismo cresce de forma exponencial com o avançar da idade, impulsionada pelo processo de senescência celular, redução da densidade óssea e pelo desgaste mecânico acumulado nas cartilagens ao longo da vida (MALTA et al., 2021). Além disso, o envelhecimento natural altera a microbiota intestinal e gera um estado crônico de inflamação sistêmica de baixo grau, o que torna o idoso muito mais vulnerável aos impactos de uma dieta pró-inflamatória (ultraprocessados) em comparação a um adulto jovem.</w:t>
-            </w:r>
-          </w:p>
-        </w:tc>
-        <w:tc>
-          <w:tcPr>
-            <w:tcW w:w="1834" w:type="dxa"/>
-            <w:tcBorders>
-              <w:left w:val="single" w:sz="4" w:space="0" w:color="auto"/>
-              <w:bottom w:val="single" w:sz="4" w:space="0" w:color="auto"/>
-              <w:right w:val="single" w:sz="4" w:space="0" w:color="auto"/>
-            </w:tcBorders>
-          </w:tcPr>
-          <w:p>
-            <w:pPr>
-              <w:rPr>
-                <w:rFonts w:ascii="Times New Roman" w:hAnsi="Times New Roman" w:cs="Times New Roman"/>
-                <w:lang w:val="pt-BR"/>
-              </w:rPr>
-            </w:pPr>
-            <w:r>
-              <w:rPr>
-                <w:rFonts w:ascii="Times New Roman" w:hAnsi="Times New Roman" w:cs="Times New Roman"/>
-                <w:lang w:val="pt-BR"/>
-              </w:rPr>
-              <w:t>- Idade</w:t>
-            </w:r>
-          </w:p>
-          <w:p>
-            <w:pPr>
-              <w:rPr>
-                <w:rFonts w:ascii="Times New Roman" w:hAnsi="Times New Roman" w:cs="Times New Roman"/>
-                <w:lang w:val="pt-BR"/>
-              </w:rPr>
-            </w:pPr>
-          </w:p>
-          <w:p>
-            <w:pPr>
-              <w:rPr>
-                <w:rFonts w:ascii="Times New Roman" w:hAnsi="Times New Roman" w:cs="Times New Roman"/>
-                <w:lang w:val="pt-BR"/>
-              </w:rPr>
-            </w:pPr>
-          </w:p>
-        </w:tc>
-        <w:tc>
-          <w:tcPr>
-            <w:tcW w:w="2832" w:type="dxa"/>
-            <w:tcBorders>
-              <w:left w:val="single" w:sz="4" w:space="0" w:color="auto"/>
-              <w:bottom w:val="single" w:sz="4" w:space="0" w:color="auto"/>
-              <w:right w:val="nil"/>
-            </w:tcBorders>
-          </w:tcPr>
-          <w:p>
-            <w:pPr>
-              <w:rPr>
-                <w:rFonts w:ascii="Times New Roman" w:hAnsi="Times New Roman" w:cs="Times New Roman"/>
-                <w:lang w:val="pt-BR"/>
-              </w:rPr>
-            </w:pPr>
-            <w:r>
-              <w:rPr>
-                <w:rFonts w:ascii="Times New Roman" w:hAnsi="Times New Roman" w:cs="Times New Roman"/>
-                <w:lang w:val="pt-BR"/>
-              </w:rPr>
-              <w:t xml:space="preserve">-  Código C008: Idade do morador na data de referência. </w:t>
-            </w:r>
-          </w:p>
-          <w:p>
-            <w:pPr>
-              <w:rPr>
-                <w:rFonts w:ascii="Times New Roman" w:hAnsi="Times New Roman" w:cs="Times New Roman"/>
-                <w:highlight w:val="red"/>
-                <w:lang w:val="pt-BR"/>
-              </w:rPr>
-            </w:pPr>
-          </w:p>
-          <w:p>
-            <w:pPr>
-              <w:rPr>
-                <w:rFonts w:ascii="Times New Roman" w:hAnsi="Times New Roman" w:cs="Times New Roman"/>
-                <w:lang w:val="pt-BR"/>
-              </w:rPr>
-            </w:pPr>
-            <w:r>
-              <w:rPr>
-                <w:rFonts w:ascii="Times New Roman" w:hAnsi="Times New Roman" w:cs="Times New Roman"/>
-                <w:lang w:val="pt-BR"/>
-              </w:rPr>
-              <w:t>Fonte: BD-PNS</w:t>
-            </w:r>
-          </w:p>
-          <w:p>
-            <w:pPr>
-              <w:rPr>
-                <w:rFonts w:ascii="Times New Roman" w:hAnsi="Times New Roman" w:cs="Times New Roman"/>
-                <w:highlight w:val="red"/>
-                <w:lang w:val="pt-BR"/>
-              </w:rPr>
-            </w:pPr>
-          </w:p>
-        </w:tc>
-      </w:tr>
-      <w:tr>
-        <w:trPr>
-          <w:trHeight w:val="397"/>
-        </w:trPr>
-        <w:tc>
-          <w:tcPr>
-            <w:tcW w:w="3828" w:type="dxa"/>
-            <w:tcBorders>
-              <w:left w:val="nil"/>
-              <w:bottom w:val="single" w:sz="4" w:space="0" w:color="auto"/>
-              <w:right w:val="single" w:sz="4" w:space="0" w:color="auto"/>
-            </w:tcBorders>
-          </w:tcPr>
-          <w:p>
-            <w:pPr>
-              <w:rPr>
-                <w:rFonts w:ascii="Times New Roman" w:hAnsi="Times New Roman" w:cs="Times New Roman"/>
-                <w:lang w:val="pt-BR"/>
-              </w:rPr>
-            </w:pPr>
-            <w:r>
-              <w:rPr>
-                <w:rFonts w:ascii="Times New Roman" w:hAnsi="Times New Roman" w:cs="Times New Roman"/>
-                <w:b/>
-                <w:bCs/>
-                <w:lang w:val="pt-BR"/>
-              </w:rPr>
-              <w:t>Escolaridade:</w:t>
-            </w:r>
-            <w:r>
-              <w:rPr>
-                <w:rFonts w:ascii="Times New Roman" w:hAnsi="Times New Roman" w:cs="Times New Roman"/>
-                <w:b/>
-                <w:bCs/>
-                <w:color w:val="EE0000"/>
-                <w:lang w:val="pt-BR"/>
-              </w:rPr>
-              <w:t xml:space="preserve"> </w:t>
-            </w:r>
-            <w:r>
-              <w:rPr>
-                <w:rFonts w:ascii="Times New Roman" w:hAnsi="Times New Roman" w:cs="Times New Roman"/>
-                <w:lang w:val="pt-BR"/>
-              </w:rPr>
-              <w:t>A literatura científica consolida a educação formal como um escudo protetor contra o agravamento de doenças crônicas. Idosos com menores níveis de instrução apresentam maior dificuldade em compreender o processo inflamatório do próprio corpo, interpretar orientações médicas e ler rótulos nutricionais. Isso os empurra sistematicamente para o consumo de dietas pró-inflamatórias, ricas em alimentos ultraprocessados de baixo custo e fácil preparo (SOUZA et al., 2021). Além disso, a baixa escolaridade está intimamente ligada ao desconhecimento sobre a necessidade de atividade física e prevenção, o que acelera o desgaste articular e a incidência de artrite severa (MALTA et al., 2021).</w:t>
-            </w:r>
-          </w:p>
-        </w:tc>
-        <w:tc>
-          <w:tcPr>
-            <w:tcW w:w="1834" w:type="dxa"/>
-            <w:tcBorders>
-              <w:left w:val="single" w:sz="4" w:space="0" w:color="auto"/>
-              <w:bottom w:val="single" w:sz="4" w:space="0" w:color="auto"/>
-              <w:right w:val="single" w:sz="4" w:space="0" w:color="auto"/>
-            </w:tcBorders>
-          </w:tcPr>
-          <w:p>
-            <w:pPr>
-              <w:rPr>
-                <w:rFonts w:ascii="Times New Roman" w:hAnsi="Times New Roman" w:cs="Times New Roman"/>
-                <w:lang w:val="pt-BR"/>
-              </w:rPr>
-            </w:pPr>
-            <w:r>
-              <w:rPr>
-                <w:rFonts w:ascii="Times New Roman" w:hAnsi="Times New Roman" w:cs="Times New Roman"/>
-                <w:lang w:val="pt-BR"/>
-              </w:rPr>
-              <w:t>- Nível de instrução alcançado</w:t>
-            </w:r>
-          </w:p>
-          <w:p>
-            <w:pPr>
-              <w:rPr>
-                <w:rFonts w:ascii="Times New Roman" w:hAnsi="Times New Roman" w:cs="Times New Roman"/>
-                <w:b/>
-                <w:bCs/>
-                <w:color w:val="EE0000"/>
-                <w:lang w:val="pt-BR"/>
-              </w:rPr>
-            </w:pPr>
-          </w:p>
-          <w:p>
-            <w:pPr>
-              <w:rPr>
-                <w:rFonts w:ascii="Times New Roman" w:hAnsi="Times New Roman" w:cs="Times New Roman"/>
-                <w:lang w:val="pt-BR"/>
-              </w:rPr>
-            </w:pPr>
-          </w:p>
-        </w:tc>
-        <w:tc>
-          <w:tcPr>
-            <w:tcW w:w="2832" w:type="dxa"/>
-            <w:tcBorders>
-              <w:left w:val="single" w:sz="4" w:space="0" w:color="auto"/>
-              <w:bottom w:val="single" w:sz="4" w:space="0" w:color="auto"/>
-              <w:right w:val="nil"/>
-            </w:tcBorders>
-          </w:tcPr>
-          <w:p>
-            <w:pPr>
-              <w:rPr>
-                <w:rFonts w:ascii="Times New Roman" w:hAnsi="Times New Roman" w:cs="Times New Roman"/>
-                <w:lang w:val="pt-BR"/>
-              </w:rPr>
-            </w:pPr>
-            <w:r>
-              <w:rPr>
-                <w:rFonts w:ascii="Times New Roman" w:hAnsi="Times New Roman" w:cs="Times New Roman"/>
-                <w:lang w:val="pt-BR"/>
-              </w:rPr>
-              <w:t>- Código VDD004A: Nível de instrução mais elevado alcançado (pessoas de 5 anos ou mais de idade) padronizado para o Ensino Fundamental - SISTEMA DE 9 ANOS</w:t>
-            </w:r>
-          </w:p>
-          <w:p>
-            <w:pPr>
-              <w:rPr>
-                <w:rFonts w:ascii="Times New Roman" w:hAnsi="Times New Roman" w:cs="Times New Roman"/>
-                <w:highlight w:val="red"/>
-                <w:lang w:val="pt-BR"/>
-              </w:rPr>
-            </w:pPr>
-          </w:p>
-          <w:p>
-            <w:pPr>
-              <w:rPr>
-                <w:rFonts w:ascii="Times New Roman" w:hAnsi="Times New Roman" w:cs="Times New Roman"/>
-                <w:lang w:val="pt-BR"/>
-              </w:rPr>
-            </w:pPr>
-            <w:r>
-              <w:rPr>
-                <w:rFonts w:ascii="Times New Roman" w:hAnsi="Times New Roman" w:cs="Times New Roman"/>
-                <w:lang w:val="pt-BR"/>
-              </w:rPr>
-              <w:t>Fonte: BD-PNS</w:t>
-            </w:r>
-          </w:p>
-          <w:p>
-            <w:pPr>
-              <w:rPr>
-                <w:rFonts w:ascii="Times New Roman" w:hAnsi="Times New Roman" w:cs="Times New Roman"/>
-                <w:highlight w:val="red"/>
-                <w:lang w:val="pt-BR"/>
-              </w:rPr>
-            </w:pPr>
-          </w:p>
-        </w:tc>
-      </w:tr>
-      <w:tr>
-        <w:trPr>
-          <w:trHeight w:val="397"/>
-        </w:trPr>
-        <w:tc>
-          <w:tcPr>
-            <w:tcW w:w="8494" w:type="dxa"/>
-            <w:gridSpan w:val="3"/>
-            <w:tcBorders>
-              <w:left w:val="nil"/>
-              <w:right w:val="nil"/>
-            </w:tcBorders>
-            <w:vAlign w:val="center"/>
-          </w:tcPr>
-          <w:p>
-            <w:pPr>
-              <w:jc w:val="center"/>
-              <w:rPr>
-                <w:rFonts w:ascii="Times New Roman" w:hAnsi="Times New Roman" w:cs="Times New Roman"/>
-                <w:b/>
-                <w:bCs/>
-                <w:highlight w:val="red"/>
-                <w:lang w:val="pt-BR"/>
-              </w:rPr>
-            </w:pPr>
-            <w:r>
-              <w:rPr>
-                <w:rFonts w:ascii="Times New Roman" w:hAnsi="Times New Roman" w:cs="Times New Roman"/>
-                <w:b/>
-                <w:bCs/>
-                <w:lang w:val="pt-BR"/>
-              </w:rPr>
-              <w:t>Dimensão: Antropometria</w:t>
-            </w:r>
-          </w:p>
-        </w:tc>
-      </w:tr>
-      <w:tr>
-        <w:trPr>
-          <w:trHeight w:val="397"/>
-        </w:trPr>
-        <w:tc>
-          <w:tcPr>
-            <w:tcW w:w="3828" w:type="dxa"/>
-            <w:tcBorders>
-              <w:left w:val="nil"/>
-              <w:right w:val="single" w:sz="4" w:space="0" w:color="auto"/>
-            </w:tcBorders>
-          </w:tcPr>
-          <w:p>
-            <w:pPr>
-              <w:rPr>
-                <w:rFonts w:ascii="Times New Roman" w:hAnsi="Times New Roman" w:cs="Times New Roman"/>
-                <w:b/>
-                <w:bCs/>
-                <w:lang w:val="pt-BR"/>
-              </w:rPr>
-            </w:pPr>
-            <w:r>
-              <w:rPr>
-                <w:rFonts w:ascii="Times New Roman" w:hAnsi="Times New Roman" w:cs="Times New Roman"/>
-                <w:b/>
-                <w:bCs/>
-                <w:lang w:val="pt-BR"/>
-              </w:rPr>
-              <w:lastRenderedPageBreak/>
-              <w:t>Peso Aferido:</w:t>
-            </w:r>
-            <w:r>
-              <w:rPr>
-                <w:rFonts w:ascii="Times New Roman" w:hAnsi="Times New Roman" w:cs="Times New Roman"/>
-                <w:b/>
-                <w:bCs/>
-                <w:color w:val="EE0000"/>
-                <w:lang w:val="pt-BR"/>
-              </w:rPr>
-              <w:t xml:space="preserve"> </w:t>
-            </w:r>
-            <w:r>
-              <w:rPr>
-                <w:rFonts w:ascii="Times New Roman" w:hAnsi="Times New Roman" w:cs="Times New Roman"/>
-                <w:lang w:val="pt-BR"/>
-              </w:rPr>
-              <w:t>A literatura científica consolida que o excesso de peso (sobrepeso e obesidade) não apenas impõe uma sobrecarga mecânica destrutiva sobre as articulações de sustentação, acelerando o desgaste das cartilagens, mas também atua como um potente gatilho pró-inflamatório. O tecido adiposo funciona como um órgão endócrino ativo, secretando citocinas (adipocinas) que agravam a inflamação sistêmica característica da artrite e do reumatismo (MALTA et al., 2021).</w:t>
-            </w:r>
-          </w:p>
-        </w:tc>
-        <w:tc>
-          <w:tcPr>
-            <w:tcW w:w="1834" w:type="dxa"/>
-            <w:tcBorders>
-              <w:left w:val="single" w:sz="4" w:space="0" w:color="auto"/>
-              <w:right w:val="single" w:sz="4" w:space="0" w:color="auto"/>
-            </w:tcBorders>
-          </w:tcPr>
-          <w:p>
-            <w:pPr>
-              <w:rPr>
-                <w:rFonts w:ascii="Times New Roman" w:hAnsi="Times New Roman" w:cs="Times New Roman"/>
-                <w:lang w:val="pt-BR"/>
-              </w:rPr>
-            </w:pPr>
-            <w:r>
-              <w:rPr>
-                <w:rFonts w:ascii="Times New Roman" w:hAnsi="Times New Roman" w:cs="Times New Roman"/>
-                <w:lang w:val="pt-BR"/>
-              </w:rPr>
-              <w:t>- Valor único do peso aferido (medido)</w:t>
-            </w:r>
-          </w:p>
-          <w:p>
-            <w:pPr>
-              <w:rPr>
-                <w:rFonts w:ascii="Times New Roman" w:hAnsi="Times New Roman" w:cs="Times New Roman"/>
-                <w:b/>
-                <w:bCs/>
-                <w:color w:val="EE0000"/>
-                <w:lang w:val="pt-BR"/>
-              </w:rPr>
-            </w:pPr>
-          </w:p>
-          <w:p>
-            <w:pPr>
-              <w:rPr>
-                <w:rFonts w:ascii="Times New Roman" w:hAnsi="Times New Roman" w:cs="Times New Roman"/>
-                <w:lang w:val="pt-BR"/>
-              </w:rPr>
-            </w:pPr>
-          </w:p>
-        </w:tc>
-        <w:tc>
-          <w:tcPr>
-            <w:tcW w:w="2832" w:type="dxa"/>
-            <w:tcBorders>
-              <w:left w:val="single" w:sz="4" w:space="0" w:color="auto"/>
-              <w:right w:val="nil"/>
-            </w:tcBorders>
-          </w:tcPr>
-          <w:p>
-            <w:pPr>
-              <w:rPr>
-                <w:rFonts w:ascii="Times New Roman" w:hAnsi="Times New Roman" w:cs="Times New Roman"/>
-                <w:lang w:val="pt-BR"/>
-              </w:rPr>
-            </w:pPr>
-            <w:r>
-              <w:rPr>
-                <w:rFonts w:ascii="Times New Roman" w:hAnsi="Times New Roman" w:cs="Times New Roman"/>
-                <w:lang w:val="pt-BR"/>
-              </w:rPr>
-              <w:t>- Código P00104 Peso - Final (em kg)</w:t>
-            </w:r>
-          </w:p>
-          <w:p>
-            <w:pPr>
-              <w:rPr>
-                <w:rFonts w:ascii="Times New Roman" w:hAnsi="Times New Roman" w:cs="Times New Roman"/>
-                <w:lang w:val="pt-BR"/>
-              </w:rPr>
-            </w:pPr>
-            <w:r>
-              <w:rPr>
-                <w:rFonts w:ascii="Times New Roman" w:hAnsi="Times New Roman" w:cs="Times New Roman"/>
-                <w:lang w:val="pt-BR"/>
-              </w:rPr>
-              <w:t>(3 inteiros e 1 casa decimal)</w:t>
-            </w:r>
-          </w:p>
-          <w:p>
-            <w:pPr>
-              <w:rPr>
-                <w:rFonts w:ascii="Times New Roman" w:hAnsi="Times New Roman" w:cs="Times New Roman"/>
-                <w:lang w:val="pt-BR"/>
-              </w:rPr>
-            </w:pPr>
-          </w:p>
-          <w:p>
-            <w:pPr>
-              <w:rPr>
-                <w:rFonts w:ascii="Times New Roman" w:hAnsi="Times New Roman" w:cs="Times New Roman"/>
-                <w:lang w:val="pt-BR"/>
-              </w:rPr>
-            </w:pPr>
-            <w:r>
-              <w:rPr>
-                <w:rFonts w:ascii="Times New Roman" w:hAnsi="Times New Roman" w:cs="Times New Roman"/>
-                <w:lang w:val="pt-BR"/>
-              </w:rPr>
-              <w:t>Fonte: BD-PNS</w:t>
-            </w:r>
-          </w:p>
-          <w:p>
-            <w:pPr>
-              <w:rPr>
-                <w:rFonts w:ascii="Times New Roman" w:hAnsi="Times New Roman" w:cs="Times New Roman"/>
-                <w:highlight w:val="red"/>
-                <w:lang w:val="pt-BR"/>
-              </w:rPr>
-            </w:pPr>
-          </w:p>
-        </w:tc>
-      </w:tr>
-      <w:tr>
-        <w:trPr>
-          <w:trHeight w:val="397"/>
-        </w:trPr>
-        <w:tc>
-          <w:tcPr>
-            <w:tcW w:w="3828" w:type="dxa"/>
-            <w:tcBorders>
-              <w:left w:val="nil"/>
-              <w:right w:val="single" w:sz="4" w:space="0" w:color="auto"/>
-            </w:tcBorders>
-          </w:tcPr>
-          <w:p>
-            <w:pPr>
-              <w:rPr>
-                <w:rFonts w:ascii="Times New Roman" w:hAnsi="Times New Roman" w:cs="Times New Roman"/>
-                <w:lang w:val="pt-BR"/>
-              </w:rPr>
-            </w:pPr>
-            <w:r>
-              <w:rPr>
-                <w:rFonts w:ascii="Times New Roman" w:hAnsi="Times New Roman" w:cs="Times New Roman"/>
-                <w:b/>
-                <w:bCs/>
-                <w:lang w:val="pt-BR"/>
-              </w:rPr>
-              <w:t>Altura Aferida:</w:t>
-            </w:r>
-            <w:r>
-              <w:rPr>
-                <w:rFonts w:ascii="Times New Roman" w:hAnsi="Times New Roman" w:cs="Times New Roman"/>
-                <w:b/>
-                <w:bCs/>
-                <w:color w:val="EE0000"/>
-                <w:lang w:val="pt-BR"/>
-              </w:rPr>
-              <w:t xml:space="preserve"> </w:t>
-            </w:r>
-            <w:r>
-              <w:rPr>
-                <w:rFonts w:ascii="Times New Roman" w:hAnsi="Times New Roman" w:cs="Times New Roman"/>
-                <w:lang w:val="pt-BR"/>
-              </w:rPr>
-              <w:t>O IMC é a verdadeira variável de interesse preditivo. A literatura reumatológica e nutricional demonstra que o excesso de massa corporal (detectado pela proporção peso/altura) exerce uma compressão mecânica devastadora sobre as articulações de sustentação do idoso, como joelhos e quadris. Além do desgaste físico, a obesidade atua como um fator pró-inflamatório sistêmico através da secreção crônica de adipocinas, que aceleram o agravamento da artrite (MALTA et al., 2021).</w:t>
-            </w:r>
-          </w:p>
-        </w:tc>
-        <w:tc>
-          <w:tcPr>
-            <w:tcW w:w="1834" w:type="dxa"/>
-            <w:tcBorders>
-              <w:left w:val="single" w:sz="4" w:space="0" w:color="auto"/>
-              <w:right w:val="single" w:sz="4" w:space="0" w:color="auto"/>
-            </w:tcBorders>
-          </w:tcPr>
-          <w:p>
-            <w:pPr>
-              <w:rPr>
-                <w:rFonts w:ascii="Times New Roman" w:hAnsi="Times New Roman" w:cs="Times New Roman"/>
-                <w:lang w:val="pt-BR"/>
-              </w:rPr>
-            </w:pPr>
-            <w:r>
-              <w:rPr>
-                <w:rFonts w:ascii="Times New Roman" w:hAnsi="Times New Roman" w:cs="Times New Roman"/>
-                <w:lang w:val="pt-BR"/>
-              </w:rPr>
-              <w:t>- Valor único da altura aferida (medida)</w:t>
-            </w:r>
-          </w:p>
-          <w:p>
-            <w:pPr>
-              <w:rPr>
-                <w:rFonts w:ascii="Times New Roman" w:hAnsi="Times New Roman" w:cs="Times New Roman"/>
-                <w:b/>
-                <w:bCs/>
-                <w:color w:val="EE0000"/>
-                <w:lang w:val="pt-BR"/>
-              </w:rPr>
-            </w:pPr>
-          </w:p>
-          <w:p>
-            <w:pPr>
-              <w:rPr>
-                <w:rFonts w:ascii="Times New Roman" w:hAnsi="Times New Roman" w:cs="Times New Roman"/>
-                <w:lang w:val="pt-BR"/>
-              </w:rPr>
-            </w:pPr>
-          </w:p>
-        </w:tc>
-        <w:tc>
-          <w:tcPr>
-            <w:tcW w:w="2832" w:type="dxa"/>
-            <w:tcBorders>
-              <w:left w:val="single" w:sz="4" w:space="0" w:color="auto"/>
-              <w:right w:val="nil"/>
-            </w:tcBorders>
-          </w:tcPr>
-          <w:p>
-            <w:pPr>
-              <w:rPr>
-                <w:rFonts w:ascii="Times New Roman" w:hAnsi="Times New Roman" w:cs="Times New Roman"/>
-                <w:lang w:val="pt-BR"/>
-              </w:rPr>
-            </w:pPr>
-            <w:r>
-              <w:rPr>
-                <w:rFonts w:ascii="Times New Roman" w:hAnsi="Times New Roman" w:cs="Times New Roman"/>
-                <w:lang w:val="pt-BR"/>
-              </w:rPr>
-              <w:t>- Código P00404: Altura - Final (em cm)</w:t>
-            </w:r>
-          </w:p>
-          <w:p>
-            <w:pPr>
-              <w:rPr>
-                <w:rFonts w:ascii="Times New Roman" w:hAnsi="Times New Roman" w:cs="Times New Roman"/>
-                <w:lang w:val="pt-BR"/>
-              </w:rPr>
-            </w:pPr>
-            <w:r>
-              <w:rPr>
-                <w:rFonts w:ascii="Times New Roman" w:hAnsi="Times New Roman" w:cs="Times New Roman"/>
-                <w:lang w:val="pt-BR"/>
-              </w:rPr>
-              <w:t>(3 inteiros)</w:t>
-            </w:r>
-          </w:p>
-          <w:p>
-            <w:pPr>
-              <w:rPr>
-                <w:rFonts w:ascii="Times New Roman" w:hAnsi="Times New Roman" w:cs="Times New Roman"/>
-                <w:lang w:val="pt-BR"/>
-              </w:rPr>
-            </w:pPr>
-          </w:p>
-          <w:p>
-            <w:pPr>
-              <w:rPr>
-                <w:rFonts w:ascii="Times New Roman" w:hAnsi="Times New Roman" w:cs="Times New Roman"/>
-                <w:lang w:val="pt-BR"/>
-              </w:rPr>
-            </w:pPr>
-            <w:r>
-              <w:rPr>
-                <w:rFonts w:ascii="Times New Roman" w:hAnsi="Times New Roman" w:cs="Times New Roman"/>
-                <w:lang w:val="pt-BR"/>
-              </w:rPr>
-              <w:t>Fonte: BD-PNS</w:t>
-            </w:r>
-          </w:p>
-          <w:p>
-            <w:pPr>
-              <w:rPr>
-                <w:rFonts w:ascii="Times New Roman" w:hAnsi="Times New Roman" w:cs="Times New Roman"/>
-                <w:b/>
-                <w:bCs/>
-                <w:color w:val="EE0000"/>
-                <w:lang w:val="pt-BR"/>
-              </w:rPr>
-            </w:pPr>
-          </w:p>
-          <w:p>
-            <w:pPr>
-              <w:rPr>
-                <w:rFonts w:ascii="Times New Roman" w:hAnsi="Times New Roman" w:cs="Times New Roman"/>
-                <w:highlight w:val="red"/>
-                <w:lang w:val="pt-BR"/>
-              </w:rPr>
-            </w:pPr>
-          </w:p>
-        </w:tc>
-      </w:tr>
-    </w:tbl>
+          <w:i/>
+          <w:color w:val="595959"/>
+          <w:sz w:val="17"/>
+        </w:rPr>
+      </w:pPr>
+    </w:p>
+    <w:p>
+      <w:pPr>
+        <w:jc w:val="center"/>
+        <w:rPr>
+          <w:rFonts w:ascii="Times New Roman" w:hAnsi="Times New Roman" w:cs="Times New Roman"/>
+          <w:i/>
+          <w:color w:val="EE0000"/>
+          <w:sz w:val="17"/>
+        </w:rPr>
+      </w:pPr>
+      <w:r>
+        <w:rPr>
+          <w:rFonts w:ascii="Times New Roman" w:hAnsi="Times New Roman" w:cs="Times New Roman"/>
+          <w:i/>
+          <w:color w:val="EE0000"/>
+          <w:sz w:val="17"/>
+        </w:rPr>
+        <w:t>Falta resumir a tabela descritiva do modelo conceitual</w:t>
+      </w:r>
+    </w:p>
     <w:p>
       <w:pPr>
         <w:jc w:val="center"/>
@@ -8227,14 +3520,7 @@
         <w:rPr>
           <w:rFonts w:ascii="Times New Roman" w:hAnsi="Times New Roman" w:cs="Times New Roman"/>
         </w:rPr>
-        <w:t xml:space="preserve">Como a base já vem tratada e consolidada pelo IBGE, partimos do princípio de que não há inconsistências estruturais. A PNS usa roteamento condicional: a resposta de uma pergunta 'pai' decide se a pergunta 'filho' chega a ser feita. Por exemplo, J012 ('quantas vezes consultou um médico nos últimos 12 meses?') só era perguntada a quem havia consultado no último ano, segundo J01101; quem não consultou nunca respondeu J012, e o campo ficou vazio. Esse vazio não é um valor desconhecido — significa zero consultas. Por isso resolvemos primeiro os skip patterns e só depois auditamos e imputamos o que restava. Foram mapeados oito skip patterns (J012←J01101, P035←P034, P02801←P027, P029←P027, P03201←P027, P03202←P03201, G060←G059 e G062←G059). Dois deles tinham, de fato, valores estruturais a preencher: J012 (consultas no último ano) e P03202 (máximo de doses em um episódio de </w:t>
-      </w:r>
-      <w:r>
-        <w:rPr>
-          <w:rFonts w:ascii="Times New Roman" w:hAnsi="Times New Roman" w:cs="Times New Roman"/>
-        </w:rPr>
-        <w:lastRenderedPageBreak/>
-        <w:t>consumo, zerado para quem não relatou episódios de binge). No desenho com comorbidades isso somou 9.335 células (J012 = 1.489 e P03202 = 7.846); no desenho de artrite pura, 5.777 (J012 = 1.344 e P03202 = 4.433).</w:t>
+        <w:t>Como a base já vem tratada e consolidada pelo IBGE, partimos do princípio de que não há inconsistências estruturais. A PNS usa roteamento condicional: a resposta de uma pergunta 'pai' decide se a pergunta 'filho' chega a ser feita. Por exemplo, J012 ('quantas vezes consultou um médico nos últimos 12 meses?') só era perguntada a quem havia consultado no último ano, segundo J01101; quem não consultou nunca respondeu J012, e o campo ficou vazio. Esse vazio não é um valor desconhecido — significa zero consultas. Por isso resolvemos primeiro os skip patterns e só depois auditamos e imputamos o que restava. Foram mapeados oito skip patterns (J012←J01101, P035←P034, P02801←P027, P029←P027, P03201←P027, P03202←P03201, G060←G059 e G062←G059). Dois deles tinham, de fato, valores estruturais a preencher: J012 (consultas no último ano) e P03202 (máximo de doses em um episódio de consumo, zerado para quem não relatou episódios de binge). No desenho com comorbidades isso somou 9.335 células (J012 = 1.489 e P03202 = 7.846); no desenho de artrite pura, 5.777 (J012 = 1.344 e P03202 = 4.433).</w:t>
       </w:r>
     </w:p>
     <w:p>
@@ -9705,85 +4991,19 @@
           <w:color w:val="595959"/>
           <w:sz w:val="17"/>
         </w:rPr>
-        <w:t>Tabela 3.5 — Log de detecção de outliers pelo método IQR×3,0 por classe (desenho com comorbidades).</w:t>
-      </w:r>
-    </w:p>
-    <w:p>
-      <w:pPr>
-        <w:jc w:val="center"/>
-        <w:rPr>
-          <w:rFonts w:ascii="Times New Roman" w:hAnsi="Times New Roman" w:cs="Times New Roman"/>
-        </w:rPr>
-      </w:pPr>
-    </w:p>
-    <w:p>
-      <w:pPr>
-        <w:jc w:val="center"/>
-        <w:rPr>
-          <w:rFonts w:ascii="Times New Roman" w:hAnsi="Times New Roman" w:cs="Times New Roman"/>
-        </w:rPr>
-      </w:pPr>
-      <w:r>
-        <w:rPr>
-          <w:rFonts w:ascii="Times New Roman" w:hAnsi="Times New Roman" w:cs="Times New Roman"/>
-          <w:noProof/>
-        </w:rPr>
-        <w:drawing>
-          <wp:inline distT="0" distB="0" distL="0" distR="0" wp14:anchorId="0CDEBDFB" wp14:editId="582AF743">
-            <wp:extent cx="5220000" cy="2762838"/>
-            <wp:effectExtent l="0" t="0" r="0" b="0"/>
-            <wp:docPr id="2" name="Picture 2"/>
-            <wp:cNvGraphicFramePr>
-              <a:graphicFrameLocks xmlns:a="http://schemas.openxmlformats.org/drawingml/2006/main" noChangeAspect="1"/>
-            </wp:cNvGraphicFramePr>
-            <a:graphic xmlns:a="http://schemas.openxmlformats.org/drawingml/2006/main">
-              <a:graphicData uri="http://schemas.openxmlformats.org/drawingml/2006/picture">
-                <pic:pic xmlns:pic="http://schemas.openxmlformats.org/drawingml/2006/picture">
-                  <pic:nvPicPr>
-                    <pic:cNvPr id="0" name="etapa4_boxplots_outliers.png"/>
-                    <pic:cNvPicPr/>
-                  </pic:nvPicPr>
-                  <pic:blipFill>
-                    <a:blip r:embed="rId10"/>
-                    <a:stretch>
-                      <a:fillRect/>
-                    </a:stretch>
-                  </pic:blipFill>
-                  <pic:spPr>
-                    <a:xfrm>
-                      <a:off x="0" y="0"/>
-                      <a:ext cx="5220000" cy="2762838"/>
-                    </a:xfrm>
-                    <a:prstGeom prst="rect">
-                      <a:avLst/>
-                    </a:prstGeom>
-                  </pic:spPr>
-                </pic:pic>
-              </a:graphicData>
-            </a:graphic>
-          </wp:inline>
-        </w:drawing>
-      </w:r>
-    </w:p>
-    <w:p>
-      <w:pPr>
-        <w:jc w:val="center"/>
+        <w:t>Tabela 3.5 — Log de detecção de outliers pelo método IQR×3,0 por classe (desenho com comorbidades</w:t>
+      </w:r>
+      <w:proofErr w:type="gramStart"/>
+      <w:r>
         <w:rPr>
           <w:rFonts w:ascii="Times New Roman" w:hAnsi="Times New Roman" w:cs="Times New Roman"/>
           <w:i/>
           <w:color w:val="595959"/>
           <w:sz w:val="17"/>
         </w:rPr>
-      </w:pPr>
-      <w:r>
-        <w:rPr>
-          <w:rFonts w:ascii="Times New Roman" w:hAnsi="Times New Roman" w:cs="Times New Roman"/>
-          <w:i/>
-          <w:color w:val="595959"/>
-          <w:sz w:val="17"/>
-        </w:rPr>
-        <w:t>Figura 3.2 — Boxplots das variáveis-chave antes e depois da remoção de outliers.</w:t>
-      </w:r>
+        <w:t>)..</w:t>
+      </w:r>
+      <w:proofErr w:type="gramEnd"/>
       <w:r>
         <w:rPr>
           <w:rFonts w:ascii="Times New Roman" w:hAnsi="Times New Roman" w:cs="Times New Roman"/>
@@ -10343,7 +5563,6 @@
               <w:rPr>
                 <w:rFonts w:ascii="Times New Roman" w:hAnsi="Times New Roman" w:cs="Times New Roman"/>
               </w:rPr>
-              <w:lastRenderedPageBreak/>
               <w:t>Alcool_cat</w:t>
             </w:r>
           </w:p>
@@ -10878,7 +6097,14 @@
         <w:rPr>
           <w:rFonts w:ascii="Times New Roman" w:hAnsi="Times New Roman" w:cs="Times New Roman"/>
         </w:rPr>
-        <w:t xml:space="preserve"> IMC) ao falar de duplicações e redundâncias. Reduzimos então duas variáveis a uma só, sem perder a informação que de fato interessa: é o IMC, e não o peso bruto, que a literatura clínica associa à sobrecarga articular e ao estado pró-inflamatório.</w:t>
+        <w:t xml:space="preserve"> IMC) ao falar de duplicações </w:t>
+      </w:r>
+      <w:r>
+        <w:rPr>
+          <w:rFonts w:ascii="Times New Roman" w:hAnsi="Times New Roman" w:cs="Times New Roman"/>
+        </w:rPr>
+        <w:lastRenderedPageBreak/>
+        <w:t>e redundâncias. Reduzimos então duas variáveis a uma só, sem perder a informação que de fato interessa: é o IMC, e não o peso bruto, que a literatura clínica associa à sobrecarga articular e ao estado pró-inflamatório.</w:t>
       </w:r>
     </w:p>
     <w:p>
@@ -11051,22 +6277,22 @@
         <w:rPr>
           <w:rFonts w:ascii="Times New Roman" w:hAnsi="Times New Roman" w:cs="Times New Roman"/>
         </w:rPr>
+        <w:t>A frequência alimentar pediu um cuidado diferente. Os dois escores não têm norma externa — não existe uma “OMS do escore alimentar” —, então cortá-los por quartis seria arbitrário e, pior, trataria cada um de forma isolada, justamente perdendo a interação entre dieta protetora e dieta pró-inflamatória que nos interessa. Por isso seguimos Ribeiro e Zárate (2019), também do grupo do orientador, que combina blocos de frequência por produto cartesiano. Os dois escores viram os eixos de um plano, cada eixo é cortado pela mediana, e o cruzamento gera quatro quadrantes reunidos numa única variável ordinal, a Padrao_Alimentar_cat (Figura 3.3). Os quadrantes vão do Protetor (consumo pró-inflamatório baixo e protetor alto) ao Pró-inflamatório (pró-inflamatório alto e protetor baixo), passando pelo Pobre e pelo Misto.</w:t>
+      </w:r>
+    </w:p>
+    <w:p>
+      <w:pPr>
+        <w:jc w:val="center"/>
+        <w:rPr>
+          <w:rFonts w:ascii="Times New Roman" w:hAnsi="Times New Roman" w:cs="Times New Roman"/>
+        </w:rPr>
+      </w:pPr>
+      <w:r>
+        <w:rPr>
+          <w:rFonts w:ascii="Times New Roman" w:hAnsi="Times New Roman" w:cs="Times New Roman"/>
+          <w:noProof/>
+        </w:rPr>
         <w:lastRenderedPageBreak/>
-        <w:t>A frequência alimentar pediu um cuidado diferente. Os dois escores não têm norma externa — não existe uma “OMS do escore alimentar” —, então cortá-los por quartis seria arbitrário e, pior, trataria cada um de forma isolada, justamente perdendo a interação entre dieta protetora e dieta pró-inflamatória que nos interessa. Por isso seguimos Ribeiro e Zárate (2019), também do grupo do orientador, que combina blocos de frequência por produto cartesiano. Os dois escores viram os eixos de um plano, cada eixo é cortado pela mediana, e o cruzamento gera quatro quadrantes reunidos numa única variável ordinal, a Padrao_Alimentar_cat (Figura 3.3). Os quadrantes vão do Protetor (consumo pró-inflamatório baixo e protetor alto) ao Pró-inflamatório (pró-inflamatório alto e protetor baixo), passando pelo Pobre e pelo Misto.</w:t>
-      </w:r>
-    </w:p>
-    <w:p>
-      <w:pPr>
-        <w:jc w:val="center"/>
-        <w:rPr>
-          <w:rFonts w:ascii="Times New Roman" w:hAnsi="Times New Roman" w:cs="Times New Roman"/>
-        </w:rPr>
-      </w:pPr>
-      <w:r>
-        <w:rPr>
-          <w:rFonts w:ascii="Times New Roman" w:hAnsi="Times New Roman" w:cs="Times New Roman"/>
-          <w:noProof/>
-        </w:rPr>
         <w:drawing>
           <wp:inline distT="0" distB="0" distL="0" distR="0" wp14:anchorId="6E830A3E" wp14:editId="342CD247">
             <wp:extent cx="4572000" cy="3133716"/>
@@ -11083,7 +6309,7 @@
                     <pic:cNvPicPr/>
                   </pic:nvPicPr>
                   <pic:blipFill>
-                    <a:blip r:embed="rId11"/>
+                    <a:blip r:embed="rId10"/>
                     <a:stretch>
                       <a:fillRect/>
                     </a:stretch>
@@ -11142,9 +6368,9 @@
           <w:noProof/>
         </w:rPr>
         <w:drawing>
-          <wp:inline distT="0" distB="0" distL="0" distR="0" wp14:anchorId="368BBB0C" wp14:editId="29937940">
-            <wp:extent cx="5577840" cy="2400505"/>
-            <wp:effectExtent l="0" t="0" r="0" b="0"/>
+          <wp:inline distT="0" distB="0" distL="0" distR="0" wp14:anchorId="368BBB0C" wp14:editId="20D58A3B">
+            <wp:extent cx="4545892" cy="1956391"/>
+            <wp:effectExtent l="0" t="0" r="7620" b="6350"/>
             <wp:docPr id="1808435989" name="Picture 1808435989"/>
             <wp:cNvGraphicFramePr>
               <a:graphicFrameLocks xmlns:a="http://schemas.openxmlformats.org/drawingml/2006/main" noChangeAspect="1"/>
@@ -11157,7 +6383,7 @@
                     <pic:cNvPicPr/>
                   </pic:nvPicPr>
                   <pic:blipFill>
-                    <a:blip r:embed="rId12"/>
+                    <a:blip r:embed="rId11"/>
                     <a:stretch>
                       <a:fillRect/>
                     </a:stretch>
@@ -11165,7 +6391,7 @@
                   <pic:spPr>
                     <a:xfrm>
                       <a:off x="0" y="0"/>
-                      <a:ext cx="5577840" cy="2400505"/>
+                      <a:ext cx="4561267" cy="1963008"/>
                     </a:xfrm>
                     <a:prstGeom prst="rect">
                       <a:avLst/>
@@ -11185,16 +6411,31 @@
           <w:rFonts w:ascii="Times New Roman" w:hAnsi="Times New Roman" w:cs="Times New Roman"/>
         </w:rPr>
       </w:pPr>
+    </w:p>
+    <w:p>
+      <w:pPr>
+        <w:jc w:val="center"/>
+        <w:rPr>
+          <w:rFonts w:ascii="Times New Roman" w:hAnsi="Times New Roman" w:cs="Times New Roman"/>
+        </w:rPr>
+      </w:pPr>
+    </w:p>
+    <w:p>
+      <w:pPr>
+        <w:jc w:val="center"/>
+        <w:rPr>
+          <w:rFonts w:ascii="Times New Roman" w:hAnsi="Times New Roman" w:cs="Times New Roman"/>
+        </w:rPr>
+      </w:pPr>
       <w:r>
         <w:rPr>
           <w:rFonts w:ascii="Times New Roman" w:hAnsi="Times New Roman" w:cs="Times New Roman"/>
           <w:noProof/>
         </w:rPr>
-        <w:lastRenderedPageBreak/>
         <w:drawing>
-          <wp:inline distT="0" distB="0" distL="0" distR="0" wp14:anchorId="603A7359" wp14:editId="3D68045C">
-            <wp:extent cx="4572000" cy="3133716"/>
-            <wp:effectExtent l="0" t="0" r="0" b="0"/>
+          <wp:inline distT="0" distB="0" distL="0" distR="0" wp14:anchorId="603A7359" wp14:editId="116E8792">
+            <wp:extent cx="3742660" cy="2565274"/>
+            <wp:effectExtent l="0" t="0" r="0" b="6985"/>
             <wp:docPr id="1087487487" name="Picture 1808435988"/>
             <wp:cNvGraphicFramePr>
               <a:graphicFrameLocks xmlns:a="http://schemas.openxmlformats.org/drawingml/2006/main" noChangeAspect="1"/>
@@ -11207,7 +6448,7 @@
                     <pic:cNvPicPr/>
                   </pic:nvPicPr>
                   <pic:blipFill>
-                    <a:blip r:embed="rId11"/>
+                    <a:blip r:embed="rId10"/>
                     <a:stretch>
                       <a:fillRect/>
                     </a:stretch>
@@ -11215,7 +6456,7 @@
                   <pic:spPr>
                     <a:xfrm>
                       <a:off x="0" y="0"/>
-                      <a:ext cx="4572000" cy="3133716"/>
+                      <a:ext cx="3751722" cy="2571485"/>
                     </a:xfrm>
                     <a:prstGeom prst="rect">
                       <a:avLst/>
@@ -11267,6 +6508,7 @@
         <w:rPr>
           <w:rFonts w:ascii="Times New Roman" w:hAnsi="Times New Roman" w:cs="Times New Roman"/>
         </w:rPr>
+        <w:lastRenderedPageBreak/>
         <w:t>A Figura 3.4 mostra onde os idosos caem de fato no plano. O corte pela mediana deixa os quatro quadrantes razoavelmente equilibrados em tamanho, o que é desejável: nenhuma faixa fica vazia ou dominante. As medianas diferem entre os desenhos (no inflamatório, 12,0 no Desenho 1 e 8,2 no Desenho 2), o que é esperado, já que as coortes são diferentes.</w:t>
       </w:r>
     </w:p>
@@ -11307,7 +6549,7 @@
                     <pic:cNvPicPr/>
                   </pic:nvPicPr>
                   <pic:blipFill>
-                    <a:blip r:embed="rId13"/>
+                    <a:blip r:embed="rId12"/>
                     <a:stretch>
                       <a:fillRect/>
                     </a:stretch>
@@ -11383,7 +6625,6 @@
           <w:rFonts w:ascii="Times New Roman" w:hAnsi="Times New Roman" w:cs="Times New Roman"/>
           <w:noProof/>
         </w:rPr>
-        <w:lastRenderedPageBreak/>
         <w:drawing>
           <wp:inline distT="0" distB="0" distL="0" distR="0" wp14:anchorId="017721F8" wp14:editId="24FF106A">
             <wp:extent cx="5760720" cy="1049701"/>
@@ -11400,7 +6641,7 @@
                     <pic:cNvPicPr/>
                   </pic:nvPicPr>
                   <pic:blipFill>
-                    <a:blip r:embed="rId14"/>
+                    <a:blip r:embed="rId13"/>
                     <a:stretch>
                       <a:fillRect/>
                     </a:stretch>
@@ -11508,7 +6749,14 @@
         <w:rPr>
           <w:rFonts w:ascii="Times New Roman" w:hAnsi="Times New Roman" w:cs="Times New Roman"/>
         </w:rPr>
-        <w:t>A seleção de atributos cumpre dois papéis no nosso pipeline. O primeiro é exploratório: usamos entropia e correlação apenas para sinalizar atributos problemáticos. Entropia muito baixa indica uma variável quase constante, candidata a remoção; correlação muito alta com o alvo acende um alerta de variável-consequência, no sentido da discussão de “consequência × causalidade” vista em aula. Vale reforçar que essas medidas só sinalizam — elas nunca definem os cortes da discretização, que segue não-supervisionada.</w:t>
+        <w:t xml:space="preserve">A seleção de atributos cumpre dois papéis no nosso pipeline. O primeiro é exploratório: usamos entropia e correlação apenas para sinalizar atributos problemáticos. Entropia muito baixa indica uma variável quase constante, candidata a remoção; correlação muito alta com o alvo acende um alerta de variável-consequência, no sentido da discussão de “consequência × causalidade” vista em aula. Vale </w:t>
+      </w:r>
+      <w:r>
+        <w:rPr>
+          <w:rFonts w:ascii="Times New Roman" w:hAnsi="Times New Roman" w:cs="Times New Roman"/>
+        </w:rPr>
+        <w:lastRenderedPageBreak/>
+        <w:t>reforçar que essas medidas só sinalizam — elas nunca definem os cortes da discretização, que segue não-supervisionada.</w:t>
       </w:r>
     </w:p>
     <w:p>
@@ -13609,6 +8857,7 @@
           <w:rFonts w:ascii="Times New Roman" w:hAnsi="Times New Roman" w:cs="Times New Roman"/>
           <w:noProof/>
         </w:rPr>
+        <w:lastRenderedPageBreak/>
         <w:drawing>
           <wp:inline distT="0" distB="0" distL="0" distR="0" wp14:anchorId="6E943A39" wp14:editId="478A99E9">
             <wp:extent cx="5220000" cy="3164048"/>
@@ -13625,7 +8874,7 @@
                     <pic:cNvPicPr/>
                   </pic:nvPicPr>
                   <pic:blipFill>
-                    <a:blip r:embed="rId15"/>
+                    <a:blip r:embed="rId14"/>
                     <a:stretch>
                       <a:fillRect/>
                     </a:stretch>
@@ -15085,7 +10334,6 @@
                 <w:szCs w:val="15"/>
                 <w:lang w:val="pt-BR"/>
               </w:rPr>
-              <w:lastRenderedPageBreak/>
               <w:t>Verduras (dias/sem.)</w:t>
             </w:r>
           </w:p>
@@ -17071,6 +12319,7 @@
                 <w:sz w:val="15"/>
                 <w:szCs w:val="15"/>
               </w:rPr>
+              <w:lastRenderedPageBreak/>
               <w:t>Feijão (dias/sem.)</w:t>
             </w:r>
           </w:p>
@@ -18612,7 +13861,6 @@
           <w:rFonts w:ascii="Times New Roman" w:hAnsi="Times New Roman" w:cs="Times New Roman"/>
           <w:noProof/>
         </w:rPr>
-        <w:lastRenderedPageBreak/>
         <w:drawing>
           <wp:inline distT="0" distB="0" distL="0" distR="0" wp14:anchorId="2B3F6D91" wp14:editId="3B5B190F">
             <wp:extent cx="5220000" cy="5378182"/>
@@ -18629,7 +13877,7 @@
                     <pic:cNvPicPr/>
                   </pic:nvPicPr>
                   <pic:blipFill>
-                    <a:blip r:embed="rId16"/>
+                    <a:blip r:embed="rId15"/>
                     <a:stretch>
                       <a:fillRect/>
                     </a:stretch>
@@ -18720,6 +13968,7 @@
           <w:rFonts w:ascii="Times New Roman" w:hAnsi="Times New Roman" w:cs="Times New Roman"/>
           <w:noProof/>
         </w:rPr>
+        <w:lastRenderedPageBreak/>
         <w:drawing>
           <wp:inline distT="0" distB="0" distL="0" distR="0" wp14:anchorId="30DD35EF" wp14:editId="316AD15D">
             <wp:extent cx="5220000" cy="1288508"/>
@@ -18736,7 +13985,7 @@
                     <pic:cNvPicPr/>
                   </pic:nvPicPr>
                   <pic:blipFill>
-                    <a:blip r:embed="rId17"/>
+                    <a:blip r:embed="rId16"/>
                     <a:stretch>
                       <a:fillRect/>
                     </a:stretch>
@@ -18808,14 +14057,7 @@
         <w:rPr>
           <w:rFonts w:ascii="Times New Roman" w:hAnsi="Times New Roman" w:cs="Times New Roman"/>
         </w:rPr>
-        <w:t xml:space="preserve">A Tabela 4.2 reúne todas as variáveis, quantitativas e qualitativas, com o teste estatístico apropriado, a estatística obtida, o p-valor e o intervalo de confiança de 95% da diferença de medianas (nas quantitativas, via bootstrap percentílico com 2.000 réplicas). Das 22 variáveis testadas, sete foram estatisticamente significativas: sexo (***), autoavaliação de saúde (***), IMC (**), consumo de frutas (**), consumo de feijão (**), consumo de refrigerante (*) e posse de plano de saúde médico (*). Chama atenção que nenhum hábito alimentar tipicamente pró-inflamatório (carne vermelha, doces, embutidos) tenha atingido significância — um achado que contraria a hipótese nutricional inicial. A análise de correlação entre as preditoras quantitativas também não encontrou nenhum par com |ρ| &gt; 0,50. A explicação mais provável é o </w:t>
-      </w:r>
-      <w:r>
-        <w:rPr>
-          <w:rFonts w:ascii="Times New Roman" w:hAnsi="Times New Roman" w:cs="Times New Roman"/>
-        </w:rPr>
-        <w:lastRenderedPageBreak/>
-        <w:t>viés de causalidade reversa: quem recebe o diagnóstico tende a modificar a alimentação em busca de melhora clínica.</w:t>
+        <w:t>A Tabela 4.2 reúne todas as variáveis, quantitativas e qualitativas, com o teste estatístico apropriado, a estatística obtida, o p-valor e o intervalo de confiança de 95% da diferença de medianas (nas quantitativas, via bootstrap percentílico com 2.000 réplicas). Das 22 variáveis testadas, sete foram estatisticamente significativas: sexo (***), autoavaliação de saúde (***), IMC (**), consumo de frutas (**), consumo de feijão (**), consumo de refrigerante (*) e posse de plano de saúde médico (*). Chama atenção que nenhum hábito alimentar tipicamente pró-inflamatório (carne vermelha, doces, embutidos) tenha atingido significância — um achado que contraria a hipótese nutricional inicial. A análise de correlação entre as preditoras quantitativas também não encontrou nenhum par com |ρ| &gt; 0,50. A explicação mais provável é o viés de causalidade reversa: quem recebe o diagnóstico tende a modificar a alimentação em busca de melhora clínica.</w:t>
       </w:r>
       <w:r>
         <w:rPr>
@@ -20051,6 +15293,7 @@
           <w:rFonts w:ascii="Times New Roman" w:hAnsi="Times New Roman" w:cs="Times New Roman"/>
           <w:noProof/>
         </w:rPr>
+        <w:lastRenderedPageBreak/>
         <w:drawing>
           <wp:inline distT="0" distB="0" distL="0" distR="0" wp14:anchorId="69EEB7D2" wp14:editId="060EE7BB">
             <wp:extent cx="5220000" cy="1796509"/>
@@ -20067,7 +15310,7 @@
                     <pic:cNvPicPr/>
                   </pic:nvPicPr>
                   <pic:blipFill>
-                    <a:blip r:embed="rId18"/>
+                    <a:blip r:embed="rId17"/>
                     <a:stretch>
                       <a:fillRect/>
                     </a:stretch>
@@ -20181,14 +15424,7 @@
         <w:rPr>
           <w:rFonts w:ascii="Times New Roman" w:hAnsi="Times New Roman" w:cs="Times New Roman"/>
         </w:rPr>
-        <w:t xml:space="preserve">Como o Desenho 1 (artrite pura) representa um perfil clinicamente atípico — apenas 494 idosos sem nenhuma outra doença crônica —, repetimos toda a análise bivariada no Desenho 2, que compara os 4.025 </w:t>
-      </w:r>
-      <w:r>
-        <w:rPr>
-          <w:rFonts w:ascii="Times New Roman" w:hAnsi="Times New Roman" w:cs="Times New Roman"/>
-        </w:rPr>
-        <w:lastRenderedPageBreak/>
-        <w:t>idosos com artrite e qualquer comorbidade contra os 4.332 saudáveis. Com um grupo de casos quase oito vezes maior, o poder estatístico aumenta substancialmente e o padrão observado no Desenho 1 reaparece de forma muito mais nítida (Tabela 4.4, Figuras 4.5 e 4.6).</w:t>
+        <w:t>Como o Desenho 1 (artrite pura) representa um perfil clinicamente atípico — apenas 494 idosos sem nenhuma outra doença crônica —, repetimos toda a análise bivariada no Desenho 2, que compara os 4.025 idosos com artrite e qualquer comorbidade contra os 4.332 saudáveis. Com um grupo de casos quase oito vezes maior, o poder estatístico aumenta substancialmente e o padrão observado no Desenho 1 reaparece de forma muito mais nítida (Tabela 4.4, Figuras 4.5 e 4.6).</w:t>
       </w:r>
     </w:p>
     <w:p>
@@ -21548,6 +16784,7 @@
               <w:rPr>
                 <w:rFonts w:ascii="Times New Roman" w:hAnsi="Times New Roman" w:cs="Times New Roman"/>
               </w:rPr>
+              <w:lastRenderedPageBreak/>
               <w:t>Carne vermelha (dias/sem.)</w:t>
             </w:r>
           </w:p>
@@ -22860,7 +18097,6 @@
               <w:rPr>
                 <w:rFonts w:ascii="Times New Roman" w:hAnsi="Times New Roman" w:cs="Times New Roman"/>
               </w:rPr>
-              <w:lastRenderedPageBreak/>
               <w:t>Frango (dias/sem.)</w:t>
             </w:r>
           </w:p>
@@ -24024,7 +19260,7 @@
                     <pic:cNvPicPr/>
                   </pic:nvPicPr>
                   <pic:blipFill>
-                    <a:blip r:embed="rId19"/>
+                    <a:blip r:embed="rId18"/>
                     <a:stretch>
                       <a:fillRect/>
                     </a:stretch>
@@ -24086,7 +19322,7 @@
                     <pic:cNvPicPr/>
                   </pic:nvPicPr>
                   <pic:blipFill>
-                    <a:blip r:embed="rId20"/>
+                    <a:blip r:embed="rId19"/>
                     <a:stretch>
                       <a:fillRect/>
                     </a:stretch>
@@ -25357,8 +20593,8 @@
       </w:r>
     </w:p>
     <w:sectPr>
-      <w:headerReference w:type="default" r:id="rId21"/>
-      <w:footerReference w:type="default" r:id="rId22"/>
+      <w:headerReference w:type="default" r:id="rId20"/>
+      <w:footerReference w:type="default" r:id="rId21"/>
       <w:pgSz w:w="11906" w:h="16838"/>
       <w:pgMar w:top="1440" w:right="1200" w:bottom="1440" w:left="1200" w:header="708" w:footer="708" w:gutter="0"/>
       <w:cols w:space="720"/>
